--- a/docs/entregables/Proyecto_Final_GD_Santamaria.docx
+++ b/docs/entregables/Proyecto_Final_GD_Santamaria.docx
@@ -204,171 +204,61 @@
                 <w:sz w:val="18"/>
                 <w:szCs w:val="18"/>
               </w:rPr>
-              <w:t xml:space="preserve">Se ha construido un entorno analítico </w:t>
-            </w:r>
-            <w:proofErr w:type="spellStart"/>
-            <w:r>
-              <w:rPr>
+              <w:t xml:space="preserve">Se ha construido un entorno analítico end-to-end sobre una base de datos operacional de venta de productos de salud (17 tablas, 42.555 líneas de venta, 6 años). El pipeline ETL automatizado carga un Data Warehouse en estrella (6 dimensiones + 2 hechos) en </w:t>
+            </w:r>
+            <w:r>
+              <w:rPr>
+                <w:b/>
+                <w:bCs/>
                 <w:color w:val="1F2937"/>
                 <w:sz w:val="18"/>
                 <w:szCs w:val="18"/>
               </w:rPr>
-              <w:t>end</w:t>
-            </w:r>
-            <w:proofErr w:type="spellEnd"/>
+              <w:t>19 segundos</w:t>
+            </w:r>
             <w:r>
               <w:rPr>
                 <w:color w:val="1F2937"/>
                 <w:sz w:val="18"/>
                 <w:szCs w:val="18"/>
               </w:rPr>
-              <w:t>-to-</w:t>
-            </w:r>
-            <w:proofErr w:type="spellStart"/>
-            <w:r>
-              <w:rPr>
+              <w:t xml:space="preserve"> con </w:t>
+            </w:r>
+            <w:r>
+              <w:rPr>
+                <w:b/>
+                <w:bCs/>
                 <w:color w:val="1F2937"/>
                 <w:sz w:val="18"/>
                 <w:szCs w:val="18"/>
               </w:rPr>
-              <w:t>end</w:t>
-            </w:r>
-            <w:proofErr w:type="spellEnd"/>
+              <w:t>21/21 validaciones automáticas en verde</w:t>
+            </w:r>
             <w:r>
               <w:rPr>
                 <w:color w:val="1F2937"/>
                 <w:sz w:val="18"/>
                 <w:szCs w:val="18"/>
               </w:rPr>
-              <w:t xml:space="preserve"> sobre una base de datos operacional de venta de productos de salud (17 tablas, 42.555 líneas de venta, 6 años). El pipeline ETL automatizado carga un Data </w:t>
-            </w:r>
-            <w:proofErr w:type="spellStart"/>
-            <w:r>
-              <w:rPr>
+              <w:t xml:space="preserve">. Sobre el DWH se calculan tres versiones del CLTV, scoring RFM y Churn Risk, y un clustering K-Means tras PCA que segmenta a 5.750 clientes en 4 perfiles operativos. </w:t>
+            </w:r>
+            <w:r>
+              <w:rPr>
+                <w:b/>
+                <w:bCs/>
                 <w:color w:val="1F2937"/>
                 <w:sz w:val="18"/>
                 <w:szCs w:val="18"/>
               </w:rPr>
-              <w:t>Warehouse</w:t>
-            </w:r>
-            <w:proofErr w:type="spellEnd"/>
+              <w:t xml:space="preserve">Conclusión clave: </w:t>
+            </w:r>
             <w:r>
               <w:rPr>
                 <w:color w:val="1F2937"/>
                 <w:sz w:val="18"/>
                 <w:szCs w:val="18"/>
               </w:rPr>
-              <w:t xml:space="preserve"> en estrella (6 dimensiones + 2 hechos) en </w:t>
-            </w:r>
-            <w:r>
-              <w:rPr>
-                <w:b/>
-                <w:bCs/>
-                <w:color w:val="1F2937"/>
-                <w:sz w:val="18"/>
-                <w:szCs w:val="18"/>
-              </w:rPr>
-              <w:t>19 segundos</w:t>
-            </w:r>
-            <w:r>
-              <w:rPr>
-                <w:color w:val="1F2937"/>
-                <w:sz w:val="18"/>
-                <w:szCs w:val="18"/>
-              </w:rPr>
-              <w:t xml:space="preserve"> con </w:t>
-            </w:r>
-            <w:r>
-              <w:rPr>
-                <w:b/>
-                <w:bCs/>
-                <w:color w:val="1F2937"/>
-                <w:sz w:val="18"/>
-                <w:szCs w:val="18"/>
-              </w:rPr>
-              <w:t>21/21 validaciones automáticas en verde</w:t>
-            </w:r>
-            <w:r>
-              <w:rPr>
-                <w:color w:val="1F2937"/>
-                <w:sz w:val="18"/>
-                <w:szCs w:val="18"/>
-              </w:rPr>
-              <w:t xml:space="preserve">. Sobre el DWH se calculan tres versiones del CLTV, </w:t>
-            </w:r>
-            <w:proofErr w:type="spellStart"/>
-            <w:r>
-              <w:rPr>
-                <w:color w:val="1F2937"/>
-                <w:sz w:val="18"/>
-                <w:szCs w:val="18"/>
-              </w:rPr>
-              <w:t>scoring</w:t>
-            </w:r>
-            <w:proofErr w:type="spellEnd"/>
-            <w:r>
-              <w:rPr>
-                <w:color w:val="1F2937"/>
-                <w:sz w:val="18"/>
-                <w:szCs w:val="18"/>
-              </w:rPr>
-              <w:t xml:space="preserve"> RFM y Churn Risk, y un </w:t>
-            </w:r>
-            <w:proofErr w:type="spellStart"/>
-            <w:r>
-              <w:rPr>
-                <w:color w:val="1F2937"/>
-                <w:sz w:val="18"/>
-                <w:szCs w:val="18"/>
-              </w:rPr>
-              <w:t>clustering</w:t>
-            </w:r>
-            <w:proofErr w:type="spellEnd"/>
-            <w:r>
-              <w:rPr>
-                <w:color w:val="1F2937"/>
-                <w:sz w:val="18"/>
-                <w:szCs w:val="18"/>
-              </w:rPr>
-              <w:t xml:space="preserve"> K-Means tras PCA que segmenta a 5.750 clientes en 4 perfiles operativos. </w:t>
-            </w:r>
-            <w:r>
-              <w:rPr>
-                <w:b/>
-                <w:bCs/>
-                <w:color w:val="1F2937"/>
-                <w:sz w:val="18"/>
-                <w:szCs w:val="18"/>
-              </w:rPr>
-              <w:t xml:space="preserve">Conclusión clave: </w:t>
-            </w:r>
-            <w:r>
-              <w:rPr>
-                <w:color w:val="1F2937"/>
-                <w:sz w:val="18"/>
-                <w:szCs w:val="18"/>
-              </w:rPr>
-              <w:t>el 13% de la base (</w:t>
-            </w:r>
-            <w:proofErr w:type="spellStart"/>
-            <w:proofErr w:type="gramStart"/>
-            <w:r>
-              <w:rPr>
-                <w:color w:val="1F2937"/>
-                <w:sz w:val="18"/>
-                <w:szCs w:val="18"/>
-              </w:rPr>
-              <w:t>clusters</w:t>
-            </w:r>
-            <w:proofErr w:type="spellEnd"/>
-            <w:proofErr w:type="gramEnd"/>
-            <w:r>
-              <w:rPr>
-                <w:color w:val="1F2937"/>
-                <w:sz w:val="18"/>
-                <w:szCs w:val="18"/>
-              </w:rPr>
-              <w:t xml:space="preserve"> Champions) genera el 92,5% del valor histórico de la empresa.</w:t>
+              <w:t>el 13% de la base (clusters Champions) genera el 91,7% del valor histórico de la empresa.</w:t>
             </w:r>
           </w:p>
         </w:tc>
@@ -407,25 +297,7 @@
           <w:sz w:val="18"/>
           <w:szCs w:val="18"/>
         </w:rPr>
-        <w:t xml:space="preserve">El caso de uso corresponde a una empresa de venta </w:t>
-      </w:r>
-      <w:proofErr w:type="spellStart"/>
-      <w:r>
-        <w:rPr>
-          <w:color w:val="1F2937"/>
-          <w:sz w:val="18"/>
-          <w:szCs w:val="18"/>
-        </w:rPr>
-        <w:t>retail</w:t>
-      </w:r>
-      <w:proofErr w:type="spellEnd"/>
-      <w:r>
-        <w:rPr>
-          <w:color w:val="1F2937"/>
-          <w:sz w:val="18"/>
-          <w:szCs w:val="18"/>
-        </w:rPr>
-        <w:t xml:space="preserve"> de 50 productos de salud distribuidos a través de </w:t>
+        <w:t xml:space="preserve">El caso de uso corresponde a una empresa de venta retail de 50 productos de salud distribuidos a través de </w:t>
       </w:r>
       <w:r>
         <w:rPr>
@@ -471,73 +343,7 @@
           <w:sz w:val="18"/>
           <w:szCs w:val="18"/>
         </w:rPr>
-        <w:t xml:space="preserve">diseñar e implementar un entorno analítico centralizado que habilite el cálculo del </w:t>
-      </w:r>
-      <w:proofErr w:type="spellStart"/>
-      <w:r>
-        <w:rPr>
-          <w:b/>
-          <w:bCs/>
-          <w:color w:val="1F2937"/>
-          <w:sz w:val="18"/>
-          <w:szCs w:val="18"/>
-        </w:rPr>
-        <w:t>Customer</w:t>
-      </w:r>
-      <w:proofErr w:type="spellEnd"/>
-      <w:r>
-        <w:rPr>
-          <w:b/>
-          <w:bCs/>
-          <w:color w:val="1F2937"/>
-          <w:sz w:val="18"/>
-          <w:szCs w:val="18"/>
-        </w:rPr>
-        <w:t xml:space="preserve"> </w:t>
-      </w:r>
-      <w:proofErr w:type="spellStart"/>
-      <w:r>
-        <w:rPr>
-          <w:b/>
-          <w:bCs/>
-          <w:color w:val="1F2937"/>
-          <w:sz w:val="18"/>
-          <w:szCs w:val="18"/>
-        </w:rPr>
-        <w:t>Lifetime</w:t>
-      </w:r>
-      <w:proofErr w:type="spellEnd"/>
-      <w:r>
-        <w:rPr>
-          <w:b/>
-          <w:bCs/>
-          <w:color w:val="1F2937"/>
-          <w:sz w:val="18"/>
-          <w:szCs w:val="18"/>
-        </w:rPr>
-        <w:t xml:space="preserve"> </w:t>
-      </w:r>
-      <w:proofErr w:type="spellStart"/>
-      <w:r>
-        <w:rPr>
-          <w:b/>
-          <w:bCs/>
-          <w:color w:val="1F2937"/>
-          <w:sz w:val="18"/>
-          <w:szCs w:val="18"/>
-        </w:rPr>
-        <w:t>Value</w:t>
-      </w:r>
-      <w:proofErr w:type="spellEnd"/>
-      <w:r>
-        <w:rPr>
-          <w:b/>
-          <w:bCs/>
-          <w:color w:val="1F2937"/>
-          <w:sz w:val="18"/>
-          <w:szCs w:val="18"/>
-        </w:rPr>
-        <w:t xml:space="preserve"> (CLTV) y la segmentación accionable de clientes</w:t>
+        <w:t>diseñar e implementar un entorno analítico centralizado que habilite el cálculo del Customer Lifetime Value (CLTV) y la segmentación accionable de clientes</w:t>
       </w:r>
       <w:r>
         <w:rPr>
@@ -567,25 +373,7 @@
           <w:sz w:val="18"/>
           <w:szCs w:val="18"/>
         </w:rPr>
-        <w:t xml:space="preserve">Se ha implementado una arquitectura por capas siguiendo las buenas prácticas de Kimball, separando origen, </w:t>
-      </w:r>
-      <w:proofErr w:type="spellStart"/>
-      <w:r>
-        <w:rPr>
-          <w:color w:val="1F2937"/>
-          <w:sz w:val="18"/>
-          <w:szCs w:val="18"/>
-        </w:rPr>
-        <w:t>staging</w:t>
-      </w:r>
-      <w:proofErr w:type="spellEnd"/>
-      <w:r>
-        <w:rPr>
-          <w:color w:val="1F2937"/>
-          <w:sz w:val="18"/>
-          <w:szCs w:val="18"/>
-        </w:rPr>
-        <w:t xml:space="preserve"> y modelo dimensional para garantizar idempotencia, trazabilidad y reproducibilidad:</w:t>
+        <w:t>Se ha implementado una arquitectura por capas siguiendo las buenas prácticas de Kimball, separando origen, staging y modelo dimensional para garantizar idempotencia, trazabilidad y reproducibilidad:</w:t>
       </w:r>
     </w:p>
     <w:tbl>
@@ -653,7 +441,6 @@
             <w:pPr>
               <w:jc w:val="center"/>
             </w:pPr>
-            <w:proofErr w:type="spellStart"/>
             <w:r>
               <w:rPr>
                 <w:i/>
@@ -664,7 +451,6 @@
               </w:rPr>
               <w:t>saleshealth_origen</w:t>
             </w:r>
-            <w:proofErr w:type="spellEnd"/>
           </w:p>
           <w:p>
             <w:pPr>
@@ -688,17 +474,8 @@
                 <w:sz w:val="15"/>
                 <w:szCs w:val="15"/>
               </w:rPr>
-              <w:t xml:space="preserve">17 tablas, </w:t>
-            </w:r>
-            <w:proofErr w:type="spellStart"/>
-            <w:r>
-              <w:rPr>
-                <w:sz w:val="15"/>
-                <w:szCs w:val="15"/>
-              </w:rPr>
-              <w:t>public</w:t>
-            </w:r>
-            <w:proofErr w:type="spellEnd"/>
+              <w:t>17 tablas, public</w:t>
+            </w:r>
           </w:p>
         </w:tc>
         <w:tc>
@@ -736,7 +513,6 @@
             <w:pPr>
               <w:jc w:val="center"/>
             </w:pPr>
-            <w:proofErr w:type="gramStart"/>
             <w:r>
               <w:rPr>
                 <w:i/>
@@ -747,7 +523,6 @@
               </w:rPr>
               <w:t>stg.*</w:t>
             </w:r>
-            <w:proofErr w:type="gramEnd"/>
           </w:p>
           <w:p>
             <w:pPr>
@@ -771,17 +546,8 @@
                 <w:sz w:val="15"/>
                 <w:szCs w:val="15"/>
               </w:rPr>
-              <w:t xml:space="preserve">Aísla origen, </w:t>
-            </w:r>
-            <w:proofErr w:type="spellStart"/>
-            <w:r>
-              <w:rPr>
-                <w:sz w:val="15"/>
-                <w:szCs w:val="15"/>
-              </w:rPr>
-              <w:t>debug</w:t>
-            </w:r>
-            <w:proofErr w:type="spellEnd"/>
+              <w:t>Aísla origen, debug</w:t>
+            </w:r>
           </w:p>
         </w:tc>
         <w:tc>
@@ -819,7 +585,6 @@
             <w:pPr>
               <w:jc w:val="center"/>
             </w:pPr>
-            <w:proofErr w:type="gramStart"/>
             <w:r>
               <w:rPr>
                 <w:i/>
@@ -830,7 +595,6 @@
               </w:rPr>
               <w:t>dwh.*</w:t>
             </w:r>
-            <w:proofErr w:type="gramEnd"/>
           </w:p>
           <w:p>
             <w:pPr>
@@ -854,33 +618,8 @@
                 <w:sz w:val="15"/>
                 <w:szCs w:val="15"/>
               </w:rPr>
-              <w:t xml:space="preserve">6 </w:t>
-            </w:r>
-            <w:proofErr w:type="spellStart"/>
-            <w:r>
-              <w:rPr>
-                <w:sz w:val="15"/>
-                <w:szCs w:val="15"/>
-              </w:rPr>
-              <w:t>dim</w:t>
-            </w:r>
-            <w:proofErr w:type="spellEnd"/>
-            <w:r>
-              <w:rPr>
-                <w:sz w:val="15"/>
-                <w:szCs w:val="15"/>
-              </w:rPr>
-              <w:t xml:space="preserve"> + 2 </w:t>
-            </w:r>
-            <w:proofErr w:type="spellStart"/>
-            <w:r>
-              <w:rPr>
-                <w:sz w:val="15"/>
-                <w:szCs w:val="15"/>
-              </w:rPr>
-              <w:t>fact</w:t>
-            </w:r>
-            <w:proofErr w:type="spellEnd"/>
+              <w:t>6 dim + 2 fact</w:t>
+            </w:r>
           </w:p>
         </w:tc>
         <w:tc>
@@ -918,7 +657,6 @@
             <w:pPr>
               <w:jc w:val="center"/>
             </w:pPr>
-            <w:proofErr w:type="gramStart"/>
             <w:r>
               <w:rPr>
                 <w:i/>
@@ -927,23 +665,24 @@
                 <w:sz w:val="15"/>
                 <w:szCs w:val="15"/>
               </w:rPr>
-              <w:t>marts.customer</w:t>
-            </w:r>
-            <w:proofErr w:type="gramEnd"/>
-            <w:r>
-              <w:rPr>
-                <w:i/>
-                <w:iCs/>
-                <w:color w:val="385723"/>
+              <w:t>marts.customer_360</w:t>
+            </w:r>
+          </w:p>
+          <w:p>
+            <w:pPr>
+              <w:spacing w:before="60"/>
+              <w:jc w:val="center"/>
+            </w:pPr>
+            <w:r>
+              <w:rPr>
                 <w:sz w:val="15"/>
                 <w:szCs w:val="15"/>
               </w:rPr>
-              <w:t>_360</w:t>
-            </w:r>
-          </w:p>
-          <w:p>
-            <w:pPr>
-              <w:spacing w:before="60"/>
+              <w:t>CLTV + RFM</w:t>
+            </w:r>
+          </w:p>
+          <w:p>
+            <w:pPr>
               <w:jc w:val="center"/>
             </w:pPr>
             <w:r>
@@ -951,28 +690,7 @@
                 <w:sz w:val="15"/>
                 <w:szCs w:val="15"/>
               </w:rPr>
-              <w:t>CLTV + RFM</w:t>
-            </w:r>
-          </w:p>
-          <w:p>
-            <w:pPr>
-              <w:jc w:val="center"/>
-            </w:pPr>
-            <w:proofErr w:type="spellStart"/>
-            <w:r>
-              <w:rPr>
-                <w:sz w:val="15"/>
-                <w:szCs w:val="15"/>
-              </w:rPr>
-              <w:t>Clustering</w:t>
-            </w:r>
-            <w:proofErr w:type="spellEnd"/>
-            <w:r>
-              <w:rPr>
-                <w:sz w:val="15"/>
-                <w:szCs w:val="15"/>
-              </w:rPr>
-              <w:t xml:space="preserve"> K-Means</w:t>
+              <w:t>Clustering K-Means</w:t>
             </w:r>
           </w:p>
         </w:tc>
@@ -1216,79 +934,7 @@
                 <w:sz w:val="17"/>
                 <w:szCs w:val="17"/>
               </w:rPr>
-              <w:t xml:space="preserve">Python 3 · pandas · </w:t>
-            </w:r>
-            <w:proofErr w:type="spellStart"/>
-            <w:r>
-              <w:rPr>
-                <w:color w:val="1F2937"/>
-                <w:sz w:val="17"/>
-                <w:szCs w:val="17"/>
-              </w:rPr>
-              <w:t>SQLAlchemy</w:t>
-            </w:r>
-            <w:proofErr w:type="spellEnd"/>
-            <w:r>
-              <w:rPr>
-                <w:color w:val="1F2937"/>
-                <w:sz w:val="17"/>
-                <w:szCs w:val="17"/>
-              </w:rPr>
-              <w:t xml:space="preserve"> · psycopg2 · </w:t>
-            </w:r>
-            <w:proofErr w:type="spellStart"/>
-            <w:r>
-              <w:rPr>
-                <w:color w:val="1F2937"/>
-                <w:sz w:val="17"/>
-                <w:szCs w:val="17"/>
-              </w:rPr>
-              <w:t>python-dotenv</w:t>
-            </w:r>
-            <w:proofErr w:type="spellEnd"/>
-            <w:r>
-              <w:rPr>
-                <w:color w:val="1F2937"/>
-                <w:sz w:val="17"/>
-                <w:szCs w:val="17"/>
-              </w:rPr>
-              <w:t xml:space="preserve"> (</w:t>
-            </w:r>
-            <w:proofErr w:type="spellStart"/>
-            <w:r>
-              <w:rPr>
-                <w:color w:val="1F2937"/>
-                <w:sz w:val="17"/>
-                <w:szCs w:val="17"/>
-              </w:rPr>
-              <w:t>logging</w:t>
-            </w:r>
-            <w:proofErr w:type="spellEnd"/>
-            <w:r>
-              <w:rPr>
-                <w:color w:val="1F2937"/>
-                <w:sz w:val="17"/>
-                <w:szCs w:val="17"/>
-              </w:rPr>
-              <w:t xml:space="preserve"> propio + </w:t>
-            </w:r>
-            <w:proofErr w:type="spellStart"/>
-            <w:r>
-              <w:rPr>
-                <w:color w:val="1F2937"/>
-                <w:sz w:val="17"/>
-                <w:szCs w:val="17"/>
-              </w:rPr>
-              <w:t>pushdown</w:t>
-            </w:r>
-            <w:proofErr w:type="spellEnd"/>
-            <w:r>
-              <w:rPr>
-                <w:color w:val="1F2937"/>
-                <w:sz w:val="17"/>
-                <w:szCs w:val="17"/>
-              </w:rPr>
-              <w:t xml:space="preserve"> SQL)</w:t>
+              <w:t>Python 3 · pandas · SQLAlchemy · psycopg2 · python-dotenv (logging propio + pushdown SQL)</w:t>
             </w:r>
           </w:p>
         </w:tc>
@@ -1347,106 +993,14 @@
             </w:tcMar>
           </w:tcPr>
           <w:p>
-            <w:proofErr w:type="spellStart"/>
-            <w:r>
-              <w:rPr>
-                <w:color w:val="1F2937"/>
-                <w:sz w:val="17"/>
-                <w:szCs w:val="17"/>
-              </w:rPr>
-              <w:t>scikit-learn</w:t>
-            </w:r>
-            <w:proofErr w:type="spellEnd"/>
-            <w:r>
-              <w:rPr>
-                <w:color w:val="1F2937"/>
-                <w:sz w:val="17"/>
-                <w:szCs w:val="17"/>
-              </w:rPr>
-              <w:t xml:space="preserve"> (</w:t>
-            </w:r>
-            <w:proofErr w:type="spellStart"/>
-            <w:r>
-              <w:rPr>
-                <w:color w:val="1F2937"/>
-                <w:sz w:val="17"/>
-                <w:szCs w:val="17"/>
-              </w:rPr>
-              <w:t>StandardScaler</w:t>
-            </w:r>
-            <w:proofErr w:type="spellEnd"/>
-            <w:r>
-              <w:rPr>
-                <w:color w:val="1F2937"/>
-                <w:sz w:val="17"/>
-                <w:szCs w:val="17"/>
-              </w:rPr>
-              <w:t xml:space="preserve">, PCA, </w:t>
-            </w:r>
-            <w:proofErr w:type="spellStart"/>
-            <w:r>
-              <w:rPr>
-                <w:color w:val="1F2937"/>
-                <w:sz w:val="17"/>
-                <w:szCs w:val="17"/>
-              </w:rPr>
-              <w:t>KMeans</w:t>
-            </w:r>
-            <w:proofErr w:type="spellEnd"/>
-            <w:r>
-              <w:rPr>
-                <w:color w:val="1F2937"/>
-                <w:sz w:val="17"/>
-                <w:szCs w:val="17"/>
-              </w:rPr>
-              <w:t xml:space="preserve">, </w:t>
-            </w:r>
-            <w:proofErr w:type="spellStart"/>
-            <w:r>
-              <w:rPr>
-                <w:color w:val="1F2937"/>
-                <w:sz w:val="17"/>
-                <w:szCs w:val="17"/>
-              </w:rPr>
-              <w:t>Silhouette</w:t>
-            </w:r>
-            <w:proofErr w:type="spellEnd"/>
-            <w:r>
-              <w:rPr>
-                <w:color w:val="1F2937"/>
-                <w:sz w:val="17"/>
-                <w:szCs w:val="17"/>
-              </w:rPr>
-              <w:t xml:space="preserve">) · </w:t>
-            </w:r>
-            <w:proofErr w:type="spellStart"/>
-            <w:r>
-              <w:rPr>
-                <w:color w:val="1F2937"/>
-                <w:sz w:val="17"/>
-                <w:szCs w:val="17"/>
-              </w:rPr>
-              <w:t>matplotlib</w:t>
-            </w:r>
-            <w:proofErr w:type="spellEnd"/>
-            <w:r>
-              <w:rPr>
-                <w:color w:val="1F2937"/>
-                <w:sz w:val="17"/>
-                <w:szCs w:val="17"/>
-              </w:rPr>
-              <w:t xml:space="preserve"> · </w:t>
-            </w:r>
-            <w:proofErr w:type="spellStart"/>
-            <w:r>
-              <w:rPr>
-                <w:color w:val="1F2937"/>
-                <w:sz w:val="17"/>
-                <w:szCs w:val="17"/>
-              </w:rPr>
-              <w:t>seaborn</w:t>
-            </w:r>
-            <w:proofErr w:type="spellEnd"/>
+            <w:r>
+              <w:rPr>
+                <w:color w:val="1F2937"/>
+                <w:sz w:val="17"/>
+                <w:szCs w:val="17"/>
+              </w:rPr>
+              <w:t>scikit-learn (StandardScaler, PCA, KMeans, Silhouette) · matplotlib · seaborn</w:t>
+            </w:r>
           </w:p>
         </w:tc>
       </w:tr>
@@ -1504,23 +1058,13 @@
             </w:tcMar>
           </w:tcPr>
           <w:p>
-            <w:proofErr w:type="spellStart"/>
-            <w:r>
-              <w:rPr>
-                <w:color w:val="1F2937"/>
-                <w:sz w:val="17"/>
-                <w:szCs w:val="17"/>
-              </w:rPr>
-              <w:t>pgAdmin</w:t>
-            </w:r>
-            <w:proofErr w:type="spellEnd"/>
-            <w:r>
-              <w:rPr>
-                <w:color w:val="1F2937"/>
-                <w:sz w:val="17"/>
-                <w:szCs w:val="17"/>
-              </w:rPr>
-              <w:t xml:space="preserve"> ERD · dbdiagram.io (DBML versionado en repo)</w:t>
+            <w:r>
+              <w:rPr>
+                <w:color w:val="1F2937"/>
+                <w:sz w:val="17"/>
+                <w:szCs w:val="17"/>
+              </w:rPr>
+              <w:t>pgAdmin ERD · dbdiagram.io (DBML versionado en repo)</w:t>
             </w:r>
           </w:p>
         </w:tc>
@@ -1585,7 +1129,7 @@
                 <w:sz w:val="17"/>
                 <w:szCs w:val="17"/>
               </w:rPr>
-              <w:t>Git + GitHub (privado) · estructura modular en paquetes Python</w:t>
+              <w:t>Git + GitHub (público) · estructura modular en paquetes Python</w:t>
             </w:r>
           </w:p>
         </w:tc>
@@ -1618,7 +1162,6 @@
         </w:rPr>
         <w:t xml:space="preserve">El pipeline se ejecuta con un único comando </w:t>
       </w:r>
-      <w:proofErr w:type="spellStart"/>
       <w:r>
         <w:rPr>
           <w:b/>
@@ -1629,155 +1172,20 @@
           <w:sz w:val="18"/>
           <w:szCs w:val="18"/>
         </w:rPr>
-        <w:t>python</w:t>
-      </w:r>
-      <w:proofErr w:type="spellEnd"/>
+        <w:t>python -m etl.run_etl</w:t>
+      </w:r>
+      <w:r>
+        <w:rPr>
+          <w:color w:val="1F2937"/>
+          <w:sz w:val="18"/>
+          <w:szCs w:val="18"/>
+        </w:rPr>
+        <w:t xml:space="preserve"> y orquesta 6 fases secuenciales: (1) Extract a staging, (2) Transform+Load de dimensiones, (3) Transform+Load de hechos, (4) Validaciones, (5) Construcción de customer_360 con CLTV+RFM+Churn, (6) PCA+Clustering. Tiempo total medido: </w:t>
+      </w:r>
       <w:r>
         <w:rPr>
           <w:b/>
           <w:bCs/>
-          <w:i/>
-          <w:iCs/>
-          <w:color w:val="1F2937"/>
-          <w:sz w:val="18"/>
-          <w:szCs w:val="18"/>
-        </w:rPr>
-        <w:t xml:space="preserve"> -m </w:t>
-      </w:r>
-      <w:proofErr w:type="spellStart"/>
-      <w:r>
-        <w:rPr>
-          <w:b/>
-          <w:bCs/>
-          <w:i/>
-          <w:iCs/>
-          <w:color w:val="1F2937"/>
-          <w:sz w:val="18"/>
-          <w:szCs w:val="18"/>
-        </w:rPr>
-        <w:t>etl.run_etl</w:t>
-      </w:r>
-      <w:proofErr w:type="spellEnd"/>
-      <w:r>
-        <w:rPr>
-          <w:color w:val="1F2937"/>
-          <w:sz w:val="18"/>
-          <w:szCs w:val="18"/>
-        </w:rPr>
-        <w:t xml:space="preserve"> y orquesta 6 fases secuenciales: (1) </w:t>
-      </w:r>
-      <w:proofErr w:type="spellStart"/>
-      <w:r>
-        <w:rPr>
-          <w:color w:val="1F2937"/>
-          <w:sz w:val="18"/>
-          <w:szCs w:val="18"/>
-        </w:rPr>
-        <w:t>Extract</w:t>
-      </w:r>
-      <w:proofErr w:type="spellEnd"/>
-      <w:r>
-        <w:rPr>
-          <w:color w:val="1F2937"/>
-          <w:sz w:val="18"/>
-          <w:szCs w:val="18"/>
-        </w:rPr>
-        <w:t xml:space="preserve"> a </w:t>
-      </w:r>
-      <w:proofErr w:type="spellStart"/>
-      <w:r>
-        <w:rPr>
-          <w:color w:val="1F2937"/>
-          <w:sz w:val="18"/>
-          <w:szCs w:val="18"/>
-        </w:rPr>
-        <w:t>staging</w:t>
-      </w:r>
-      <w:proofErr w:type="spellEnd"/>
-      <w:r>
-        <w:rPr>
-          <w:color w:val="1F2937"/>
-          <w:sz w:val="18"/>
-          <w:szCs w:val="18"/>
-        </w:rPr>
-        <w:t xml:space="preserve">, (2) </w:t>
-      </w:r>
-      <w:proofErr w:type="spellStart"/>
-      <w:r>
-        <w:rPr>
-          <w:color w:val="1F2937"/>
-          <w:sz w:val="18"/>
-          <w:szCs w:val="18"/>
-        </w:rPr>
-        <w:t>Transform+Load</w:t>
-      </w:r>
-      <w:proofErr w:type="spellEnd"/>
-      <w:r>
-        <w:rPr>
-          <w:color w:val="1F2937"/>
-          <w:sz w:val="18"/>
-          <w:szCs w:val="18"/>
-        </w:rPr>
-        <w:t xml:space="preserve"> de dimensiones, (3) </w:t>
-      </w:r>
-      <w:proofErr w:type="spellStart"/>
-      <w:r>
-        <w:rPr>
-          <w:color w:val="1F2937"/>
-          <w:sz w:val="18"/>
-          <w:szCs w:val="18"/>
-        </w:rPr>
-        <w:t>Transform+Load</w:t>
-      </w:r>
-      <w:proofErr w:type="spellEnd"/>
-      <w:r>
-        <w:rPr>
-          <w:color w:val="1F2937"/>
-          <w:sz w:val="18"/>
-          <w:szCs w:val="18"/>
-        </w:rPr>
-        <w:t xml:space="preserve"> de hechos, (4) Validaciones, (5) Construcción de customer_360 con </w:t>
-      </w:r>
-      <w:proofErr w:type="spellStart"/>
-      <w:r>
-        <w:rPr>
-          <w:color w:val="1F2937"/>
-          <w:sz w:val="18"/>
-          <w:szCs w:val="18"/>
-        </w:rPr>
-        <w:t>CLTV+RFM+Churn</w:t>
-      </w:r>
-      <w:proofErr w:type="spellEnd"/>
-      <w:r>
-        <w:rPr>
-          <w:color w:val="1F2937"/>
-          <w:sz w:val="18"/>
-          <w:szCs w:val="18"/>
-        </w:rPr>
-        <w:t xml:space="preserve">, (6) </w:t>
-      </w:r>
-      <w:proofErr w:type="spellStart"/>
-      <w:r>
-        <w:rPr>
-          <w:color w:val="1F2937"/>
-          <w:sz w:val="18"/>
-          <w:szCs w:val="18"/>
-        </w:rPr>
-        <w:t>PCA+Clustering</w:t>
-      </w:r>
-      <w:proofErr w:type="spellEnd"/>
-      <w:r>
-        <w:rPr>
-          <w:color w:val="1F2937"/>
-          <w:sz w:val="18"/>
-          <w:szCs w:val="18"/>
-        </w:rPr>
-        <w:t xml:space="preserve">. Tiempo total medido: </w:t>
-      </w:r>
-      <w:r>
-        <w:rPr>
-          <w:b/>
-          <w:bCs/>
           <w:color w:val="1F2937"/>
           <w:sz w:val="18"/>
           <w:szCs w:val="18"/>
@@ -1826,79 +1234,7 @@
           <w:sz w:val="18"/>
           <w:szCs w:val="18"/>
         </w:rPr>
-        <w:t>La BD operacional contiene 17 tablas con 16 claves foráneas declaradas. El análisis exploratorio detectó dos universos de productos sin enlace explícito (</w:t>
-      </w:r>
-      <w:proofErr w:type="spellStart"/>
-      <w:r>
-        <w:rPr>
-          <w:color w:val="1F2937"/>
-          <w:sz w:val="18"/>
-          <w:szCs w:val="18"/>
-        </w:rPr>
-        <w:t>product</w:t>
-      </w:r>
-      <w:proofErr w:type="spellEnd"/>
-      <w:r>
-        <w:rPr>
-          <w:color w:val="1F2937"/>
-          <w:sz w:val="18"/>
-          <w:szCs w:val="18"/>
-        </w:rPr>
-        <w:t>/</w:t>
-      </w:r>
-      <w:proofErr w:type="spellStart"/>
-      <w:r>
-        <w:rPr>
-          <w:color w:val="1F2937"/>
-          <w:sz w:val="18"/>
-          <w:szCs w:val="18"/>
-        </w:rPr>
-        <w:t>central_product</w:t>
-      </w:r>
-      <w:proofErr w:type="spellEnd"/>
-      <w:r>
-        <w:rPr>
-          <w:color w:val="1F2937"/>
-          <w:sz w:val="18"/>
-          <w:szCs w:val="18"/>
-        </w:rPr>
-        <w:t>) y dos tablas huérfanas (</w:t>
-      </w:r>
-      <w:proofErr w:type="spellStart"/>
-      <w:r>
-        <w:rPr>
-          <w:color w:val="1F2937"/>
-          <w:sz w:val="18"/>
-          <w:szCs w:val="18"/>
-        </w:rPr>
-        <w:t>city_zone</w:t>
-      </w:r>
-      <w:proofErr w:type="spellEnd"/>
-      <w:r>
-        <w:rPr>
-          <w:color w:val="1F2937"/>
-          <w:sz w:val="18"/>
-          <w:szCs w:val="18"/>
-        </w:rPr>
-        <w:t xml:space="preserve">, </w:t>
-      </w:r>
-      <w:proofErr w:type="spellStart"/>
-      <w:r>
-        <w:rPr>
-          <w:color w:val="1F2937"/>
-          <w:sz w:val="18"/>
-          <w:szCs w:val="18"/>
-        </w:rPr>
-        <w:t>return_reason</w:t>
-      </w:r>
-      <w:proofErr w:type="spellEnd"/>
-      <w:r>
-        <w:rPr>
-          <w:color w:val="1F2937"/>
-          <w:sz w:val="18"/>
-          <w:szCs w:val="18"/>
-        </w:rPr>
-        <w:t>) cuya relación implícita resolvimos en el ETL.</w:t>
+        <w:t>La BD operacional contiene 17 tablas con 16 claves foráneas declaradas. El análisis exploratorio detectó dos universos de productos sin enlace explícito (product/central_product) y dos tablas huérfanas (city_zone, return_reason) cuya relación implícita resolvimos en el ETL.</w:t>
       </w:r>
     </w:p>
     <w:p>
@@ -1963,29 +1299,7 @@
           <w:sz w:val="16"/>
           <w:szCs w:val="16"/>
         </w:rPr>
-        <w:t xml:space="preserve">Figura 2. Diagrama ER de la BD origen (17 tablas, generado con </w:t>
-      </w:r>
-      <w:proofErr w:type="spellStart"/>
-      <w:r>
-        <w:rPr>
-          <w:i/>
-          <w:iCs/>
-          <w:color w:val="595959"/>
-          <w:sz w:val="16"/>
-          <w:szCs w:val="16"/>
-        </w:rPr>
-        <w:t>pgAdmin</w:t>
-      </w:r>
-      <w:proofErr w:type="spellEnd"/>
-      <w:r>
-        <w:rPr>
-          <w:i/>
-          <w:iCs/>
-          <w:color w:val="595959"/>
-          <w:sz w:val="16"/>
-          <w:szCs w:val="16"/>
-        </w:rPr>
-        <w:t xml:space="preserve"> ERD).</w:t>
+        <w:t>Figura 2. Diagrama ER de la BD origen (17 tablas, generado con pgAdmin ERD).</w:t>
       </w:r>
     </w:p>
     <w:p>
@@ -2035,207 +1349,15 @@
           <w:sz w:val="18"/>
           <w:szCs w:val="18"/>
         </w:rPr>
-        <w:t xml:space="preserve">1 línea de venta = 1 </w:t>
-      </w:r>
-      <w:proofErr w:type="spellStart"/>
-      <w:r>
-        <w:rPr>
-          <w:b/>
-          <w:bCs/>
-          <w:color w:val="1F2937"/>
-          <w:sz w:val="18"/>
-          <w:szCs w:val="18"/>
-        </w:rPr>
-        <w:t>sale_item</w:t>
-      </w:r>
-      <w:proofErr w:type="spellEnd"/>
-      <w:r>
-        <w:rPr>
-          <w:color w:val="1F2937"/>
-          <w:sz w:val="18"/>
-          <w:szCs w:val="18"/>
-        </w:rPr>
-        <w:t>. Se modelan 2 hechos (</w:t>
-      </w:r>
-      <w:proofErr w:type="spellStart"/>
-      <w:r>
-        <w:rPr>
-          <w:color w:val="1F2937"/>
-          <w:sz w:val="18"/>
-          <w:szCs w:val="18"/>
-        </w:rPr>
-        <w:t>fact_sales</w:t>
-      </w:r>
-      <w:proofErr w:type="spellEnd"/>
-      <w:r>
-        <w:rPr>
-          <w:color w:val="1F2937"/>
-          <w:sz w:val="18"/>
-          <w:szCs w:val="18"/>
-        </w:rPr>
-        <w:t xml:space="preserve"> y </w:t>
-      </w:r>
-      <w:proofErr w:type="spellStart"/>
-      <w:r>
-        <w:rPr>
-          <w:color w:val="1F2937"/>
-          <w:sz w:val="18"/>
-          <w:szCs w:val="18"/>
-        </w:rPr>
-        <w:t>fact_returns</w:t>
-      </w:r>
-      <w:proofErr w:type="spellEnd"/>
-      <w:r>
-        <w:rPr>
-          <w:color w:val="1F2937"/>
-          <w:sz w:val="18"/>
-          <w:szCs w:val="18"/>
-        </w:rPr>
-        <w:t xml:space="preserve">) y 6 dimensiones (date, </w:t>
-      </w:r>
-      <w:proofErr w:type="spellStart"/>
-      <w:r>
-        <w:rPr>
-          <w:color w:val="1F2937"/>
-          <w:sz w:val="18"/>
-          <w:szCs w:val="18"/>
-        </w:rPr>
-        <w:t>customer</w:t>
-      </w:r>
-      <w:proofErr w:type="spellEnd"/>
-      <w:r>
-        <w:rPr>
-          <w:color w:val="1F2937"/>
-          <w:sz w:val="18"/>
-          <w:szCs w:val="18"/>
-        </w:rPr>
-        <w:t xml:space="preserve">, </w:t>
-      </w:r>
-      <w:proofErr w:type="spellStart"/>
-      <w:r>
-        <w:rPr>
-          <w:color w:val="1F2937"/>
-          <w:sz w:val="18"/>
-          <w:szCs w:val="18"/>
-        </w:rPr>
-        <w:t>product</w:t>
-      </w:r>
-      <w:proofErr w:type="spellEnd"/>
-      <w:r>
-        <w:rPr>
-          <w:color w:val="1F2937"/>
-          <w:sz w:val="18"/>
-          <w:szCs w:val="18"/>
-        </w:rPr>
-        <w:t xml:space="preserve">, store, </w:t>
-      </w:r>
-      <w:proofErr w:type="spellStart"/>
-      <w:r>
-        <w:rPr>
-          <w:color w:val="1F2937"/>
-          <w:sz w:val="18"/>
-          <w:szCs w:val="18"/>
-        </w:rPr>
-        <w:t>offer</w:t>
-      </w:r>
-      <w:proofErr w:type="spellEnd"/>
-      <w:r>
-        <w:rPr>
-          <w:color w:val="1F2937"/>
-          <w:sz w:val="18"/>
-          <w:szCs w:val="18"/>
-        </w:rPr>
-        <w:t xml:space="preserve">, </w:t>
-      </w:r>
-      <w:proofErr w:type="spellStart"/>
-      <w:r>
-        <w:rPr>
-          <w:color w:val="1F2937"/>
-          <w:sz w:val="18"/>
-          <w:szCs w:val="18"/>
-        </w:rPr>
-        <w:t>return_reason</w:t>
-      </w:r>
-      <w:proofErr w:type="spellEnd"/>
-      <w:r>
-        <w:rPr>
-          <w:color w:val="1F2937"/>
-          <w:sz w:val="18"/>
-          <w:szCs w:val="18"/>
-        </w:rPr>
-        <w:t xml:space="preserve">). Todas las dimensiones usan claves subrogadas (SK) generadas en el ETL, conservando las claves naturales (NK) como atributo de trazabilidad. La dimensión Producto está </w:t>
-      </w:r>
-      <w:proofErr w:type="spellStart"/>
-      <w:r>
-        <w:rPr>
-          <w:color w:val="1F2937"/>
-          <w:sz w:val="18"/>
-          <w:szCs w:val="18"/>
-        </w:rPr>
-        <w:t>denormalizada</w:t>
-      </w:r>
-      <w:proofErr w:type="spellEnd"/>
-      <w:r>
-        <w:rPr>
-          <w:color w:val="1F2937"/>
-          <w:sz w:val="18"/>
-          <w:szCs w:val="18"/>
-        </w:rPr>
-        <w:t xml:space="preserve"> con sus jerarquías de </w:t>
-      </w:r>
-      <w:proofErr w:type="spellStart"/>
-      <w:r>
-        <w:rPr>
-          <w:color w:val="1F2937"/>
-          <w:sz w:val="18"/>
-          <w:szCs w:val="18"/>
-        </w:rPr>
-        <w:t>category</w:t>
-      </w:r>
-      <w:proofErr w:type="spellEnd"/>
-      <w:r>
-        <w:rPr>
-          <w:color w:val="1F2937"/>
-          <w:sz w:val="18"/>
-          <w:szCs w:val="18"/>
-        </w:rPr>
-        <w:t xml:space="preserve"> y </w:t>
-      </w:r>
-      <w:proofErr w:type="spellStart"/>
-      <w:r>
-        <w:rPr>
-          <w:color w:val="1F2937"/>
-          <w:sz w:val="18"/>
-          <w:szCs w:val="18"/>
-        </w:rPr>
-        <w:t>brand</w:t>
-      </w:r>
-      <w:proofErr w:type="spellEnd"/>
-      <w:r>
-        <w:rPr>
-          <w:color w:val="1F2937"/>
-          <w:sz w:val="18"/>
-          <w:szCs w:val="18"/>
-        </w:rPr>
-        <w:t xml:space="preserve">. La dimensión Tienda incorpora atributos geográficos enriquecidos desde </w:t>
-      </w:r>
-      <w:proofErr w:type="spellStart"/>
-      <w:r>
-        <w:rPr>
-          <w:color w:val="1F2937"/>
-          <w:sz w:val="18"/>
-          <w:szCs w:val="18"/>
-        </w:rPr>
-        <w:t>city_zone</w:t>
-      </w:r>
-      <w:proofErr w:type="spellEnd"/>
-      <w:r>
-        <w:rPr>
-          <w:color w:val="1F2937"/>
-          <w:sz w:val="18"/>
-          <w:szCs w:val="18"/>
-        </w:rPr>
-        <w:t>.</w:t>
+        <w:t>1 línea de venta = 1 sale_item</w:t>
+      </w:r>
+      <w:r>
+        <w:rPr>
+          <w:color w:val="1F2937"/>
+          <w:sz w:val="18"/>
+          <w:szCs w:val="18"/>
+        </w:rPr>
+        <w:t>. Se modelan 2 hechos (fact_sales y fact_returns) y 6 dimensiones (date, customer, product, store, offer, return_reason). Todas las dimensiones usan claves subrogadas (SK) generadas en el ETL, conservando las claves naturales (NK) como atributo de trazabilidad. La dimensión Producto está denormalizada con sus jerarquías de category y brand. La dimensión Tienda incorpora atributos geográficos enriquecidos desde city_zone.</w:t>
       </w:r>
     </w:p>
     <w:p>
@@ -2328,27 +1450,7 @@
           <w:sz w:val="18"/>
           <w:szCs w:val="18"/>
         </w:rPr>
-        <w:t xml:space="preserve">Versión a tamaño completo y legible de ambos diagramas disponible en </w:t>
-      </w:r>
-      <w:proofErr w:type="spellStart"/>
-      <w:r>
-        <w:rPr>
-          <w:i/>
-          <w:iCs/>
-          <w:sz w:val="18"/>
-          <w:szCs w:val="18"/>
-        </w:rPr>
-        <w:t>docs</w:t>
-      </w:r>
-      <w:proofErr w:type="spellEnd"/>
-      <w:r>
-        <w:rPr>
-          <w:i/>
-          <w:iCs/>
-          <w:sz w:val="18"/>
-          <w:szCs w:val="18"/>
-        </w:rPr>
-        <w:t>/diagramas/ del repositorio Git, en formatos PNG y PDF.</w:t>
+        <w:t>Versión a tamaño completo y legible de ambos diagramas disponible en docs/diagramas/ del repositorio Git, en formatos PNG y PDF.</w:t>
       </w:r>
     </w:p>
     <w:p>
@@ -2520,7 +1622,6 @@
             </w:tcMar>
           </w:tcPr>
           <w:p>
-            <w:proofErr w:type="spellStart"/>
             <w:r>
               <w:rPr>
                 <w:color w:val="1F2937"/>
@@ -2529,7 +1630,6 @@
               </w:rPr>
               <w:t>sale_item</w:t>
             </w:r>
-            <w:proofErr w:type="spellEnd"/>
           </w:p>
         </w:tc>
         <w:tc>
@@ -2585,18 +1685,8 @@
                 <w:sz w:val="17"/>
                 <w:szCs w:val="17"/>
               </w:rPr>
-              <w:t xml:space="preserve">Grano más fino - base del </w:t>
-            </w:r>
-            <w:proofErr w:type="spellStart"/>
-            <w:r>
-              <w:rPr>
-                <w:color w:val="1F2937"/>
-                <w:sz w:val="17"/>
-                <w:szCs w:val="17"/>
-              </w:rPr>
-              <w:t>fact_sales</w:t>
-            </w:r>
-            <w:proofErr w:type="spellEnd"/>
+              <w:t>Grano más fino - base del fact_sales</w:t>
+            </w:r>
           </w:p>
         </w:tc>
       </w:tr>
@@ -2687,25 +1777,7 @@
                 <w:sz w:val="17"/>
                 <w:szCs w:val="17"/>
               </w:rPr>
-              <w:t xml:space="preserve">Cabeceras de venta (2,1 </w:t>
-            </w:r>
-            <w:proofErr w:type="spellStart"/>
-            <w:r>
-              <w:rPr>
-                <w:color w:val="1F2937"/>
-                <w:sz w:val="17"/>
-                <w:szCs w:val="17"/>
-              </w:rPr>
-              <w:t>items</w:t>
-            </w:r>
-            <w:proofErr w:type="spellEnd"/>
-            <w:r>
-              <w:rPr>
-                <w:color w:val="1F2937"/>
-                <w:sz w:val="17"/>
-                <w:szCs w:val="17"/>
-              </w:rPr>
-              <w:t>/venta de media)</w:t>
+              <w:t>Cabeceras de venta (2,1 items/venta de media)</w:t>
             </w:r>
           </w:p>
         </w:tc>
@@ -2734,7 +1806,6 @@
             </w:tcMar>
           </w:tcPr>
           <w:p>
-            <w:proofErr w:type="spellStart"/>
             <w:r>
               <w:rPr>
                 <w:color w:val="1F2937"/>
@@ -2743,7 +1814,6 @@
               </w:rPr>
               <w:t>customer</w:t>
             </w:r>
-            <w:proofErr w:type="spellEnd"/>
           </w:p>
         </w:tc>
         <w:tc>
@@ -2799,25 +1869,7 @@
                 <w:sz w:val="17"/>
                 <w:szCs w:val="17"/>
               </w:rPr>
-              <w:t xml:space="preserve">87% </w:t>
-            </w:r>
-            <w:proofErr w:type="spellStart"/>
-            <w:r>
-              <w:rPr>
-                <w:color w:val="1F2937"/>
-                <w:sz w:val="17"/>
-                <w:szCs w:val="17"/>
-              </w:rPr>
-              <w:t>one-shot</w:t>
-            </w:r>
-            <w:proofErr w:type="spellEnd"/>
-            <w:r>
-              <w:rPr>
-                <w:color w:val="1F2937"/>
-                <w:sz w:val="17"/>
-                <w:szCs w:val="17"/>
-              </w:rPr>
-              <w:t>, 13% recurrentes (≥2 compras)</w:t>
+              <w:t>87% one-shot, 13% recurrentes (≥2 compras)</w:t>
             </w:r>
           </w:p>
         </w:tc>
@@ -2846,7 +1898,6 @@
             </w:tcMar>
           </w:tcPr>
           <w:p>
-            <w:proofErr w:type="spellStart"/>
             <w:r>
               <w:rPr>
                 <w:color w:val="1F2937"/>
@@ -2855,7 +1906,6 @@
               </w:rPr>
               <w:t>return_item</w:t>
             </w:r>
-            <w:proofErr w:type="spellEnd"/>
           </w:p>
         </w:tc>
         <w:tc>
@@ -2911,18 +1961,8 @@
                 <w:sz w:val="17"/>
                 <w:szCs w:val="17"/>
               </w:rPr>
-              <w:t xml:space="preserve">5,32% de tasa de devolución a nivel </w:t>
-            </w:r>
-            <w:proofErr w:type="spellStart"/>
-            <w:r>
-              <w:rPr>
-                <w:color w:val="1F2937"/>
-                <w:sz w:val="17"/>
-                <w:szCs w:val="17"/>
-              </w:rPr>
-              <w:t>item</w:t>
-            </w:r>
-            <w:proofErr w:type="spellEnd"/>
+              <w:t>5,32% de tasa de devolución a nivel item</w:t>
+            </w:r>
           </w:p>
         </w:tc>
       </w:tr>
@@ -2950,7 +1990,6 @@
             </w:tcMar>
           </w:tcPr>
           <w:p>
-            <w:proofErr w:type="spellStart"/>
             <w:r>
               <w:rPr>
                 <w:color w:val="1F2937"/>
@@ -2959,7 +1998,6 @@
               </w:rPr>
               <w:t>product</w:t>
             </w:r>
-            <w:proofErr w:type="spellEnd"/>
           </w:p>
         </w:tc>
         <w:tc>
@@ -3015,43 +2053,7 @@
                 <w:sz w:val="17"/>
                 <w:szCs w:val="17"/>
               </w:rPr>
-              <w:t xml:space="preserve">1 producto sin </w:t>
-            </w:r>
-            <w:proofErr w:type="spellStart"/>
-            <w:r>
-              <w:rPr>
-                <w:color w:val="1F2937"/>
-                <w:sz w:val="17"/>
-                <w:szCs w:val="17"/>
-              </w:rPr>
-              <w:t>record</w:t>
-            </w:r>
-            <w:proofErr w:type="spellEnd"/>
-            <w:r>
-              <w:rPr>
-                <w:color w:val="1F2937"/>
-                <w:sz w:val="17"/>
-                <w:szCs w:val="17"/>
-              </w:rPr>
-              <w:t xml:space="preserve"> en </w:t>
-            </w:r>
-            <w:proofErr w:type="spellStart"/>
-            <w:r>
-              <w:rPr>
-                <w:color w:val="1F2937"/>
-                <w:sz w:val="17"/>
-                <w:szCs w:val="17"/>
-              </w:rPr>
-              <w:t>central_product</w:t>
-            </w:r>
-            <w:proofErr w:type="spellEnd"/>
-            <w:r>
-              <w:rPr>
-                <w:color w:val="1F2937"/>
-                <w:sz w:val="17"/>
-                <w:szCs w:val="17"/>
-              </w:rPr>
-              <w:t xml:space="preserve"> (decisión §3.3)</w:t>
+              <w:t>1 producto sin record en central_product (decisión §3.3)</w:t>
             </w:r>
           </w:p>
         </w:tc>
@@ -3076,145 +2078,7 @@
           <w:sz w:val="18"/>
           <w:szCs w:val="18"/>
         </w:rPr>
-        <w:t xml:space="preserve">Se realizaron tres validaciones críticas a nivel </w:t>
-      </w:r>
-      <w:proofErr w:type="spellStart"/>
-      <w:r>
-        <w:rPr>
-          <w:color w:val="1F2937"/>
-          <w:sz w:val="18"/>
-          <w:szCs w:val="18"/>
-        </w:rPr>
-        <w:t>item</w:t>
-      </w:r>
-      <w:proofErr w:type="spellEnd"/>
-      <w:r>
-        <w:rPr>
-          <w:color w:val="1F2937"/>
-          <w:sz w:val="18"/>
-          <w:szCs w:val="18"/>
-        </w:rPr>
-        <w:t xml:space="preserve">: (1) cobertura temporal (todas las fechas de venta y devolución encajan con </w:t>
-      </w:r>
-      <w:proofErr w:type="spellStart"/>
-      <w:r>
-        <w:rPr>
-          <w:color w:val="1F2937"/>
-          <w:sz w:val="18"/>
-          <w:szCs w:val="18"/>
-        </w:rPr>
-        <w:t>dim_date</w:t>
-      </w:r>
-      <w:proofErr w:type="spellEnd"/>
-      <w:r>
-        <w:rPr>
-          <w:color w:val="1F2937"/>
-          <w:sz w:val="18"/>
-          <w:szCs w:val="18"/>
-        </w:rPr>
-        <w:t xml:space="preserve">, 0 huérfanos), (2) coherencia subtotal = </w:t>
-      </w:r>
-      <w:proofErr w:type="spellStart"/>
-      <w:r>
-        <w:rPr>
-          <w:color w:val="1F2937"/>
-          <w:sz w:val="18"/>
-          <w:szCs w:val="18"/>
-        </w:rPr>
-        <w:t>quantity</w:t>
-      </w:r>
-      <w:proofErr w:type="spellEnd"/>
-      <w:r>
-        <w:rPr>
-          <w:color w:val="1F2937"/>
-          <w:sz w:val="18"/>
-          <w:szCs w:val="18"/>
-        </w:rPr>
-        <w:t xml:space="preserve"> × </w:t>
-      </w:r>
-      <w:proofErr w:type="spellStart"/>
-      <w:r>
-        <w:rPr>
-          <w:color w:val="1F2937"/>
-          <w:sz w:val="18"/>
-          <w:szCs w:val="18"/>
-        </w:rPr>
-        <w:t>unit_price</w:t>
-      </w:r>
-      <w:proofErr w:type="spellEnd"/>
-      <w:r>
-        <w:rPr>
-          <w:color w:val="1F2937"/>
-          <w:sz w:val="18"/>
-          <w:szCs w:val="18"/>
-        </w:rPr>
-        <w:t xml:space="preserve"> (42.547/42.555 OK; los 8 desvíos coinciden exactamente con los </w:t>
-      </w:r>
-      <w:proofErr w:type="spellStart"/>
-      <w:r>
-        <w:rPr>
-          <w:color w:val="1F2937"/>
-          <w:sz w:val="18"/>
-          <w:szCs w:val="18"/>
-        </w:rPr>
-        <w:t>items</w:t>
-      </w:r>
-      <w:proofErr w:type="spellEnd"/>
-      <w:r>
-        <w:rPr>
-          <w:color w:val="1F2937"/>
-          <w:sz w:val="18"/>
-          <w:szCs w:val="18"/>
-        </w:rPr>
-        <w:t xml:space="preserve"> con oferta), (3) coherencia </w:t>
-      </w:r>
-      <w:proofErr w:type="spellStart"/>
-      <w:proofErr w:type="gramStart"/>
-      <w:r>
-        <w:rPr>
-          <w:color w:val="1F2937"/>
-          <w:sz w:val="18"/>
-          <w:szCs w:val="18"/>
-        </w:rPr>
-        <w:t>sale.total</w:t>
-      </w:r>
-      <w:proofErr w:type="spellEnd"/>
-      <w:proofErr w:type="gramEnd"/>
-      <w:r>
-        <w:rPr>
-          <w:color w:val="1F2937"/>
-          <w:sz w:val="18"/>
-          <w:szCs w:val="18"/>
-        </w:rPr>
-        <w:t xml:space="preserve"> = </w:t>
-      </w:r>
-      <w:proofErr w:type="gramStart"/>
-      <w:r>
-        <w:rPr>
-          <w:color w:val="1F2937"/>
-          <w:sz w:val="18"/>
-          <w:szCs w:val="18"/>
-        </w:rPr>
-        <w:t>SUM(</w:t>
-      </w:r>
-      <w:proofErr w:type="spellStart"/>
-      <w:proofErr w:type="gramEnd"/>
-      <w:r>
-        <w:rPr>
-          <w:color w:val="1F2937"/>
-          <w:sz w:val="18"/>
-          <w:szCs w:val="18"/>
-        </w:rPr>
-        <w:t>items</w:t>
-      </w:r>
-      <w:proofErr w:type="spellEnd"/>
-      <w:r>
-        <w:rPr>
-          <w:color w:val="1F2937"/>
-          <w:sz w:val="18"/>
-          <w:szCs w:val="18"/>
-        </w:rPr>
-        <w:t xml:space="preserve">): </w:t>
+        <w:t xml:space="preserve">Se realizaron tres validaciones críticas a nivel item: (1) cobertura temporal (todas las fechas de venta y devolución encajan con dim_date, 0 huérfanos), (2) coherencia subtotal = quantity × unit_price (42.547/42.555 OK; los 8 desvíos coinciden exactamente con los items con oferta), (3) coherencia sale.total = SUM(items): </w:t>
       </w:r>
       <w:r>
         <w:rPr>
@@ -3232,25 +2096,7 @@
           <w:sz w:val="18"/>
           <w:szCs w:val="18"/>
         </w:rPr>
-        <w:t>. Una única anomalía detectada (</w:t>
-      </w:r>
-      <w:proofErr w:type="spellStart"/>
-      <w:r>
-        <w:rPr>
-          <w:color w:val="1F2937"/>
-          <w:sz w:val="18"/>
-          <w:szCs w:val="18"/>
-        </w:rPr>
-        <w:t>sale_id</w:t>
-      </w:r>
-      <w:proofErr w:type="spellEnd"/>
-      <w:r>
-        <w:rPr>
-          <w:color w:val="1F2937"/>
-          <w:sz w:val="18"/>
-          <w:szCs w:val="18"/>
-        </w:rPr>
-        <w:t xml:space="preserve"> 13.009, +3,00€) se decide </w:t>
+        <w:t xml:space="preserve">. Una única anomalía detectada (sale_id 13.009, +3,00€) se decide </w:t>
       </w:r>
       <w:r>
         <w:rPr>
@@ -3260,55 +2106,15 @@
           <w:sz w:val="18"/>
           <w:szCs w:val="18"/>
         </w:rPr>
-        <w:t xml:space="preserve">recalcular total desde </w:t>
-      </w:r>
-      <w:proofErr w:type="spellStart"/>
-      <w:r>
-        <w:rPr>
-          <w:b/>
-          <w:bCs/>
-          <w:color w:val="1F2937"/>
-          <w:sz w:val="18"/>
-          <w:szCs w:val="18"/>
-        </w:rPr>
-        <w:t>items</w:t>
-      </w:r>
-      <w:proofErr w:type="spellEnd"/>
-      <w:r>
-        <w:rPr>
-          <w:b/>
-          <w:bCs/>
-          <w:color w:val="1F2937"/>
-          <w:sz w:val="18"/>
-          <w:szCs w:val="18"/>
-        </w:rPr>
-        <w:t xml:space="preserve"> en el ETL</w:t>
-      </w:r>
-      <w:r>
-        <w:rPr>
-          <w:color w:val="1F2937"/>
-          <w:sz w:val="18"/>
-          <w:szCs w:val="18"/>
-        </w:rPr>
-        <w:t xml:space="preserve"> (los </w:t>
-      </w:r>
-      <w:proofErr w:type="spellStart"/>
-      <w:r>
-        <w:rPr>
-          <w:color w:val="1F2937"/>
-          <w:sz w:val="18"/>
-          <w:szCs w:val="18"/>
-        </w:rPr>
-        <w:t>items</w:t>
-      </w:r>
-      <w:proofErr w:type="spellEnd"/>
-      <w:r>
-        <w:rPr>
-          <w:color w:val="1F2937"/>
-          <w:sz w:val="18"/>
-          <w:szCs w:val="18"/>
-        </w:rPr>
-        <w:t xml:space="preserve"> son la fuente de verdad).</w:t>
+        <w:t>recalcular total desde items en el ETL</w:t>
+      </w:r>
+      <w:r>
+        <w:rPr>
+          <w:color w:val="1F2937"/>
+          <w:sz w:val="18"/>
+          <w:szCs w:val="18"/>
+        </w:rPr>
+        <w:t xml:space="preserve"> (los items son la fuente de verdad).</w:t>
       </w:r>
     </w:p>
     <w:p>
@@ -3438,25 +2244,7 @@
                 <w:sz w:val="17"/>
                 <w:szCs w:val="17"/>
               </w:rPr>
-              <w:t xml:space="preserve">Producto 29 sin coste en </w:t>
-            </w:r>
-            <w:proofErr w:type="spellStart"/>
-            <w:r>
-              <w:rPr>
-                <w:color w:val="1F2937"/>
-                <w:sz w:val="17"/>
-                <w:szCs w:val="17"/>
-              </w:rPr>
-              <w:t>central_product</w:t>
-            </w:r>
-            <w:proofErr w:type="spellEnd"/>
-            <w:r>
-              <w:rPr>
-                <w:color w:val="1F2937"/>
-                <w:sz w:val="17"/>
-                <w:szCs w:val="17"/>
-              </w:rPr>
-              <w:t xml:space="preserve"> (711 ventas, 1.426 unidades)</w:t>
+              <w:t>Producto 29 sin coste en central_product (711 ventas, 1.426 unidades)</w:t>
             </w:r>
           </w:p>
         </w:tc>
@@ -3483,97 +2271,7 @@
                 <w:sz w:val="17"/>
                 <w:szCs w:val="17"/>
               </w:rPr>
-              <w:t xml:space="preserve">Imputar </w:t>
-            </w:r>
-            <w:proofErr w:type="spellStart"/>
-            <w:r>
-              <w:rPr>
-                <w:color w:val="1F2937"/>
-                <w:sz w:val="17"/>
-                <w:szCs w:val="17"/>
-              </w:rPr>
-              <w:t>unit_cost</w:t>
-            </w:r>
-            <w:proofErr w:type="spellEnd"/>
-            <w:r>
-              <w:rPr>
-                <w:color w:val="1F2937"/>
-                <w:sz w:val="17"/>
-                <w:szCs w:val="17"/>
-              </w:rPr>
-              <w:t xml:space="preserve"> = 0,60 × precio (margen 40% como el resto). Marcar </w:t>
-            </w:r>
-            <w:proofErr w:type="spellStart"/>
-            <w:r>
-              <w:rPr>
-                <w:color w:val="1F2937"/>
-                <w:sz w:val="17"/>
-                <w:szCs w:val="17"/>
-              </w:rPr>
-              <w:t>is_cost_imputed</w:t>
-            </w:r>
-            <w:proofErr w:type="spellEnd"/>
-            <w:r>
-              <w:rPr>
-                <w:color w:val="1F2937"/>
-                <w:sz w:val="17"/>
-                <w:szCs w:val="17"/>
-              </w:rPr>
-              <w:t xml:space="preserve">=TRUE para trazabilidad. Mantener </w:t>
-            </w:r>
-            <w:proofErr w:type="spellStart"/>
-            <w:r>
-              <w:rPr>
-                <w:color w:val="1F2937"/>
-                <w:sz w:val="17"/>
-                <w:szCs w:val="17"/>
-              </w:rPr>
-              <w:t>flag</w:t>
-            </w:r>
-            <w:proofErr w:type="spellEnd"/>
-            <w:r>
-              <w:rPr>
-                <w:color w:val="1F2937"/>
-                <w:sz w:val="17"/>
-                <w:szCs w:val="17"/>
-              </w:rPr>
-              <w:t xml:space="preserve"> en </w:t>
-            </w:r>
-            <w:proofErr w:type="spellStart"/>
-            <w:r>
-              <w:rPr>
-                <w:color w:val="1F2937"/>
-                <w:sz w:val="17"/>
-                <w:szCs w:val="17"/>
-              </w:rPr>
-              <w:t>fact_sales</w:t>
-            </w:r>
-            <w:proofErr w:type="spellEnd"/>
-            <w:r>
-              <w:rPr>
-                <w:color w:val="1F2937"/>
-                <w:sz w:val="17"/>
-                <w:szCs w:val="17"/>
-              </w:rPr>
-              <w:t xml:space="preserve"> y </w:t>
-            </w:r>
-            <w:proofErr w:type="spellStart"/>
-            <w:r>
-              <w:rPr>
-                <w:color w:val="1F2937"/>
-                <w:sz w:val="17"/>
-                <w:szCs w:val="17"/>
-              </w:rPr>
-              <w:t>dim_product</w:t>
-            </w:r>
-            <w:proofErr w:type="spellEnd"/>
-            <w:r>
-              <w:rPr>
-                <w:color w:val="1F2937"/>
-                <w:sz w:val="17"/>
-                <w:szCs w:val="17"/>
-              </w:rPr>
-              <w:t>.</w:t>
+              <w:t>Imputar unit_cost = 0,60 × precio (margen 40% como el resto). Marcar is_cost_imputed=TRUE para trazabilidad. Mantener flag en fact_sales y dim_product.</w:t>
             </w:r>
           </w:p>
         </w:tc>
@@ -3602,23 +2300,13 @@
             </w:tcMar>
           </w:tcPr>
           <w:p>
-            <w:proofErr w:type="spellStart"/>
-            <w:r>
-              <w:rPr>
-                <w:color w:val="1F2937"/>
-                <w:sz w:val="17"/>
-                <w:szCs w:val="17"/>
-              </w:rPr>
-              <w:t>city_zone</w:t>
-            </w:r>
-            <w:proofErr w:type="spellEnd"/>
-            <w:r>
-              <w:rPr>
-                <w:color w:val="1F2937"/>
-                <w:sz w:val="17"/>
-                <w:szCs w:val="17"/>
-              </w:rPr>
-              <w:t xml:space="preserve"> sin FK declarada</w:t>
+            <w:r>
+              <w:rPr>
+                <w:color w:val="1F2937"/>
+                <w:sz w:val="17"/>
+                <w:szCs w:val="17"/>
+              </w:rPr>
+              <w:t>city_zone sin FK declarada</w:t>
             </w:r>
           </w:p>
         </w:tc>
@@ -3645,25 +2333,7 @@
                 <w:sz w:val="17"/>
                 <w:szCs w:val="17"/>
               </w:rPr>
-              <w:t xml:space="preserve">Enlace por </w:t>
-            </w:r>
-            <w:proofErr w:type="spellStart"/>
-            <w:r>
-              <w:rPr>
-                <w:color w:val="1F2937"/>
-                <w:sz w:val="17"/>
-                <w:szCs w:val="17"/>
-              </w:rPr>
-              <w:t>postal_code</w:t>
-            </w:r>
-            <w:proofErr w:type="spellEnd"/>
-            <w:r>
-              <w:rPr>
-                <w:color w:val="1F2937"/>
-                <w:sz w:val="17"/>
-                <w:szCs w:val="17"/>
-              </w:rPr>
-              <w:t xml:space="preserve"> con store (20/20 OK). Geografía solo aplica a tienda; cliente sin dato geográfico.</w:t>
+              <w:t>Enlace por postal_code con store (20/20 OK). Geografía solo aplica a tienda; cliente sin dato geográfico.</w:t>
             </w:r>
           </w:p>
         </w:tc>
@@ -3692,23 +2362,13 @@
             </w:tcMar>
           </w:tcPr>
           <w:p>
-            <w:proofErr w:type="spellStart"/>
-            <w:r>
-              <w:rPr>
-                <w:color w:val="1F2937"/>
-                <w:sz w:val="17"/>
-                <w:szCs w:val="17"/>
-              </w:rPr>
-              <w:t>return_reason</w:t>
-            </w:r>
-            <w:proofErr w:type="spellEnd"/>
-            <w:r>
-              <w:rPr>
-                <w:color w:val="1F2937"/>
-                <w:sz w:val="17"/>
-                <w:szCs w:val="17"/>
-              </w:rPr>
-              <w:t xml:space="preserve"> sin FK declarada</w:t>
+            <w:r>
+              <w:rPr>
+                <w:color w:val="1F2937"/>
+                <w:sz w:val="17"/>
+                <w:szCs w:val="17"/>
+              </w:rPr>
+              <w:t>return_reason sin FK declarada</w:t>
             </w:r>
           </w:p>
         </w:tc>
@@ -3735,43 +2395,7 @@
                 <w:sz w:val="17"/>
                 <w:szCs w:val="17"/>
               </w:rPr>
-              <w:t xml:space="preserve">Resuelto por </w:t>
-            </w:r>
-            <w:proofErr w:type="spellStart"/>
-            <w:r>
-              <w:rPr>
-                <w:color w:val="1F2937"/>
-                <w:sz w:val="17"/>
-                <w:szCs w:val="17"/>
-              </w:rPr>
-              <w:t>reason_id</w:t>
-            </w:r>
-            <w:proofErr w:type="spellEnd"/>
-            <w:r>
-              <w:rPr>
-                <w:color w:val="1F2937"/>
-                <w:sz w:val="17"/>
-                <w:szCs w:val="17"/>
-              </w:rPr>
-              <w:t xml:space="preserve"> (0 huérfanos). Motivo 6 'Desconocida' nunca </w:t>
-            </w:r>
-            <w:proofErr w:type="gramStart"/>
-            <w:r>
-              <w:rPr>
-                <w:color w:val="1F2937"/>
-                <w:sz w:val="17"/>
-                <w:szCs w:val="17"/>
-              </w:rPr>
-              <w:t>usado</w:t>
-            </w:r>
-            <w:proofErr w:type="gramEnd"/>
-            <w:r>
-              <w:rPr>
-                <w:color w:val="1F2937"/>
-                <w:sz w:val="17"/>
-                <w:szCs w:val="17"/>
-              </w:rPr>
-              <w:t xml:space="preserve"> pero se conserva por completitud.</w:t>
+              <w:t>Resuelto por reason_id (0 huérfanos). Motivo 6 'Desconocida' nunca usado pero se conserva por completitud.</w:t>
             </w:r>
           </w:p>
         </w:tc>
@@ -3806,25 +2430,7 @@
                 <w:sz w:val="17"/>
                 <w:szCs w:val="17"/>
               </w:rPr>
-              <w:t xml:space="preserve">Devoluciones: ¿hecho propio o solo </w:t>
-            </w:r>
-            <w:proofErr w:type="spellStart"/>
-            <w:r>
-              <w:rPr>
-                <w:color w:val="1F2937"/>
-                <w:sz w:val="17"/>
-                <w:szCs w:val="17"/>
-              </w:rPr>
-              <w:t>flag</w:t>
-            </w:r>
-            <w:proofErr w:type="spellEnd"/>
-            <w:r>
-              <w:rPr>
-                <w:color w:val="1F2937"/>
-                <w:sz w:val="17"/>
-                <w:szCs w:val="17"/>
-              </w:rPr>
-              <w:t>?</w:t>
+              <w:t>Devoluciones: ¿hecho propio o solo flag?</w:t>
             </w:r>
           </w:p>
         </w:tc>
@@ -3851,79 +2457,7 @@
                 <w:sz w:val="17"/>
                 <w:szCs w:val="17"/>
               </w:rPr>
-              <w:t xml:space="preserve">Ambos: </w:t>
-            </w:r>
-            <w:proofErr w:type="spellStart"/>
-            <w:r>
-              <w:rPr>
-                <w:color w:val="1F2937"/>
-                <w:sz w:val="17"/>
-                <w:szCs w:val="17"/>
-              </w:rPr>
-              <w:t>fact_returns</w:t>
-            </w:r>
-            <w:proofErr w:type="spellEnd"/>
-            <w:r>
-              <w:rPr>
-                <w:color w:val="1F2937"/>
-                <w:sz w:val="17"/>
-                <w:szCs w:val="17"/>
-              </w:rPr>
-              <w:t xml:space="preserve"> como hecho secundario + </w:t>
-            </w:r>
-            <w:proofErr w:type="spellStart"/>
-            <w:r>
-              <w:rPr>
-                <w:color w:val="1F2937"/>
-                <w:sz w:val="17"/>
-                <w:szCs w:val="17"/>
-              </w:rPr>
-              <w:t>flag</w:t>
-            </w:r>
-            <w:proofErr w:type="spellEnd"/>
-            <w:r>
-              <w:rPr>
-                <w:color w:val="1F2937"/>
-                <w:sz w:val="17"/>
-                <w:szCs w:val="17"/>
-              </w:rPr>
-              <w:t xml:space="preserve"> </w:t>
-            </w:r>
-            <w:proofErr w:type="spellStart"/>
-            <w:r>
-              <w:rPr>
-                <w:color w:val="1F2937"/>
-                <w:sz w:val="17"/>
-                <w:szCs w:val="17"/>
-              </w:rPr>
-              <w:t>is_returned</w:t>
-            </w:r>
-            <w:proofErr w:type="spellEnd"/>
-            <w:r>
-              <w:rPr>
-                <w:color w:val="1F2937"/>
-                <w:sz w:val="17"/>
-                <w:szCs w:val="17"/>
-              </w:rPr>
-              <w:t xml:space="preserve"> en </w:t>
-            </w:r>
-            <w:proofErr w:type="spellStart"/>
-            <w:r>
-              <w:rPr>
-                <w:color w:val="1F2937"/>
-                <w:sz w:val="17"/>
-                <w:szCs w:val="17"/>
-              </w:rPr>
-              <w:t>fact_sales</w:t>
-            </w:r>
-            <w:proofErr w:type="spellEnd"/>
-            <w:r>
-              <w:rPr>
-                <w:color w:val="1F2937"/>
-                <w:sz w:val="17"/>
-                <w:szCs w:val="17"/>
-              </w:rPr>
-              <w:t xml:space="preserve"> (optimización analítica para CLTV neto).</w:t>
+              <w:t>Ambos: fact_returns como hecho secundario + flag is_returned en fact_sales (optimización analítica para CLTV neto).</w:t>
             </w:r>
           </w:p>
         </w:tc>
@@ -3958,25 +2492,7 @@
                 <w:sz w:val="17"/>
                 <w:szCs w:val="17"/>
               </w:rPr>
-              <w:t xml:space="preserve">Anomalía </w:t>
-            </w:r>
-            <w:proofErr w:type="spellStart"/>
-            <w:r>
-              <w:rPr>
-                <w:color w:val="1F2937"/>
-                <w:sz w:val="17"/>
-                <w:szCs w:val="17"/>
-              </w:rPr>
-              <w:t>sale_id</w:t>
-            </w:r>
-            <w:proofErr w:type="spellEnd"/>
-            <w:r>
-              <w:rPr>
-                <w:color w:val="1F2937"/>
-                <w:sz w:val="17"/>
-                <w:szCs w:val="17"/>
-              </w:rPr>
-              <w:t xml:space="preserve"> 13009 (+3€)</w:t>
+              <w:t>Anomalía sale_id 13009 (+3€)</w:t>
             </w:r>
           </w:p>
         </w:tc>
@@ -4003,71 +2519,7 @@
                 <w:sz w:val="17"/>
                 <w:szCs w:val="17"/>
               </w:rPr>
-              <w:t xml:space="preserve">Recálculo determinista: </w:t>
-            </w:r>
-            <w:proofErr w:type="spellStart"/>
-            <w:r>
-              <w:rPr>
-                <w:color w:val="1F2937"/>
-                <w:sz w:val="17"/>
-                <w:szCs w:val="17"/>
-              </w:rPr>
-              <w:t>net_revenue</w:t>
-            </w:r>
-            <w:proofErr w:type="spellEnd"/>
-            <w:r>
-              <w:rPr>
-                <w:color w:val="1F2937"/>
-                <w:sz w:val="17"/>
-                <w:szCs w:val="17"/>
-              </w:rPr>
-              <w:t xml:space="preserve"> del </w:t>
-            </w:r>
-            <w:proofErr w:type="spellStart"/>
-            <w:r>
-              <w:rPr>
-                <w:color w:val="1F2937"/>
-                <w:sz w:val="17"/>
-                <w:szCs w:val="17"/>
-              </w:rPr>
-              <w:t>fact</w:t>
-            </w:r>
-            <w:proofErr w:type="spellEnd"/>
-            <w:r>
-              <w:rPr>
-                <w:color w:val="1F2937"/>
-                <w:sz w:val="17"/>
-                <w:szCs w:val="17"/>
-              </w:rPr>
-              <w:t xml:space="preserve"> = </w:t>
-            </w:r>
-            <w:proofErr w:type="gramStart"/>
-            <w:r>
-              <w:rPr>
-                <w:color w:val="1F2937"/>
-                <w:sz w:val="17"/>
-                <w:szCs w:val="17"/>
-              </w:rPr>
-              <w:t>SUM(</w:t>
-            </w:r>
-            <w:proofErr w:type="spellStart"/>
-            <w:r>
-              <w:rPr>
-                <w:color w:val="1F2937"/>
-                <w:sz w:val="17"/>
-                <w:szCs w:val="17"/>
-              </w:rPr>
-              <w:t>item.subtotal</w:t>
-            </w:r>
-            <w:proofErr w:type="spellEnd"/>
-            <w:proofErr w:type="gramEnd"/>
-            <w:r>
-              <w:rPr>
-                <w:color w:val="1F2937"/>
-                <w:sz w:val="17"/>
-                <w:szCs w:val="17"/>
-              </w:rPr>
-              <w:t>). Anomalía documentada en log.</w:t>
+              <w:t>Recálculo determinista: net_revenue del fact = SUM(item.subtotal). Anomalía documentada en log.</w:t>
             </w:r>
           </w:p>
         </w:tc>
@@ -4143,67 +2595,80 @@
           <w:sz w:val="16"/>
           <w:szCs w:val="16"/>
         </w:rPr>
-        <w:t xml:space="preserve">Figura 4. Evolución mensual de ventas e ingresos. Datos cubren 6 años completos (2020–2025); se detecta un cambio de patrón a partir de Q3 2025 (mayor volumen, </w:t>
-      </w:r>
-      <w:proofErr w:type="gramStart"/>
+        <w:t>Figura 4. Evolución mensual de ventas e ingresos. Datos cubren 6 años completos (2020–2025); se detecta un cambio de patrón a partir de Q3 2025 (mayor volumen, ticket medio inferior).</w:t>
+      </w:r>
+    </w:p>
+    <w:p>
+      <w:r>
+        <w:br w:type="page"/>
+      </w:r>
+    </w:p>
+    <w:p>
+      <w:pPr>
+        <w:pStyle w:val="Ttulo1"/>
+      </w:pPr>
+      <w:r>
+        <w:lastRenderedPageBreak/>
+        <w:t>4. ETL: pipeline reproducible y validado</w:t>
+      </w:r>
+    </w:p>
+    <w:p>
+      <w:pPr>
+        <w:pStyle w:val="Ttulo2"/>
+      </w:pPr>
+      <w:r>
+        <w:t>4.1 Diseño del pipeline</w:t>
+      </w:r>
+    </w:p>
+    <w:p>
+      <w:pPr>
+        <w:spacing w:after="80" w:line="280" w:lineRule="auto"/>
+        <w:jc w:val="both"/>
+      </w:pPr>
+      <w:r>
+        <w:rPr>
+          <w:color w:val="1F2937"/>
+          <w:sz w:val="18"/>
+          <w:szCs w:val="18"/>
+        </w:rPr>
+        <w:t>El ETL está implementado como un paquete Python modular (</w:t>
+      </w:r>
       <w:r>
         <w:rPr>
           <w:i/>
           <w:iCs/>
-          <w:color w:val="595959"/>
-          <w:sz w:val="16"/>
-          <w:szCs w:val="16"/>
-        </w:rPr>
-        <w:t>ticket</w:t>
-      </w:r>
-      <w:proofErr w:type="gramEnd"/>
+          <w:color w:val="1F2937"/>
+          <w:sz w:val="18"/>
+          <w:szCs w:val="18"/>
+        </w:rPr>
+        <w:t>etl/</w:t>
+      </w:r>
+      <w:r>
+        <w:rPr>
+          <w:color w:val="1F2937"/>
+          <w:sz w:val="18"/>
+          <w:szCs w:val="18"/>
+        </w:rPr>
+        <w:t xml:space="preserve">) con responsabilidad única por archivo: </w:t>
+      </w:r>
       <w:r>
         <w:rPr>
           <w:i/>
           <w:iCs/>
-          <w:color w:val="595959"/>
-          <w:sz w:val="16"/>
-          <w:szCs w:val="16"/>
-        </w:rPr>
-        <w:t xml:space="preserve"> medio inferior).</w:t>
-      </w:r>
-    </w:p>
-    <w:p>
-      <w:r>
-        <w:br w:type="page"/>
-      </w:r>
-    </w:p>
-    <w:p>
-      <w:pPr>
-        <w:pStyle w:val="Ttulo1"/>
-      </w:pPr>
-      <w:r>
-        <w:lastRenderedPageBreak/>
-        <w:t>4. ETL: pipeline reproducible y validado</w:t>
-      </w:r>
-    </w:p>
-    <w:p>
-      <w:pPr>
-        <w:pStyle w:val="Ttulo2"/>
-      </w:pPr>
-      <w:r>
-        <w:t>4.1 Diseño del pipeline</w:t>
-      </w:r>
-    </w:p>
-    <w:p>
-      <w:pPr>
-        <w:spacing w:after="80" w:line="280" w:lineRule="auto"/>
-        <w:jc w:val="both"/>
-      </w:pPr>
-      <w:r>
-        <w:rPr>
-          <w:color w:val="1F2937"/>
-          <w:sz w:val="18"/>
-          <w:szCs w:val="18"/>
-        </w:rPr>
-        <w:t>El ETL está implementado como un paquete Python modular (</w:t>
-      </w:r>
-      <w:proofErr w:type="spellStart"/>
+          <w:color w:val="1F2937"/>
+          <w:sz w:val="18"/>
+          <w:szCs w:val="18"/>
+        </w:rPr>
+        <w:t>extract.py</w:t>
+      </w:r>
+      <w:r>
+        <w:rPr>
+          <w:color w:val="1F2937"/>
+          <w:sz w:val="18"/>
+          <w:szCs w:val="18"/>
+        </w:rPr>
+        <w:t xml:space="preserve"> (origen → stg), </w:t>
+      </w:r>
       <w:r>
         <w:rPr>
           <w:i/>
@@ -4212,9 +2677,16 @@
           <w:sz w:val="18"/>
           <w:szCs w:val="18"/>
         </w:rPr>
-        <w:t>etl</w:t>
-      </w:r>
-      <w:proofErr w:type="spellEnd"/>
+        <w:t>transform_dimensions.py</w:t>
+      </w:r>
+      <w:r>
+        <w:rPr>
+          <w:color w:val="1F2937"/>
+          <w:sz w:val="18"/>
+          <w:szCs w:val="18"/>
+        </w:rPr>
+        <w:t xml:space="preserve"> (carga las 6 dimensiones), </w:t>
+      </w:r>
       <w:r>
         <w:rPr>
           <w:i/>
@@ -4223,15 +2695,15 @@
           <w:sz w:val="18"/>
           <w:szCs w:val="18"/>
         </w:rPr>
-        <w:t>/</w:t>
-      </w:r>
-      <w:r>
-        <w:rPr>
-          <w:color w:val="1F2937"/>
-          <w:sz w:val="18"/>
-          <w:szCs w:val="18"/>
-        </w:rPr>
-        <w:t xml:space="preserve">) con responsabilidad única por archivo: </w:t>
+        <w:t>transform_facts.py</w:t>
+      </w:r>
+      <w:r>
+        <w:rPr>
+          <w:color w:val="1F2937"/>
+          <w:sz w:val="18"/>
+          <w:szCs w:val="18"/>
+        </w:rPr>
+        <w:t xml:space="preserve"> (carga los 2 hechos vía INSERT…SELECT con pushdown a Postgres), </w:t>
       </w:r>
       <w:r>
         <w:rPr>
@@ -4241,33 +2713,15 @@
           <w:sz w:val="18"/>
           <w:szCs w:val="18"/>
         </w:rPr>
-        <w:t>extract.py</w:t>
-      </w:r>
-      <w:r>
-        <w:rPr>
-          <w:color w:val="1F2937"/>
-          <w:sz w:val="18"/>
-          <w:szCs w:val="18"/>
-        </w:rPr>
-        <w:t xml:space="preserve"> (origen → </w:t>
-      </w:r>
-      <w:proofErr w:type="spellStart"/>
-      <w:r>
-        <w:rPr>
-          <w:color w:val="1F2937"/>
-          <w:sz w:val="18"/>
-          <w:szCs w:val="18"/>
-        </w:rPr>
-        <w:t>stg</w:t>
-      </w:r>
-      <w:proofErr w:type="spellEnd"/>
-      <w:r>
-        <w:rPr>
-          <w:color w:val="1F2937"/>
-          <w:sz w:val="18"/>
-          <w:szCs w:val="18"/>
-        </w:rPr>
-        <w:t xml:space="preserve">), </w:t>
+        <w:t>validate.py</w:t>
+      </w:r>
+      <w:r>
+        <w:rPr>
+          <w:color w:val="1F2937"/>
+          <w:sz w:val="18"/>
+          <w:szCs w:val="18"/>
+        </w:rPr>
+        <w:t xml:space="preserve"> (21 validaciones declarativas), </w:t>
       </w:r>
       <w:r>
         <w:rPr>
@@ -4277,15 +2731,15 @@
           <w:sz w:val="18"/>
           <w:szCs w:val="18"/>
         </w:rPr>
-        <w:t>transform_dimensions.py</w:t>
-      </w:r>
-      <w:r>
-        <w:rPr>
-          <w:color w:val="1F2937"/>
-          <w:sz w:val="18"/>
-          <w:szCs w:val="18"/>
-        </w:rPr>
-        <w:t xml:space="preserve"> (carga las 6 dimensiones), </w:t>
+        <w:t>build_customer_360.py</w:t>
+      </w:r>
+      <w:r>
+        <w:rPr>
+          <w:color w:val="1F2937"/>
+          <w:sz w:val="18"/>
+          <w:szCs w:val="18"/>
+        </w:rPr>
+        <w:t xml:space="preserve"> y </w:t>
       </w:r>
       <w:r>
         <w:rPr>
@@ -4295,51 +2749,15 @@
           <w:sz w:val="18"/>
           <w:szCs w:val="18"/>
         </w:rPr>
-        <w:t>transform_facts.py</w:t>
-      </w:r>
-      <w:r>
-        <w:rPr>
-          <w:color w:val="1F2937"/>
-          <w:sz w:val="18"/>
-          <w:szCs w:val="18"/>
-        </w:rPr>
-        <w:t xml:space="preserve"> (carga los 2 hechos vía INSERT…SELECT con </w:t>
-      </w:r>
-      <w:proofErr w:type="spellStart"/>
-      <w:r>
-        <w:rPr>
-          <w:color w:val="1F2937"/>
-          <w:sz w:val="18"/>
-          <w:szCs w:val="18"/>
-        </w:rPr>
-        <w:t>pushdown</w:t>
-      </w:r>
-      <w:proofErr w:type="spellEnd"/>
-      <w:r>
-        <w:rPr>
-          <w:color w:val="1F2937"/>
-          <w:sz w:val="18"/>
-          <w:szCs w:val="18"/>
-        </w:rPr>
-        <w:t xml:space="preserve"> a </w:t>
-      </w:r>
-      <w:proofErr w:type="spellStart"/>
-      <w:r>
-        <w:rPr>
-          <w:color w:val="1F2937"/>
-          <w:sz w:val="18"/>
-          <w:szCs w:val="18"/>
-        </w:rPr>
-        <w:t>Postgres</w:t>
-      </w:r>
-      <w:proofErr w:type="spellEnd"/>
-      <w:r>
-        <w:rPr>
-          <w:color w:val="1F2937"/>
-          <w:sz w:val="18"/>
-          <w:szCs w:val="18"/>
-        </w:rPr>
-        <w:t xml:space="preserve">), </w:t>
+        <w:t>build_clusters.py</w:t>
+      </w:r>
+      <w:r>
+        <w:rPr>
+          <w:color w:val="1F2937"/>
+          <w:sz w:val="18"/>
+          <w:szCs w:val="18"/>
+        </w:rPr>
+        <w:t xml:space="preserve">. Un orquestador </w:t>
       </w:r>
       <w:r>
         <w:rPr>
@@ -4349,15 +2767,15 @@
           <w:sz w:val="18"/>
           <w:szCs w:val="18"/>
         </w:rPr>
-        <w:t>validate.py</w:t>
-      </w:r>
-      <w:r>
-        <w:rPr>
-          <w:color w:val="1F2937"/>
-          <w:sz w:val="18"/>
-          <w:szCs w:val="18"/>
-        </w:rPr>
-        <w:t xml:space="preserve"> (21 validaciones declarativas), </w:t>
+        <w:t>run_etl.py</w:t>
+      </w:r>
+      <w:r>
+        <w:rPr>
+          <w:color w:val="1F2937"/>
+          <w:sz w:val="18"/>
+          <w:szCs w:val="18"/>
+        </w:rPr>
+        <w:t xml:space="preserve"> los encadena. Logging unificado con archivo persistente por ejecución y timestamp en </w:t>
       </w:r>
       <w:r>
         <w:rPr>
@@ -4367,109 +2785,7 @@
           <w:sz w:val="18"/>
           <w:szCs w:val="18"/>
         </w:rPr>
-        <w:t>build_customer_360.py</w:t>
-      </w:r>
-      <w:r>
-        <w:rPr>
-          <w:color w:val="1F2937"/>
-          <w:sz w:val="18"/>
-          <w:szCs w:val="18"/>
-        </w:rPr>
-        <w:t xml:space="preserve"> y </w:t>
-      </w:r>
-      <w:r>
-        <w:rPr>
-          <w:i/>
-          <w:iCs/>
-          <w:color w:val="1F2937"/>
-          <w:sz w:val="18"/>
-          <w:szCs w:val="18"/>
-        </w:rPr>
-        <w:t>build_clusters.py</w:t>
-      </w:r>
-      <w:r>
-        <w:rPr>
-          <w:color w:val="1F2937"/>
-          <w:sz w:val="18"/>
-          <w:szCs w:val="18"/>
-        </w:rPr>
-        <w:t xml:space="preserve">. Un orquestador </w:t>
-      </w:r>
-      <w:r>
-        <w:rPr>
-          <w:i/>
-          <w:iCs/>
-          <w:color w:val="1F2937"/>
-          <w:sz w:val="18"/>
-          <w:szCs w:val="18"/>
-        </w:rPr>
-        <w:t>run_etl.py</w:t>
-      </w:r>
-      <w:r>
-        <w:rPr>
-          <w:color w:val="1F2937"/>
-          <w:sz w:val="18"/>
-          <w:szCs w:val="18"/>
-        </w:rPr>
-        <w:t xml:space="preserve"> los encadena. </w:t>
-      </w:r>
-      <w:proofErr w:type="spellStart"/>
-      <w:r>
-        <w:rPr>
-          <w:color w:val="1F2937"/>
-          <w:sz w:val="18"/>
-          <w:szCs w:val="18"/>
-        </w:rPr>
-        <w:t>Logging</w:t>
-      </w:r>
-      <w:proofErr w:type="spellEnd"/>
-      <w:r>
-        <w:rPr>
-          <w:color w:val="1F2937"/>
-          <w:sz w:val="18"/>
-          <w:szCs w:val="18"/>
-        </w:rPr>
-        <w:t xml:space="preserve"> unificado con archivo persistente por ejecución y </w:t>
-      </w:r>
-      <w:proofErr w:type="spellStart"/>
-      <w:r>
-        <w:rPr>
-          <w:color w:val="1F2937"/>
-          <w:sz w:val="18"/>
-          <w:szCs w:val="18"/>
-        </w:rPr>
-        <w:t>timestamp</w:t>
-      </w:r>
-      <w:proofErr w:type="spellEnd"/>
-      <w:r>
-        <w:rPr>
-          <w:color w:val="1F2937"/>
-          <w:sz w:val="18"/>
-          <w:szCs w:val="18"/>
-        </w:rPr>
-        <w:t xml:space="preserve"> en </w:t>
-      </w:r>
-      <w:proofErr w:type="spellStart"/>
-      <w:r>
-        <w:rPr>
-          <w:i/>
-          <w:iCs/>
-          <w:color w:val="1F2937"/>
-          <w:sz w:val="18"/>
-          <w:szCs w:val="18"/>
-        </w:rPr>
-        <w:t>etl</w:t>
-      </w:r>
-      <w:proofErr w:type="spellEnd"/>
-      <w:r>
-        <w:rPr>
-          <w:i/>
-          <w:iCs/>
-          <w:color w:val="1F2937"/>
-          <w:sz w:val="18"/>
-          <w:szCs w:val="18"/>
-        </w:rPr>
-        <w:t>/logs/</w:t>
+        <w:t>etl/logs/</w:t>
       </w:r>
       <w:r>
         <w:rPr>
@@ -4677,25 +2993,7 @@
                 <w:sz w:val="17"/>
                 <w:szCs w:val="17"/>
               </w:rPr>
-              <w:t>Ingresos totales (</w:t>
-            </w:r>
-            <w:proofErr w:type="spellStart"/>
-            <w:r>
-              <w:rPr>
-                <w:color w:val="1F2937"/>
-                <w:sz w:val="17"/>
-                <w:szCs w:val="17"/>
-              </w:rPr>
-              <w:t>net_revenue</w:t>
-            </w:r>
-            <w:proofErr w:type="spellEnd"/>
-            <w:r>
-              <w:rPr>
-                <w:color w:val="1F2937"/>
-                <w:sz w:val="17"/>
-                <w:szCs w:val="17"/>
-              </w:rPr>
-              <w:t>)</w:t>
+              <w:t>Ingresos totales (net_revenue)</w:t>
             </w:r>
           </w:p>
         </w:tc>
@@ -4859,29 +3157,7 @@
                 <w:sz w:val="17"/>
                 <w:szCs w:val="17"/>
               </w:rPr>
-              <w:t xml:space="preserve">3.871.679,28 </w:t>
-            </w:r>
-            <w:proofErr w:type="gramStart"/>
-            <w:r>
-              <w:rPr>
-                <w:b/>
-                <w:bCs/>
-                <w:color w:val="1F2937"/>
-                <w:sz w:val="17"/>
-                <w:szCs w:val="17"/>
-              </w:rPr>
-              <w:t>€  (</w:t>
-            </w:r>
-            <w:proofErr w:type="gramEnd"/>
-            <w:r>
-              <w:rPr>
-                <w:b/>
-                <w:bCs/>
-                <w:color w:val="1F2937"/>
-                <w:sz w:val="17"/>
-                <w:szCs w:val="17"/>
-              </w:rPr>
-              <w:t>40,00%)</w:t>
+              <w:t>3.871.679,28 €  (40,00%)</w:t>
             </w:r>
           </w:p>
         </w:tc>
@@ -4910,23 +3186,13 @@
             </w:tcMar>
           </w:tcPr>
           <w:p>
-            <w:proofErr w:type="spellStart"/>
-            <w:r>
-              <w:rPr>
-                <w:color w:val="1F2937"/>
-                <w:sz w:val="17"/>
-                <w:szCs w:val="17"/>
-              </w:rPr>
-              <w:t>Items</w:t>
-            </w:r>
-            <w:proofErr w:type="spellEnd"/>
-            <w:r>
-              <w:rPr>
-                <w:color w:val="1F2937"/>
-                <w:sz w:val="17"/>
-                <w:szCs w:val="17"/>
-              </w:rPr>
-              <w:t xml:space="preserve"> devueltos / Margen perdido por devoluciones</w:t>
+            <w:r>
+              <w:rPr>
+                <w:color w:val="1F2937"/>
+                <w:sz w:val="17"/>
+                <w:szCs w:val="17"/>
+              </w:rPr>
+              <w:t>Items devueltos / Margen perdido por devoluciones</w:t>
             </w:r>
           </w:p>
         </w:tc>
@@ -4956,25 +3222,7 @@
                 <w:sz w:val="17"/>
                 <w:szCs w:val="17"/>
               </w:rPr>
-              <w:t xml:space="preserve">2.264 </w:t>
-            </w:r>
-            <w:proofErr w:type="spellStart"/>
-            <w:r>
-              <w:rPr>
-                <w:color w:val="1F2937"/>
-                <w:sz w:val="17"/>
-                <w:szCs w:val="17"/>
-              </w:rPr>
-              <w:t>items</w:t>
-            </w:r>
-            <w:proofErr w:type="spellEnd"/>
-            <w:r>
-              <w:rPr>
-                <w:color w:val="1F2937"/>
-                <w:sz w:val="17"/>
-                <w:szCs w:val="17"/>
-              </w:rPr>
-              <w:t xml:space="preserve"> · 110.531,16 €</w:t>
+              <w:t>2.264 items · 110.531,16 €</w:t>
             </w:r>
           </w:p>
         </w:tc>
@@ -5003,23 +3251,13 @@
             </w:tcMar>
           </w:tcPr>
           <w:p>
-            <w:proofErr w:type="spellStart"/>
-            <w:r>
-              <w:rPr>
-                <w:color w:val="1F2937"/>
-                <w:sz w:val="17"/>
-                <w:szCs w:val="17"/>
-              </w:rPr>
-              <w:t>Items</w:t>
-            </w:r>
-            <w:proofErr w:type="spellEnd"/>
-            <w:r>
-              <w:rPr>
-                <w:color w:val="1F2937"/>
-                <w:sz w:val="17"/>
-                <w:szCs w:val="17"/>
-              </w:rPr>
-              <w:t xml:space="preserve"> con coste imputado (producto 29)</w:t>
+            <w:r>
+              <w:rPr>
+                <w:color w:val="1F2937"/>
+                <w:sz w:val="17"/>
+                <w:szCs w:val="17"/>
+              </w:rPr>
+              <w:t>Items con coste imputado (producto 29)</w:t>
             </w:r>
           </w:p>
         </w:tc>
@@ -5084,36 +3322,8 @@
                 <w:sz w:val="17"/>
                 <w:szCs w:val="17"/>
               </w:rPr>
-              <w:t xml:space="preserve">Tiempo total pipeline </w:t>
-            </w:r>
-            <w:proofErr w:type="spellStart"/>
-            <w:r>
-              <w:rPr>
-                <w:color w:val="1F2937"/>
-                <w:sz w:val="17"/>
-                <w:szCs w:val="17"/>
-              </w:rPr>
-              <w:t>end</w:t>
-            </w:r>
-            <w:proofErr w:type="spellEnd"/>
-            <w:r>
-              <w:rPr>
-                <w:color w:val="1F2937"/>
-                <w:sz w:val="17"/>
-                <w:szCs w:val="17"/>
-              </w:rPr>
-              <w:t>-to-</w:t>
-            </w:r>
-            <w:proofErr w:type="spellStart"/>
-            <w:r>
-              <w:rPr>
-                <w:color w:val="1F2937"/>
-                <w:sz w:val="17"/>
-                <w:szCs w:val="17"/>
-              </w:rPr>
-              <w:t>end</w:t>
-            </w:r>
-            <w:proofErr w:type="spellEnd"/>
+              <w:t>Tiempo total pipeline end-to-end</w:t>
+            </w:r>
           </w:p>
         </w:tc>
         <w:tc>
@@ -5246,20 +3456,8 @@
                 <w:sz w:val="17"/>
                 <w:szCs w:val="17"/>
               </w:rPr>
-              <w:t xml:space="preserve"># </w:t>
-            </w:r>
-            <w:proofErr w:type="spellStart"/>
-            <w:r>
-              <w:rPr>
-                <w:b/>
-                <w:bCs/>
-                <w:color w:val="FFFFFF"/>
-                <w:sz w:val="17"/>
-                <w:szCs w:val="17"/>
-              </w:rPr>
-              <w:t>Tests</w:t>
-            </w:r>
-            <w:proofErr w:type="spellEnd"/>
+              <w:t># Tests</w:t>
+            </w:r>
           </w:p>
         </w:tc>
         <w:tc>
@@ -5317,7 +3515,6 @@
             </w:tcMar>
           </w:tcPr>
           <w:p>
-            <w:proofErr w:type="spellStart"/>
             <w:r>
               <w:rPr>
                 <w:color w:val="1F2937"/>
@@ -5326,7 +3523,6 @@
               </w:rPr>
               <w:t>row_count</w:t>
             </w:r>
-            <w:proofErr w:type="spellEnd"/>
           </w:p>
         </w:tc>
         <w:tc>
@@ -5384,54 +3580,8 @@
                 <w:sz w:val="17"/>
                 <w:szCs w:val="17"/>
               </w:rPr>
-              <w:t xml:space="preserve">Cardinalidad esperada en cada </w:t>
-            </w:r>
-            <w:proofErr w:type="spellStart"/>
-            <w:r>
-              <w:rPr>
-                <w:color w:val="1F2937"/>
-                <w:sz w:val="17"/>
-                <w:szCs w:val="17"/>
-              </w:rPr>
-              <w:t>dim</w:t>
-            </w:r>
-            <w:proofErr w:type="spellEnd"/>
-            <w:r>
-              <w:rPr>
-                <w:color w:val="1F2937"/>
-                <w:sz w:val="17"/>
-                <w:szCs w:val="17"/>
-              </w:rPr>
-              <w:t>/</w:t>
-            </w:r>
-            <w:proofErr w:type="spellStart"/>
-            <w:r>
-              <w:rPr>
-                <w:color w:val="1F2937"/>
-                <w:sz w:val="17"/>
-                <w:szCs w:val="17"/>
-              </w:rPr>
-              <w:t>fact</w:t>
-            </w:r>
-            <w:proofErr w:type="spellEnd"/>
-            <w:r>
-              <w:rPr>
-                <w:color w:val="1F2937"/>
-                <w:sz w:val="17"/>
-                <w:szCs w:val="17"/>
-              </w:rPr>
-              <w:t xml:space="preserve"> frente a </w:t>
-            </w:r>
-            <w:proofErr w:type="spellStart"/>
-            <w:r>
-              <w:rPr>
-                <w:color w:val="1F2937"/>
-                <w:sz w:val="17"/>
-                <w:szCs w:val="17"/>
-              </w:rPr>
-              <w:t>expected_count</w:t>
-            </w:r>
-            <w:proofErr w:type="spellEnd"/>
+              <w:t>Cardinalidad esperada en cada dim/fact frente a expected_count</w:t>
+            </w:r>
           </w:p>
         </w:tc>
       </w:tr>
@@ -5459,7 +3609,6 @@
             </w:tcMar>
           </w:tcPr>
           <w:p>
-            <w:proofErr w:type="spellStart"/>
             <w:r>
               <w:rPr>
                 <w:color w:val="1F2937"/>
@@ -5468,7 +3617,6 @@
               </w:rPr>
               <w:t>fk_integrity</w:t>
             </w:r>
-            <w:proofErr w:type="spellEnd"/>
           </w:p>
         </w:tc>
         <w:tc>
@@ -5526,54 +3674,8 @@
                 <w:sz w:val="17"/>
                 <w:szCs w:val="17"/>
               </w:rPr>
-              <w:t>Cero huérfanos en cada FK (</w:t>
-            </w:r>
-            <w:proofErr w:type="spellStart"/>
-            <w:r>
-              <w:rPr>
-                <w:color w:val="1F2937"/>
-                <w:sz w:val="17"/>
-                <w:szCs w:val="17"/>
-              </w:rPr>
-              <w:t>customer</w:t>
-            </w:r>
-            <w:proofErr w:type="spellEnd"/>
-            <w:r>
-              <w:rPr>
-                <w:color w:val="1F2937"/>
-                <w:sz w:val="17"/>
-                <w:szCs w:val="17"/>
-              </w:rPr>
-              <w:t>/</w:t>
-            </w:r>
-            <w:proofErr w:type="spellStart"/>
-            <w:r>
-              <w:rPr>
-                <w:color w:val="1F2937"/>
-                <w:sz w:val="17"/>
-                <w:szCs w:val="17"/>
-              </w:rPr>
-              <w:t>product</w:t>
-            </w:r>
-            <w:proofErr w:type="spellEnd"/>
-            <w:r>
-              <w:rPr>
-                <w:color w:val="1F2937"/>
-                <w:sz w:val="17"/>
-                <w:szCs w:val="17"/>
-              </w:rPr>
-              <w:t xml:space="preserve">/store/date) y </w:t>
-            </w:r>
-            <w:proofErr w:type="spellStart"/>
-            <w:r>
-              <w:rPr>
-                <w:color w:val="1F2937"/>
-                <w:sz w:val="17"/>
-                <w:szCs w:val="17"/>
-              </w:rPr>
-              <w:t>fact_returns→fact_sales</w:t>
-            </w:r>
-            <w:proofErr w:type="spellEnd"/>
+              <w:t>Cero huérfanos en cada FK (customer/product/store/date) y fact_returns→fact_sales</w:t>
+            </w:r>
           </w:p>
         </w:tc>
       </w:tr>
@@ -5601,7 +3703,6 @@
             </w:tcMar>
           </w:tcPr>
           <w:p>
-            <w:proofErr w:type="spellStart"/>
             <w:r>
               <w:rPr>
                 <w:color w:val="1F2937"/>
@@ -5610,7 +3711,6 @@
               </w:rPr>
               <w:t>business</w:t>
             </w:r>
-            <w:proofErr w:type="spellEnd"/>
           </w:p>
         </w:tc>
         <w:tc>
@@ -5668,97 +3768,7 @@
                 <w:sz w:val="17"/>
                 <w:szCs w:val="17"/>
               </w:rPr>
-              <w:t xml:space="preserve">Coherencia </w:t>
-            </w:r>
-            <w:proofErr w:type="spellStart"/>
-            <w:r>
-              <w:rPr>
-                <w:color w:val="1F2937"/>
-                <w:sz w:val="17"/>
-                <w:szCs w:val="17"/>
-              </w:rPr>
-              <w:t>origen↔DWH</w:t>
-            </w:r>
-            <w:proofErr w:type="spellEnd"/>
-            <w:r>
-              <w:rPr>
-                <w:color w:val="1F2937"/>
-                <w:sz w:val="17"/>
-                <w:szCs w:val="17"/>
-              </w:rPr>
-              <w:t xml:space="preserve"> (</w:t>
-            </w:r>
-            <w:proofErr w:type="spellStart"/>
-            <w:r>
-              <w:rPr>
-                <w:color w:val="1F2937"/>
-                <w:sz w:val="17"/>
-                <w:szCs w:val="17"/>
-              </w:rPr>
-              <w:t>revenue</w:t>
-            </w:r>
-            <w:proofErr w:type="spellEnd"/>
-            <w:r>
-              <w:rPr>
-                <w:color w:val="1F2937"/>
-                <w:sz w:val="17"/>
-                <w:szCs w:val="17"/>
-              </w:rPr>
-              <w:t xml:space="preserve">, </w:t>
-            </w:r>
-            <w:proofErr w:type="spellStart"/>
-            <w:r>
-              <w:rPr>
-                <w:color w:val="1F2937"/>
-                <w:sz w:val="17"/>
-                <w:szCs w:val="17"/>
-              </w:rPr>
-              <w:t>quantity</w:t>
-            </w:r>
-            <w:proofErr w:type="spellEnd"/>
-            <w:r>
-              <w:rPr>
-                <w:color w:val="1F2937"/>
-                <w:sz w:val="17"/>
-                <w:szCs w:val="17"/>
-              </w:rPr>
-              <w:t xml:space="preserve">), </w:t>
-            </w:r>
-            <w:proofErr w:type="spellStart"/>
-            <w:r>
-              <w:rPr>
-                <w:color w:val="1F2937"/>
-                <w:sz w:val="17"/>
-                <w:szCs w:val="17"/>
-              </w:rPr>
-              <w:t>gross−discount</w:t>
-            </w:r>
-            <w:proofErr w:type="spellEnd"/>
-            <w:r>
-              <w:rPr>
-                <w:color w:val="1F2937"/>
-                <w:sz w:val="17"/>
-                <w:szCs w:val="17"/>
-              </w:rPr>
-              <w:t xml:space="preserve">=net, days_to_return≥0, no </w:t>
-            </w:r>
-            <w:proofErr w:type="spellStart"/>
-            <w:r>
-              <w:rPr>
-                <w:color w:val="1F2937"/>
-                <w:sz w:val="17"/>
-                <w:szCs w:val="17"/>
-              </w:rPr>
-              <w:t>NULLs</w:t>
-            </w:r>
-            <w:proofErr w:type="spellEnd"/>
-            <w:r>
-              <w:rPr>
-                <w:color w:val="1F2937"/>
-                <w:sz w:val="17"/>
-                <w:szCs w:val="17"/>
-              </w:rPr>
-              <w:t xml:space="preserve"> en métricas</w:t>
+              <w:t>Coherencia origen↔DWH (revenue, quantity), gross−discount=net, days_to_return≥0, no NULLs en métricas</w:t>
             </w:r>
           </w:p>
         </w:tc>
@@ -5787,7 +3797,6 @@
             </w:tcMar>
           </w:tcPr>
           <w:p>
-            <w:proofErr w:type="spellStart"/>
             <w:r>
               <w:rPr>
                 <w:color w:val="1F2937"/>
@@ -5796,7 +3805,6 @@
               </w:rPr>
               <w:t>decisions</w:t>
             </w:r>
-            <w:proofErr w:type="spellEnd"/>
           </w:p>
         </w:tc>
         <w:tc>
@@ -5854,25 +3862,7 @@
                 <w:sz w:val="17"/>
                 <w:szCs w:val="17"/>
               </w:rPr>
-              <w:t xml:space="preserve">Imputación de coste solo aplica al producto 29; el producto 29 siempre tiene </w:t>
-            </w:r>
-            <w:proofErr w:type="spellStart"/>
-            <w:r>
-              <w:rPr>
-                <w:color w:val="1F2937"/>
-                <w:sz w:val="17"/>
-                <w:szCs w:val="17"/>
-              </w:rPr>
-              <w:t>flag</w:t>
-            </w:r>
-            <w:proofErr w:type="spellEnd"/>
-            <w:r>
-              <w:rPr>
-                <w:color w:val="1F2937"/>
-                <w:sz w:val="17"/>
-                <w:szCs w:val="17"/>
-              </w:rPr>
-              <w:t xml:space="preserve"> activo</w:t>
+              <w:t>Imputación de coste solo aplica al producto 29; el producto 29 siempre tiene flag activo</w:t>
             </w:r>
           </w:p>
         </w:tc>
@@ -6010,7 +4000,6 @@
         <w:spacing w:after="80" w:line="280" w:lineRule="auto"/>
         <w:jc w:val="both"/>
       </w:pPr>
-      <w:proofErr w:type="spellStart"/>
       <w:r>
         <w:rPr>
           <w:i/>
@@ -6019,9 +4008,37 @@
           <w:sz w:val="18"/>
           <w:szCs w:val="18"/>
         </w:rPr>
-        <w:t>CLTV_hist</w:t>
-      </w:r>
-      <w:proofErr w:type="spellEnd"/>
+        <w:t xml:space="preserve">CLTV_hist = SUM(net_revenue) − SUM(refunds) − SUM(cost_amount) </w:t>
+      </w:r>
+      <w:r>
+        <w:rPr>
+          <w:color w:val="1F2937"/>
+          <w:sz w:val="18"/>
+          <w:szCs w:val="18"/>
+        </w:rPr>
+        <w:t>= margen neto realmente generado por el cliente hasta hoy. Es la métrica más fiable y la que se usa como variable objetivo en el clustering.</w:t>
+      </w:r>
+    </w:p>
+    <w:p>
+      <w:pPr>
+        <w:spacing w:before="100" w:after="40"/>
+      </w:pPr>
+      <w:r>
+        <w:rPr>
+          <w:b/>
+          <w:bCs/>
+          <w:color w:val="1F2937"/>
+          <w:sz w:val="20"/>
+          <w:szCs w:val="20"/>
+        </w:rPr>
+        <w:t>Versión B — CLTV predictivo (proyección a 3 años, solo recurrentes)</w:t>
+      </w:r>
+    </w:p>
+    <w:p>
+      <w:pPr>
+        <w:spacing w:after="80" w:line="280" w:lineRule="auto"/>
+        <w:jc w:val="both"/>
+      </w:pPr>
       <w:r>
         <w:rPr>
           <w:i/>
@@ -6030,9 +4047,37 @@
           <w:sz w:val="18"/>
           <w:szCs w:val="18"/>
         </w:rPr>
-        <w:t xml:space="preserve"> = </w:t>
-      </w:r>
-      <w:proofErr w:type="gramStart"/>
+        <w:t xml:space="preserve">CLTV_pred = avg_order_value × margen% × frecuencia_anual × 3 </w:t>
+      </w:r>
+      <w:r>
+        <w:rPr>
+          <w:color w:val="1F2937"/>
+          <w:sz w:val="18"/>
+          <w:szCs w:val="18"/>
+        </w:rPr>
+        <w:t>Solo aplicable a los 750 clientes con ≥2 compras (en los one-shot la frecuencia/lifespan son indeterminados).</w:t>
+      </w:r>
+    </w:p>
+    <w:p>
+      <w:pPr>
+        <w:spacing w:before="100" w:after="40"/>
+      </w:pPr>
+      <w:r>
+        <w:rPr>
+          <w:b/>
+          <w:bCs/>
+          <w:color w:val="1F2937"/>
+          <w:sz w:val="20"/>
+          <w:szCs w:val="20"/>
+        </w:rPr>
+        <w:t>Versión C — CLTV literal del enunciado</w:t>
+      </w:r>
+    </w:p>
+    <w:p>
+      <w:pPr>
+        <w:spacing w:after="80" w:line="280" w:lineRule="auto"/>
+        <w:jc w:val="both"/>
+      </w:pPr>
       <w:r>
         <w:rPr>
           <w:i/>
@@ -6041,342 +4086,7 @@
           <w:sz w:val="18"/>
           <w:szCs w:val="18"/>
         </w:rPr>
-        <w:t>SUM(</w:t>
-      </w:r>
-      <w:proofErr w:type="spellStart"/>
-      <w:proofErr w:type="gramEnd"/>
-      <w:r>
-        <w:rPr>
-          <w:i/>
-          <w:iCs/>
-          <w:color w:val="595959"/>
-          <w:sz w:val="18"/>
-          <w:szCs w:val="18"/>
-        </w:rPr>
-        <w:t>net_revenue</w:t>
-      </w:r>
-      <w:proofErr w:type="spellEnd"/>
-      <w:r>
-        <w:rPr>
-          <w:i/>
-          <w:iCs/>
-          <w:color w:val="595959"/>
-          <w:sz w:val="18"/>
-          <w:szCs w:val="18"/>
-        </w:rPr>
-        <w:t xml:space="preserve">) − </w:t>
-      </w:r>
-      <w:proofErr w:type="gramStart"/>
-      <w:r>
-        <w:rPr>
-          <w:i/>
-          <w:iCs/>
-          <w:color w:val="595959"/>
-          <w:sz w:val="18"/>
-          <w:szCs w:val="18"/>
-        </w:rPr>
-        <w:t>SUM(</w:t>
-      </w:r>
-      <w:proofErr w:type="spellStart"/>
-      <w:proofErr w:type="gramEnd"/>
-      <w:r>
-        <w:rPr>
-          <w:i/>
-          <w:iCs/>
-          <w:color w:val="595959"/>
-          <w:sz w:val="18"/>
-          <w:szCs w:val="18"/>
-        </w:rPr>
-        <w:t>refunds</w:t>
-      </w:r>
-      <w:proofErr w:type="spellEnd"/>
-      <w:r>
-        <w:rPr>
-          <w:i/>
-          <w:iCs/>
-          <w:color w:val="595959"/>
-          <w:sz w:val="18"/>
-          <w:szCs w:val="18"/>
-        </w:rPr>
-        <w:t xml:space="preserve">) − </w:t>
-      </w:r>
-      <w:proofErr w:type="gramStart"/>
-      <w:r>
-        <w:rPr>
-          <w:i/>
-          <w:iCs/>
-          <w:color w:val="595959"/>
-          <w:sz w:val="18"/>
-          <w:szCs w:val="18"/>
-        </w:rPr>
-        <w:t>SUM(</w:t>
-      </w:r>
-      <w:proofErr w:type="spellStart"/>
-      <w:proofErr w:type="gramEnd"/>
-      <w:r>
-        <w:rPr>
-          <w:i/>
-          <w:iCs/>
-          <w:color w:val="595959"/>
-          <w:sz w:val="18"/>
-          <w:szCs w:val="18"/>
-        </w:rPr>
-        <w:t>cost_amount</w:t>
-      </w:r>
-      <w:proofErr w:type="spellEnd"/>
-      <w:r>
-        <w:rPr>
-          <w:i/>
-          <w:iCs/>
-          <w:color w:val="595959"/>
-          <w:sz w:val="18"/>
-          <w:szCs w:val="18"/>
-        </w:rPr>
-        <w:t xml:space="preserve">) </w:t>
-      </w:r>
-      <w:r>
-        <w:rPr>
-          <w:color w:val="1F2937"/>
-          <w:sz w:val="18"/>
-          <w:szCs w:val="18"/>
-        </w:rPr>
-        <w:t xml:space="preserve">= margen neto realmente generado por el cliente hasta hoy. Es la métrica más fiable y la que se usa como variable objetivo en el </w:t>
-      </w:r>
-      <w:proofErr w:type="spellStart"/>
-      <w:r>
-        <w:rPr>
-          <w:color w:val="1F2937"/>
-          <w:sz w:val="18"/>
-          <w:szCs w:val="18"/>
-        </w:rPr>
-        <w:t>clustering</w:t>
-      </w:r>
-      <w:proofErr w:type="spellEnd"/>
-      <w:r>
-        <w:rPr>
-          <w:color w:val="1F2937"/>
-          <w:sz w:val="18"/>
-          <w:szCs w:val="18"/>
-        </w:rPr>
-        <w:t>.</w:t>
-      </w:r>
-    </w:p>
-    <w:p>
-      <w:pPr>
-        <w:spacing w:before="100" w:after="40"/>
-      </w:pPr>
-      <w:r>
-        <w:rPr>
-          <w:b/>
-          <w:bCs/>
-          <w:color w:val="1F2937"/>
-          <w:sz w:val="20"/>
-          <w:szCs w:val="20"/>
-        </w:rPr>
-        <w:t>Versión B — CLTV predictivo (proyección a 3 años, solo recurrentes)</w:t>
-      </w:r>
-    </w:p>
-    <w:p>
-      <w:pPr>
-        <w:spacing w:after="80" w:line="280" w:lineRule="auto"/>
-        <w:jc w:val="both"/>
-      </w:pPr>
-      <w:proofErr w:type="spellStart"/>
-      <w:r>
-        <w:rPr>
-          <w:i/>
-          <w:iCs/>
-          <w:color w:val="595959"/>
-          <w:sz w:val="18"/>
-          <w:szCs w:val="18"/>
-        </w:rPr>
-        <w:t>CLTV_pred</w:t>
-      </w:r>
-      <w:proofErr w:type="spellEnd"/>
-      <w:r>
-        <w:rPr>
-          <w:i/>
-          <w:iCs/>
-          <w:color w:val="595959"/>
-          <w:sz w:val="18"/>
-          <w:szCs w:val="18"/>
-        </w:rPr>
-        <w:t xml:space="preserve"> = </w:t>
-      </w:r>
-      <w:proofErr w:type="spellStart"/>
-      <w:r>
-        <w:rPr>
-          <w:i/>
-          <w:iCs/>
-          <w:color w:val="595959"/>
-          <w:sz w:val="18"/>
-          <w:szCs w:val="18"/>
-        </w:rPr>
-        <w:t>avg_order_value</w:t>
-      </w:r>
-      <w:proofErr w:type="spellEnd"/>
-      <w:r>
-        <w:rPr>
-          <w:i/>
-          <w:iCs/>
-          <w:color w:val="595959"/>
-          <w:sz w:val="18"/>
-          <w:szCs w:val="18"/>
-        </w:rPr>
-        <w:t xml:space="preserve"> × margen% × </w:t>
-      </w:r>
-      <w:proofErr w:type="spellStart"/>
-      <w:r>
-        <w:rPr>
-          <w:i/>
-          <w:iCs/>
-          <w:color w:val="595959"/>
-          <w:sz w:val="18"/>
-          <w:szCs w:val="18"/>
-        </w:rPr>
-        <w:t>frecuencia_anual</w:t>
-      </w:r>
-      <w:proofErr w:type="spellEnd"/>
-      <w:r>
-        <w:rPr>
-          <w:i/>
-          <w:iCs/>
-          <w:color w:val="595959"/>
-          <w:sz w:val="18"/>
-          <w:szCs w:val="18"/>
-        </w:rPr>
-        <w:t xml:space="preserve"> × 3 </w:t>
-      </w:r>
-      <w:r>
-        <w:rPr>
-          <w:color w:val="1F2937"/>
-          <w:sz w:val="18"/>
-          <w:szCs w:val="18"/>
-        </w:rPr>
-        <w:t xml:space="preserve">Solo aplicable a los 750 clientes con ≥2 compras (en los </w:t>
-      </w:r>
-      <w:proofErr w:type="spellStart"/>
-      <w:r>
-        <w:rPr>
-          <w:color w:val="1F2937"/>
-          <w:sz w:val="18"/>
-          <w:szCs w:val="18"/>
-        </w:rPr>
-        <w:t>one-shot</w:t>
-      </w:r>
-      <w:proofErr w:type="spellEnd"/>
-      <w:r>
-        <w:rPr>
-          <w:color w:val="1F2937"/>
-          <w:sz w:val="18"/>
-          <w:szCs w:val="18"/>
-        </w:rPr>
-        <w:t xml:space="preserve"> la frecuencia/</w:t>
-      </w:r>
-      <w:proofErr w:type="spellStart"/>
-      <w:r>
-        <w:rPr>
-          <w:color w:val="1F2937"/>
-          <w:sz w:val="18"/>
-          <w:szCs w:val="18"/>
-        </w:rPr>
-        <w:t>lifespan</w:t>
-      </w:r>
-      <w:proofErr w:type="spellEnd"/>
-      <w:r>
-        <w:rPr>
-          <w:color w:val="1F2937"/>
-          <w:sz w:val="18"/>
-          <w:szCs w:val="18"/>
-        </w:rPr>
-        <w:t xml:space="preserve"> son indeterminados).</w:t>
-      </w:r>
-    </w:p>
-    <w:p>
-      <w:pPr>
-        <w:spacing w:before="100" w:after="40"/>
-      </w:pPr>
-      <w:r>
-        <w:rPr>
-          <w:b/>
-          <w:bCs/>
-          <w:color w:val="1F2937"/>
-          <w:sz w:val="20"/>
-          <w:szCs w:val="20"/>
-        </w:rPr>
-        <w:t>Versión C — CLTV literal del enunciado</w:t>
-      </w:r>
-    </w:p>
-    <w:p>
-      <w:pPr>
-        <w:spacing w:after="80" w:line="280" w:lineRule="auto"/>
-        <w:jc w:val="both"/>
-      </w:pPr>
-      <w:proofErr w:type="spellStart"/>
-      <w:r>
-        <w:rPr>
-          <w:i/>
-          <w:iCs/>
-          <w:color w:val="595959"/>
-          <w:sz w:val="18"/>
-          <w:szCs w:val="18"/>
-        </w:rPr>
-        <w:t>CLTV_form</w:t>
-      </w:r>
-      <w:proofErr w:type="spellEnd"/>
-      <w:r>
-        <w:rPr>
-          <w:i/>
-          <w:iCs/>
-          <w:color w:val="595959"/>
-          <w:sz w:val="18"/>
-          <w:szCs w:val="18"/>
-        </w:rPr>
-        <w:t xml:space="preserve"> = </w:t>
-      </w:r>
-      <w:proofErr w:type="spellStart"/>
-      <w:r>
-        <w:rPr>
-          <w:i/>
-          <w:iCs/>
-          <w:color w:val="595959"/>
-          <w:sz w:val="18"/>
-          <w:szCs w:val="18"/>
-        </w:rPr>
-        <w:t>net_revenue</w:t>
-      </w:r>
-      <w:proofErr w:type="spellEnd"/>
-      <w:r>
-        <w:rPr>
-          <w:i/>
-          <w:iCs/>
-          <w:color w:val="595959"/>
-          <w:sz w:val="18"/>
-          <w:szCs w:val="18"/>
-        </w:rPr>
-        <w:t xml:space="preserve"> × margen% × </w:t>
-      </w:r>
-      <w:proofErr w:type="spellStart"/>
-      <w:r>
-        <w:rPr>
-          <w:i/>
-          <w:iCs/>
-          <w:color w:val="595959"/>
-          <w:sz w:val="18"/>
-          <w:szCs w:val="18"/>
-        </w:rPr>
-        <w:t>frecuencia_anual</w:t>
-      </w:r>
-      <w:proofErr w:type="spellEnd"/>
-      <w:r>
-        <w:rPr>
-          <w:i/>
-          <w:iCs/>
-          <w:color w:val="595959"/>
-          <w:sz w:val="18"/>
-          <w:szCs w:val="18"/>
-        </w:rPr>
-        <w:t xml:space="preserve"> × 3 años. </w:t>
+        <w:t xml:space="preserve">CLTV_form = net_revenue × margen% × frecuencia_anual × 3 años. </w:t>
       </w:r>
       <w:r>
         <w:rPr>
@@ -6457,29 +4167,7 @@
           <w:sz w:val="16"/>
           <w:szCs w:val="16"/>
         </w:rPr>
-        <w:t xml:space="preserve">Figura 5. Distribución bimodal del CLTV histórico. Izquierda: todos los clientes (mediana 52€, dominada por </w:t>
-      </w:r>
-      <w:proofErr w:type="spellStart"/>
-      <w:r>
-        <w:rPr>
-          <w:i/>
-          <w:iCs/>
-          <w:color w:val="595959"/>
-          <w:sz w:val="16"/>
-          <w:szCs w:val="16"/>
-        </w:rPr>
-        <w:t>one-shot</w:t>
-      </w:r>
-      <w:proofErr w:type="spellEnd"/>
-      <w:r>
-        <w:rPr>
-          <w:i/>
-          <w:iCs/>
-          <w:color w:val="595959"/>
-          <w:sz w:val="16"/>
-          <w:szCs w:val="16"/>
-        </w:rPr>
-        <w:t>). Derecha: solo recurrentes (n=750, mediana ~4.500€, distribución unimodal cercana a normal).</w:t>
+        <w:t>Figura 5. Distribución bimodal del CLTV histórico. Izquierda: todos los clientes (mediana 52€, dominada por one-shot). Derecha: solo recurrentes (n=750, mediana ~4.500€, distribución unimodal cercana a normal).</w:t>
       </w:r>
     </w:p>
     <w:p>
@@ -6639,7 +4327,6 @@
             <w:pPr>
               <w:jc w:val="center"/>
             </w:pPr>
-            <w:proofErr w:type="spellStart"/>
             <w:r>
               <w:rPr>
                 <w:b/>
@@ -6648,18 +4335,7 @@
                 <w:sz w:val="17"/>
                 <w:szCs w:val="17"/>
               </w:rPr>
-              <w:t>Nº</w:t>
-            </w:r>
-            <w:proofErr w:type="spellEnd"/>
-            <w:r>
-              <w:rPr>
-                <w:b/>
-                <w:bCs/>
-                <w:color w:val="FFFFFF"/>
-                <w:sz w:val="17"/>
-                <w:szCs w:val="17"/>
-              </w:rPr>
-              <w:t xml:space="preserve"> clientes</w:t>
+              <w:t>Nº clientes</w:t>
             </w:r>
           </w:p>
         </w:tc>
@@ -7270,31 +4946,7 @@
         <w:pStyle w:val="Ttulo2"/>
       </w:pPr>
       <w:r>
-        <w:t>6.1 RFM Score (</w:t>
-      </w:r>
-      <w:proofErr w:type="spellStart"/>
-      <w:r>
-        <w:t>Recency</w:t>
-      </w:r>
-      <w:proofErr w:type="spellEnd"/>
-      <w:r>
-        <w:t xml:space="preserve"> · </w:t>
-      </w:r>
-      <w:proofErr w:type="spellStart"/>
-      <w:r>
-        <w:t>Frequency</w:t>
-      </w:r>
-      <w:proofErr w:type="spellEnd"/>
-      <w:r>
-        <w:t xml:space="preserve"> · </w:t>
-      </w:r>
-      <w:proofErr w:type="spellStart"/>
-      <w:r>
-        <w:t>Monetary</w:t>
-      </w:r>
-      <w:proofErr w:type="spellEnd"/>
-      <w:r>
-        <w:t>)</w:t>
+        <w:t>6.1 RFM Score (Recency · Frequency · Monetary)</w:t>
       </w:r>
     </w:p>
     <w:p>
@@ -7310,7 +4962,6 @@
         </w:rPr>
         <w:t xml:space="preserve">Cada cliente recibe un score de 1 a 5 en cada dimensión (quintiles), construido sobre </w:t>
       </w:r>
-      <w:proofErr w:type="spellStart"/>
       <w:r>
         <w:rPr>
           <w:i/>
@@ -7321,7 +4972,6 @@
         </w:rPr>
         <w:t>days_since_last_order</w:t>
       </w:r>
-      <w:proofErr w:type="spellEnd"/>
       <w:r>
         <w:rPr>
           <w:color w:val="1F2937"/>
@@ -7330,7 +4980,6 @@
         </w:rPr>
         <w:t xml:space="preserve"> (R, invertido), </w:t>
       </w:r>
-      <w:proofErr w:type="spellStart"/>
       <w:r>
         <w:rPr>
           <w:i/>
@@ -7341,7 +4990,6 @@
         </w:rPr>
         <w:t>num_orders</w:t>
       </w:r>
-      <w:proofErr w:type="spellEnd"/>
       <w:r>
         <w:rPr>
           <w:color w:val="1F2937"/>
@@ -7350,7 +4998,6 @@
         </w:rPr>
         <w:t xml:space="preserve"> (F) y </w:t>
       </w:r>
-      <w:proofErr w:type="spellStart"/>
       <w:r>
         <w:rPr>
           <w:i/>
@@ -7361,50 +5008,13 @@
         </w:rPr>
         <w:t>net_revenue_after_returns</w:t>
       </w:r>
-      <w:proofErr w:type="spellEnd"/>
-      <w:r>
-        <w:rPr>
-          <w:color w:val="1F2937"/>
-          <w:sz w:val="18"/>
-          <w:szCs w:val="18"/>
-        </w:rPr>
-        <w:t xml:space="preserve"> (M). La regla de segmentación combina los tres scores en 9 segmentos accionables (Champions, Loyal, At Risk, </w:t>
-      </w:r>
-      <w:proofErr w:type="spellStart"/>
-      <w:r>
-        <w:rPr>
-          <w:color w:val="1F2937"/>
-          <w:sz w:val="18"/>
-          <w:szCs w:val="18"/>
-        </w:rPr>
-        <w:t>Lost</w:t>
-      </w:r>
-      <w:proofErr w:type="spellEnd"/>
-      <w:r>
-        <w:rPr>
-          <w:color w:val="1F2937"/>
-          <w:sz w:val="18"/>
-          <w:szCs w:val="18"/>
-        </w:rPr>
-        <w:t xml:space="preserve">, etc.) según las prácticas estándar del </w:t>
-      </w:r>
-      <w:proofErr w:type="spellStart"/>
-      <w:r>
-        <w:rPr>
-          <w:color w:val="1F2937"/>
-          <w:sz w:val="18"/>
-          <w:szCs w:val="18"/>
-        </w:rPr>
-        <w:t>retail</w:t>
-      </w:r>
-      <w:proofErr w:type="spellEnd"/>
-      <w:r>
-        <w:rPr>
-          <w:color w:val="1F2937"/>
-          <w:sz w:val="18"/>
-          <w:szCs w:val="18"/>
-        </w:rPr>
-        <w:t>.</w:t>
+      <w:r>
+        <w:rPr>
+          <w:color w:val="1F2937"/>
+          <w:sz w:val="18"/>
+          <w:szCs w:val="18"/>
+        </w:rPr>
+        <w:t xml:space="preserve"> (M). La regla de segmentación combina los tres scores en 9 segmentos accionables (Champions, Loyal, At Risk, Lost, etc.) según las prácticas estándar del retail.</w:t>
       </w:r>
     </w:p>
     <w:p>
@@ -7554,7 +5164,6 @@
             <w:pPr>
               <w:jc w:val="right"/>
             </w:pPr>
-            <w:proofErr w:type="spellStart"/>
             <w:r>
               <w:rPr>
                 <w:b/>
@@ -7565,7 +5174,6 @@
               </w:rPr>
               <w:t>Nº</w:t>
             </w:r>
-            <w:proofErr w:type="spellEnd"/>
           </w:p>
         </w:tc>
         <w:tc>
@@ -7859,18 +5467,8 @@
                 <w:sz w:val="17"/>
                 <w:szCs w:val="17"/>
               </w:rPr>
-              <w:t xml:space="preserve">Loyal </w:t>
-            </w:r>
-            <w:proofErr w:type="spellStart"/>
-            <w:r>
-              <w:rPr>
-                <w:color w:val="1F2937"/>
-                <w:sz w:val="17"/>
-                <w:szCs w:val="17"/>
-              </w:rPr>
-              <w:t>Customers</w:t>
-            </w:r>
-            <w:proofErr w:type="spellEnd"/>
+              <w:t>Loyal Customers</w:t>
+            </w:r>
           </w:p>
         </w:tc>
         <w:tc>
@@ -8024,18 +5622,8 @@
                 <w:sz w:val="17"/>
                 <w:szCs w:val="17"/>
               </w:rPr>
-              <w:t xml:space="preserve">New </w:t>
-            </w:r>
-            <w:proofErr w:type="spellStart"/>
-            <w:r>
-              <w:rPr>
-                <w:color w:val="1F2937"/>
-                <w:sz w:val="17"/>
-                <w:szCs w:val="17"/>
-              </w:rPr>
-              <w:t>Customers</w:t>
-            </w:r>
-            <w:proofErr w:type="spellEnd"/>
+              <w:t>New Customers</w:t>
+            </w:r>
           </w:p>
         </w:tc>
         <w:tc>
@@ -8334,43 +5922,7 @@
           <w:sz w:val="18"/>
           <w:szCs w:val="18"/>
         </w:rPr>
-        <w:t xml:space="preserve">Score continuo (0–1) construido como combinación ponderada de la </w:t>
-      </w:r>
-      <w:proofErr w:type="spellStart"/>
-      <w:r>
-        <w:rPr>
-          <w:color w:val="1F2937"/>
-          <w:sz w:val="18"/>
-          <w:szCs w:val="18"/>
-        </w:rPr>
-        <w:t>recency</w:t>
-      </w:r>
-      <w:proofErr w:type="spellEnd"/>
-      <w:r>
-        <w:rPr>
-          <w:color w:val="1F2937"/>
-          <w:sz w:val="18"/>
-          <w:szCs w:val="18"/>
-        </w:rPr>
-        <w:t xml:space="preserve"> normalizada (peso 0,7) y la frecuencia normalizada inversa (peso 0,3). Discretizado en 3 niveles (Low/Medium/High). El umbral de </w:t>
-      </w:r>
-      <w:proofErr w:type="spellStart"/>
-      <w:r>
-        <w:rPr>
-          <w:color w:val="1F2937"/>
-          <w:sz w:val="18"/>
-          <w:szCs w:val="18"/>
-        </w:rPr>
-        <w:t>churn</w:t>
-      </w:r>
-      <w:proofErr w:type="spellEnd"/>
-      <w:r>
-        <w:rPr>
-          <w:color w:val="1F2937"/>
-          <w:sz w:val="18"/>
-          <w:szCs w:val="18"/>
-        </w:rPr>
-        <w:t xml:space="preserve"> binario se fija en </w:t>
+        <w:t xml:space="preserve">Score continuo (0–1) construido como combinación ponderada de la recency normalizada (peso 0,7) y la frecuencia normalizada inversa (peso 0,3). Discretizado en 3 niveles (Low/Medium/High). El umbral de churn binario se fija en </w:t>
       </w:r>
       <w:r>
         <w:rPr>
@@ -8388,45 +5940,8 @@
           <w:sz w:val="18"/>
           <w:szCs w:val="18"/>
         </w:rPr>
-        <w:t xml:space="preserve"> respecto al </w:t>
-      </w:r>
-      <w:proofErr w:type="spellStart"/>
-      <w:r>
-        <w:rPr>
-          <w:color w:val="1F2937"/>
-          <w:sz w:val="18"/>
-          <w:szCs w:val="18"/>
-        </w:rPr>
-        <w:t>snapshot</w:t>
-      </w:r>
-      <w:proofErr w:type="spellEnd"/>
-      <w:r>
-        <w:rPr>
-          <w:color w:val="1F2937"/>
-          <w:sz w:val="18"/>
-          <w:szCs w:val="18"/>
-        </w:rPr>
-        <w:t xml:space="preserve"> date (último día con datos: 2025-12-30). La validación cruzada con el </w:t>
-      </w:r>
-      <w:proofErr w:type="spellStart"/>
-      <w:r>
-        <w:rPr>
-          <w:color w:val="1F2937"/>
-          <w:sz w:val="18"/>
-          <w:szCs w:val="18"/>
-        </w:rPr>
-        <w:t>flag</w:t>
-      </w:r>
-      <w:proofErr w:type="spellEnd"/>
-      <w:r>
-        <w:rPr>
-          <w:color w:val="1F2937"/>
-          <w:sz w:val="18"/>
-          <w:szCs w:val="18"/>
-        </w:rPr>
-        <w:t xml:space="preserve"> binario </w:t>
-      </w:r>
-      <w:proofErr w:type="spellStart"/>
+        <w:t xml:space="preserve"> respecto al snapshot date (último día con datos: 2025-12-30). La validación cruzada con el flag binario </w:t>
+      </w:r>
       <w:r>
         <w:rPr>
           <w:i/>
@@ -8437,7 +5952,6 @@
         </w:rPr>
         <w:t>is_churned</w:t>
       </w:r>
-      <w:proofErr w:type="spellEnd"/>
       <w:r>
         <w:rPr>
           <w:color w:val="1F2937"/>
@@ -8509,381 +6023,61 @@
           <w:sz w:val="16"/>
           <w:szCs w:val="16"/>
         </w:rPr>
-        <w:t>Figura 8. Cross-</w:t>
-      </w:r>
-      <w:proofErr w:type="spellStart"/>
+        <w:t>Figura 8. Cross-tab is_churned × churn_risk_level. 0 active con risk High (sin falsos positivos extremos); 318 active con Medium = lista de pre-churn accionable.</w:t>
+      </w:r>
+    </w:p>
+    <w:p>
+      <w:r>
+        <w:br w:type="page"/>
+      </w:r>
+    </w:p>
+    <w:p>
+      <w:pPr>
+        <w:pStyle w:val="Ttulo1"/>
+      </w:pPr>
+      <w:r>
+        <w:lastRenderedPageBreak/>
+        <w:t>7. PCA y clustering K-Means</w:t>
+      </w:r>
+    </w:p>
+    <w:p>
+      <w:pPr>
+        <w:pStyle w:val="Ttulo2"/>
+      </w:pPr>
+      <w:r>
+        <w:t>7.1 Preparación de features y reducción dimensional</w:t>
+      </w:r>
+    </w:p>
+    <w:p>
+      <w:pPr>
+        <w:spacing w:after="80" w:line="280" w:lineRule="auto"/>
+        <w:jc w:val="both"/>
+      </w:pPr>
+      <w:r>
+        <w:rPr>
+          <w:color w:val="1F2937"/>
+          <w:sz w:val="18"/>
+          <w:szCs w:val="18"/>
+        </w:rPr>
+        <w:t xml:space="preserve">Se seleccionan 8 variables que cubren las 4 dimensiones del comportamiento del cliente (volumen, valor, temporalidad, calidad post-venta), evitando colinealidades obvias: </w:t>
+      </w:r>
       <w:r>
         <w:rPr>
           <w:i/>
           <w:iCs/>
-          <w:color w:val="595959"/>
-          <w:sz w:val="16"/>
-          <w:szCs w:val="16"/>
-        </w:rPr>
-        <w:t>tab</w:t>
-      </w:r>
-      <w:proofErr w:type="spellEnd"/>
-      <w:r>
-        <w:rPr>
-          <w:i/>
-          <w:iCs/>
-          <w:color w:val="595959"/>
-          <w:sz w:val="16"/>
-          <w:szCs w:val="16"/>
-        </w:rPr>
-        <w:t xml:space="preserve"> </w:t>
-      </w:r>
-      <w:proofErr w:type="spellStart"/>
-      <w:r>
-        <w:rPr>
-          <w:i/>
-          <w:iCs/>
-          <w:color w:val="595959"/>
-          <w:sz w:val="16"/>
-          <w:szCs w:val="16"/>
-        </w:rPr>
-        <w:t>is_churned</w:t>
-      </w:r>
-      <w:proofErr w:type="spellEnd"/>
-      <w:r>
-        <w:rPr>
-          <w:i/>
-          <w:iCs/>
-          <w:color w:val="595959"/>
-          <w:sz w:val="16"/>
-          <w:szCs w:val="16"/>
-        </w:rPr>
-        <w:t xml:space="preserve"> × </w:t>
-      </w:r>
-      <w:proofErr w:type="spellStart"/>
-      <w:r>
-        <w:rPr>
-          <w:i/>
-          <w:iCs/>
-          <w:color w:val="595959"/>
-          <w:sz w:val="16"/>
-          <w:szCs w:val="16"/>
-        </w:rPr>
-        <w:t>churn_risk_level</w:t>
-      </w:r>
-      <w:proofErr w:type="spellEnd"/>
-      <w:r>
-        <w:rPr>
-          <w:i/>
-          <w:iCs/>
-          <w:color w:val="595959"/>
-          <w:sz w:val="16"/>
-          <w:szCs w:val="16"/>
-        </w:rPr>
-        <w:t xml:space="preserve">. 0 active con </w:t>
-      </w:r>
-      <w:proofErr w:type="spellStart"/>
-      <w:r>
-        <w:rPr>
-          <w:i/>
-          <w:iCs/>
-          <w:color w:val="595959"/>
-          <w:sz w:val="16"/>
-          <w:szCs w:val="16"/>
-        </w:rPr>
-        <w:t>risk</w:t>
-      </w:r>
-      <w:proofErr w:type="spellEnd"/>
-      <w:r>
-        <w:rPr>
-          <w:i/>
-          <w:iCs/>
-          <w:color w:val="595959"/>
-          <w:sz w:val="16"/>
-          <w:szCs w:val="16"/>
-        </w:rPr>
-        <w:t xml:space="preserve"> High (sin falsos positivos extremos); 318 active con Medium = lista de </w:t>
-      </w:r>
-      <w:proofErr w:type="spellStart"/>
-      <w:r>
-        <w:rPr>
-          <w:i/>
-          <w:iCs/>
-          <w:color w:val="595959"/>
-          <w:sz w:val="16"/>
-          <w:szCs w:val="16"/>
-        </w:rPr>
-        <w:t>pre-churn</w:t>
-      </w:r>
-      <w:proofErr w:type="spellEnd"/>
-      <w:r>
-        <w:rPr>
-          <w:i/>
-          <w:iCs/>
-          <w:color w:val="595959"/>
-          <w:sz w:val="16"/>
-          <w:szCs w:val="16"/>
-        </w:rPr>
-        <w:t xml:space="preserve"> accionable.</w:t>
-      </w:r>
-    </w:p>
-    <w:p>
-      <w:r>
-        <w:br w:type="page"/>
-      </w:r>
-    </w:p>
-    <w:p>
-      <w:pPr>
-        <w:pStyle w:val="Ttulo1"/>
-      </w:pPr>
-      <w:r>
-        <w:lastRenderedPageBreak/>
-        <w:t xml:space="preserve">7. PCA y </w:t>
-      </w:r>
-      <w:proofErr w:type="spellStart"/>
-      <w:r>
-        <w:t>clustering</w:t>
-      </w:r>
-      <w:proofErr w:type="spellEnd"/>
-      <w:r>
-        <w:t xml:space="preserve"> K-Means</w:t>
-      </w:r>
-    </w:p>
-    <w:p>
-      <w:pPr>
-        <w:pStyle w:val="Ttulo2"/>
-      </w:pPr>
-      <w:r>
-        <w:t xml:space="preserve">7.1 Preparación de </w:t>
-      </w:r>
-      <w:proofErr w:type="spellStart"/>
-      <w:r>
-        <w:t>features</w:t>
-      </w:r>
-      <w:proofErr w:type="spellEnd"/>
-      <w:r>
-        <w:t xml:space="preserve"> y reducción dimensional</w:t>
-      </w:r>
-    </w:p>
-    <w:p>
-      <w:pPr>
-        <w:spacing w:after="80" w:line="280" w:lineRule="auto"/>
-        <w:jc w:val="both"/>
-      </w:pPr>
-      <w:r>
-        <w:rPr>
-          <w:color w:val="1F2937"/>
-          <w:sz w:val="18"/>
-          <w:szCs w:val="18"/>
-        </w:rPr>
-        <w:t xml:space="preserve">Se seleccionan 8 variables que cubren las 4 dimensiones del comportamiento del cliente (volumen, valor, temporalidad, calidad </w:t>
-      </w:r>
-      <w:proofErr w:type="spellStart"/>
-      <w:proofErr w:type="gramStart"/>
-      <w:r>
-        <w:rPr>
-          <w:color w:val="1F2937"/>
-          <w:sz w:val="18"/>
-          <w:szCs w:val="18"/>
-        </w:rPr>
-        <w:t>post-venta</w:t>
-      </w:r>
-      <w:proofErr w:type="spellEnd"/>
-      <w:proofErr w:type="gramEnd"/>
-      <w:r>
-        <w:rPr>
-          <w:color w:val="1F2937"/>
-          <w:sz w:val="18"/>
-          <w:szCs w:val="18"/>
-        </w:rPr>
-        <w:t xml:space="preserve">), evitando colinealidades obvias: </w:t>
-      </w:r>
-      <w:proofErr w:type="spellStart"/>
-      <w:r>
-        <w:rPr>
-          <w:i/>
-          <w:iCs/>
-          <w:color w:val="1F2937"/>
-          <w:sz w:val="18"/>
-          <w:szCs w:val="18"/>
-        </w:rPr>
-        <w:t>num_orders</w:t>
-      </w:r>
-      <w:proofErr w:type="spellEnd"/>
-      <w:r>
-        <w:rPr>
-          <w:i/>
-          <w:iCs/>
-          <w:color w:val="1F2937"/>
-          <w:sz w:val="18"/>
-          <w:szCs w:val="18"/>
-        </w:rPr>
-        <w:t xml:space="preserve">, </w:t>
-      </w:r>
-      <w:proofErr w:type="spellStart"/>
-      <w:r>
-        <w:rPr>
-          <w:i/>
-          <w:iCs/>
-          <w:color w:val="1F2937"/>
-          <w:sz w:val="18"/>
-          <w:szCs w:val="18"/>
-        </w:rPr>
-        <w:t>total_units</w:t>
-      </w:r>
-      <w:proofErr w:type="spellEnd"/>
-      <w:r>
-        <w:rPr>
-          <w:i/>
-          <w:iCs/>
-          <w:color w:val="1F2937"/>
-          <w:sz w:val="18"/>
-          <w:szCs w:val="18"/>
-        </w:rPr>
-        <w:t xml:space="preserve">, </w:t>
-      </w:r>
-      <w:proofErr w:type="spellStart"/>
-      <w:r>
-        <w:rPr>
-          <w:i/>
-          <w:iCs/>
-          <w:color w:val="1F2937"/>
-          <w:sz w:val="18"/>
-          <w:szCs w:val="18"/>
-        </w:rPr>
-        <w:t>avg_order_value</w:t>
-      </w:r>
-      <w:proofErr w:type="spellEnd"/>
-      <w:r>
-        <w:rPr>
-          <w:i/>
-          <w:iCs/>
-          <w:color w:val="1F2937"/>
-          <w:sz w:val="18"/>
-          <w:szCs w:val="18"/>
-        </w:rPr>
-        <w:t xml:space="preserve">, </w:t>
-      </w:r>
-      <w:proofErr w:type="spellStart"/>
-      <w:r>
-        <w:rPr>
-          <w:i/>
-          <w:iCs/>
-          <w:color w:val="1F2937"/>
-          <w:sz w:val="18"/>
-          <w:szCs w:val="18"/>
-        </w:rPr>
-        <w:t>net_revenue_after_returns</w:t>
-      </w:r>
-      <w:proofErr w:type="spellEnd"/>
-      <w:r>
-        <w:rPr>
-          <w:i/>
-          <w:iCs/>
-          <w:color w:val="1F2937"/>
-          <w:sz w:val="18"/>
-          <w:szCs w:val="18"/>
-        </w:rPr>
-        <w:t xml:space="preserve">, </w:t>
-      </w:r>
-      <w:proofErr w:type="spellStart"/>
-      <w:r>
-        <w:rPr>
-          <w:i/>
-          <w:iCs/>
-          <w:color w:val="1F2937"/>
-          <w:sz w:val="18"/>
-          <w:szCs w:val="18"/>
-        </w:rPr>
-        <w:t>gross_margin</w:t>
-      </w:r>
-      <w:proofErr w:type="spellEnd"/>
-      <w:r>
-        <w:rPr>
-          <w:i/>
-          <w:iCs/>
-          <w:color w:val="1F2937"/>
-          <w:sz w:val="18"/>
-          <w:szCs w:val="18"/>
-        </w:rPr>
-        <w:t xml:space="preserve">, </w:t>
-      </w:r>
-      <w:proofErr w:type="spellStart"/>
-      <w:r>
-        <w:rPr>
-          <w:i/>
-          <w:iCs/>
-          <w:color w:val="1F2937"/>
-          <w:sz w:val="18"/>
-          <w:szCs w:val="18"/>
-        </w:rPr>
-        <w:t>customer_lifespan_days</w:t>
-      </w:r>
-      <w:proofErr w:type="spellEnd"/>
-      <w:r>
-        <w:rPr>
-          <w:i/>
-          <w:iCs/>
-          <w:color w:val="1F2937"/>
-          <w:sz w:val="18"/>
-          <w:szCs w:val="18"/>
-        </w:rPr>
-        <w:t xml:space="preserve">, </w:t>
-      </w:r>
-      <w:proofErr w:type="spellStart"/>
-      <w:r>
-        <w:rPr>
-          <w:i/>
-          <w:iCs/>
-          <w:color w:val="1F2937"/>
-          <w:sz w:val="18"/>
-          <w:szCs w:val="18"/>
-        </w:rPr>
-        <w:t>days_since_last_order</w:t>
-      </w:r>
-      <w:proofErr w:type="spellEnd"/>
-      <w:r>
-        <w:rPr>
-          <w:i/>
-          <w:iCs/>
-          <w:color w:val="1F2937"/>
-          <w:sz w:val="18"/>
-          <w:szCs w:val="18"/>
-        </w:rPr>
-        <w:t xml:space="preserve">, </w:t>
-      </w:r>
-      <w:proofErr w:type="spellStart"/>
-      <w:r>
-        <w:rPr>
-          <w:i/>
-          <w:iCs/>
-          <w:color w:val="1F2937"/>
-          <w:sz w:val="18"/>
-          <w:szCs w:val="18"/>
-        </w:rPr>
-        <w:t>return_rate</w:t>
-      </w:r>
-      <w:proofErr w:type="spellEnd"/>
-      <w:r>
-        <w:rPr>
-          <w:color w:val="1F2937"/>
-          <w:sz w:val="18"/>
-          <w:szCs w:val="18"/>
-        </w:rPr>
-        <w:t xml:space="preserve">. Escalado con </w:t>
-      </w:r>
-      <w:proofErr w:type="spellStart"/>
-      <w:r>
-        <w:rPr>
-          <w:color w:val="1F2937"/>
-          <w:sz w:val="18"/>
-          <w:szCs w:val="18"/>
-        </w:rPr>
-        <w:t>StandardScaler</w:t>
-      </w:r>
-      <w:proofErr w:type="spellEnd"/>
-      <w:r>
-        <w:rPr>
-          <w:color w:val="1F2937"/>
-          <w:sz w:val="18"/>
-          <w:szCs w:val="18"/>
-        </w:rPr>
-        <w:t xml:space="preserve"> (media 0, varianza 1). PCA con todas las componentes: </w:t>
+          <w:color w:val="1F2937"/>
+          <w:sz w:val="18"/>
+          <w:szCs w:val="18"/>
+        </w:rPr>
+        <w:t>num_orders, total_units, avg_order_value, net_revenue_after_returns, gross_margin, customer_lifespan_days, days_since_last_order, return_rate</w:t>
+      </w:r>
+      <w:r>
+        <w:rPr>
+          <w:color w:val="1F2937"/>
+          <w:sz w:val="18"/>
+          <w:szCs w:val="18"/>
+        </w:rPr>
+        <w:t xml:space="preserve">. Escalado con StandardScaler (media 0, varianza 1). PCA con todas las componentes: </w:t>
       </w:r>
       <w:r>
         <w:rPr>
@@ -8901,43 +6095,7 @@
           <w:sz w:val="18"/>
           <w:szCs w:val="18"/>
         </w:rPr>
-        <w:t xml:space="preserve"> (índice global de actividad: cargas ~0,42 en todas las variables económicas), PC1+PC2 alcanzan el 82,7 % (PC2 captura el </w:t>
-      </w:r>
-      <w:proofErr w:type="spellStart"/>
-      <w:r>
-        <w:rPr>
-          <w:color w:val="1F2937"/>
-          <w:sz w:val="18"/>
-          <w:szCs w:val="18"/>
-        </w:rPr>
-        <w:t>return_rate</w:t>
-      </w:r>
-      <w:proofErr w:type="spellEnd"/>
-      <w:r>
-        <w:rPr>
-          <w:color w:val="1F2937"/>
-          <w:sz w:val="18"/>
-          <w:szCs w:val="18"/>
-        </w:rPr>
-        <w:t xml:space="preserve">, carga 1,00). Para el </w:t>
-      </w:r>
-      <w:proofErr w:type="spellStart"/>
-      <w:r>
-        <w:rPr>
-          <w:color w:val="1F2937"/>
-          <w:sz w:val="18"/>
-          <w:szCs w:val="18"/>
-        </w:rPr>
-        <w:t>clustering</w:t>
-      </w:r>
-      <w:proofErr w:type="spellEnd"/>
-      <w:r>
-        <w:rPr>
-          <w:color w:val="1F2937"/>
-          <w:sz w:val="18"/>
-          <w:szCs w:val="18"/>
-        </w:rPr>
-        <w:t xml:space="preserve"> se usan las componentes hasta superar el 80 % de varianza acumulada (2 componentes en el modelo global, 3 en el de recurrentes).</w:t>
+        <w:t xml:space="preserve"> (índice global de actividad: cargas ~0,42 en todas las variables económicas), PC1+PC2 alcanzan el 82,7 % (PC2 captura el return_rate, carga 1,00). Para el clustering se usan las componentes hasta superar el 80 % de varianza acumulada (2 componentes en el modelo global, 3 en el de recurrentes).</w:t>
       </w:r>
     </w:p>
     <w:p>
@@ -9002,51 +6160,7 @@
           <w:sz w:val="16"/>
           <w:szCs w:val="16"/>
         </w:rPr>
-        <w:t xml:space="preserve">Figura 9. </w:t>
-      </w:r>
-      <w:proofErr w:type="spellStart"/>
-      <w:r>
-        <w:rPr>
-          <w:i/>
-          <w:iCs/>
-          <w:color w:val="595959"/>
-          <w:sz w:val="16"/>
-          <w:szCs w:val="16"/>
-        </w:rPr>
-        <w:t>Scree</w:t>
-      </w:r>
-      <w:proofErr w:type="spellEnd"/>
-      <w:r>
-        <w:rPr>
-          <w:i/>
-          <w:iCs/>
-          <w:color w:val="595959"/>
-          <w:sz w:val="16"/>
-          <w:szCs w:val="16"/>
-        </w:rPr>
-        <w:t xml:space="preserve"> </w:t>
-      </w:r>
-      <w:proofErr w:type="spellStart"/>
-      <w:r>
-        <w:rPr>
-          <w:i/>
-          <w:iCs/>
-          <w:color w:val="595959"/>
-          <w:sz w:val="16"/>
-          <w:szCs w:val="16"/>
-        </w:rPr>
-        <w:t>plot</w:t>
-      </w:r>
-      <w:proofErr w:type="spellEnd"/>
-      <w:r>
-        <w:rPr>
-          <w:i/>
-          <w:iCs/>
-          <w:color w:val="595959"/>
-          <w:sz w:val="16"/>
-          <w:szCs w:val="16"/>
-        </w:rPr>
-        <w:t xml:space="preserve"> del PCA sobre los 5.750 clientes — varianza explicada y acumulada.</w:t>
+        <w:t>Figura 9. Scree plot del PCA sobre los 5.750 clientes — varianza explicada y acumulada.</w:t>
       </w:r>
     </w:p>
     <w:p>
@@ -9068,61 +6182,7 @@
           <w:sz w:val="18"/>
           <w:szCs w:val="18"/>
         </w:rPr>
-        <w:t xml:space="preserve">Combinación de método del codo (inercia/WCSS) y </w:t>
-      </w:r>
-      <w:proofErr w:type="spellStart"/>
-      <w:r>
-        <w:rPr>
-          <w:color w:val="1F2937"/>
-          <w:sz w:val="18"/>
-          <w:szCs w:val="18"/>
-        </w:rPr>
-        <w:t>silhouette</w:t>
-      </w:r>
-      <w:proofErr w:type="spellEnd"/>
-      <w:r>
-        <w:rPr>
-          <w:color w:val="1F2937"/>
-          <w:sz w:val="18"/>
-          <w:szCs w:val="18"/>
-        </w:rPr>
-        <w:t xml:space="preserve"> score sobre K</w:t>
-      </w:r>
-      <w:proofErr w:type="gramStart"/>
-      <w:r>
-        <w:rPr>
-          <w:color w:val="1F2937"/>
-          <w:sz w:val="18"/>
-          <w:szCs w:val="18"/>
-        </w:rPr>
-        <w:t>∈[</w:t>
-      </w:r>
-      <w:proofErr w:type="gramEnd"/>
-      <w:r>
-        <w:rPr>
-          <w:color w:val="1F2937"/>
-          <w:sz w:val="18"/>
-          <w:szCs w:val="18"/>
-        </w:rPr>
-        <w:t xml:space="preserve">2,10]. En el modelo global K=4 mantiene un </w:t>
-      </w:r>
-      <w:proofErr w:type="spellStart"/>
-      <w:r>
-        <w:rPr>
-          <w:color w:val="1F2937"/>
-          <w:sz w:val="18"/>
-          <w:szCs w:val="18"/>
-        </w:rPr>
-        <w:t>silhouette</w:t>
-      </w:r>
-      <w:proofErr w:type="spellEnd"/>
-      <w:r>
-        <w:rPr>
-          <w:color w:val="1F2937"/>
-          <w:sz w:val="18"/>
-          <w:szCs w:val="18"/>
-        </w:rPr>
-        <w:t xml:space="preserve"> excelente (</w:t>
+        <w:t>Combinación de método del codo (inercia/WCSS) y silhouette score sobre K∈[2,10]. En el modelo global K=4 mantiene un silhouette excelente (</w:t>
       </w:r>
       <w:r>
         <w:rPr>
@@ -9140,63 +6200,7 @@
           <w:sz w:val="18"/>
           <w:szCs w:val="18"/>
         </w:rPr>
-        <w:t xml:space="preserve">) y separa un </w:t>
-      </w:r>
-      <w:proofErr w:type="spellStart"/>
-      <w:proofErr w:type="gramStart"/>
-      <w:r>
-        <w:rPr>
-          <w:color w:val="1F2937"/>
-          <w:sz w:val="18"/>
-          <w:szCs w:val="18"/>
-        </w:rPr>
-        <w:t>cluster</w:t>
-      </w:r>
-      <w:proofErr w:type="spellEnd"/>
-      <w:proofErr w:type="gramEnd"/>
-      <w:r>
-        <w:rPr>
-          <w:color w:val="1F2937"/>
-          <w:sz w:val="18"/>
-          <w:szCs w:val="18"/>
-        </w:rPr>
-        <w:t xml:space="preserve"> de </w:t>
-      </w:r>
-      <w:proofErr w:type="spellStart"/>
-      <w:r>
-        <w:rPr>
-          <w:color w:val="1F2937"/>
-          <w:sz w:val="18"/>
-          <w:szCs w:val="18"/>
-        </w:rPr>
-        <w:t>devolvedores</w:t>
-      </w:r>
-      <w:proofErr w:type="spellEnd"/>
-      <w:r>
-        <w:rPr>
-          <w:color w:val="1F2937"/>
-          <w:sz w:val="18"/>
-          <w:szCs w:val="18"/>
-        </w:rPr>
-        <w:t xml:space="preserve"> que ni K=2 ni K=3 distinguen. En el modelo de recurrentes K=4 se justifica también por interpretabilidad operativa (los </w:t>
-      </w:r>
-      <w:proofErr w:type="spellStart"/>
-      <w:r>
-        <w:rPr>
-          <w:color w:val="1F2937"/>
-          <w:sz w:val="18"/>
-          <w:szCs w:val="18"/>
-        </w:rPr>
-        <w:t>silhouette</w:t>
-      </w:r>
-      <w:proofErr w:type="spellEnd"/>
-      <w:r>
-        <w:rPr>
-          <w:color w:val="1F2937"/>
-          <w:sz w:val="18"/>
-          <w:szCs w:val="18"/>
-        </w:rPr>
-        <w:t xml:space="preserve"> son menores, ~0,26, pero la población es intrínsecamente más homogénea).</w:t>
+        <w:t>) y separa un cluster de devolvedores que ni K=2 ni K=3 distinguen. En el modelo de recurrentes K=4 se justifica también por interpretabilidad operativa (los silhouette son menores, ~0,26, pero la población es intrínsecamente más homogénea).</w:t>
       </w:r>
     </w:p>
     <w:p>
@@ -9261,29 +6265,7 @@
           <w:sz w:val="16"/>
           <w:szCs w:val="16"/>
         </w:rPr>
-        <w:t xml:space="preserve">Figura 10. Método del codo (izquierda) y </w:t>
-      </w:r>
-      <w:proofErr w:type="spellStart"/>
-      <w:r>
-        <w:rPr>
-          <w:i/>
-          <w:iCs/>
-          <w:color w:val="595959"/>
-          <w:sz w:val="16"/>
-          <w:szCs w:val="16"/>
-        </w:rPr>
-        <w:t>silhouette</w:t>
-      </w:r>
-      <w:proofErr w:type="spellEnd"/>
-      <w:r>
-        <w:rPr>
-          <w:i/>
-          <w:iCs/>
-          <w:color w:val="595959"/>
-          <w:sz w:val="16"/>
-          <w:szCs w:val="16"/>
-        </w:rPr>
-        <w:t xml:space="preserve"> (derecha) para K-Means sobre todos los clientes.</w:t>
+        <w:t>Figura 10. Método del codo (izquierda) y silhouette (derecha) para K-Means sobre todos los clientes.</w:t>
       </w:r>
     </w:p>
     <w:p>
@@ -9291,17 +6273,7 @@
         <w:pStyle w:val="Ttulo2"/>
       </w:pPr>
       <w:r>
-        <w:t xml:space="preserve">7.3 Caracterización de </w:t>
-      </w:r>
-      <w:proofErr w:type="spellStart"/>
-      <w:proofErr w:type="gramStart"/>
-      <w:r>
-        <w:t>clusters</w:t>
-      </w:r>
-      <w:proofErr w:type="spellEnd"/>
-      <w:proofErr w:type="gramEnd"/>
-      <w:r>
-        <w:t xml:space="preserve"> (modelo global, K=4)</w:t>
+        <w:t>7.3 Caracterización de clusters (modelo global, K=4)</w:t>
       </w:r>
     </w:p>
     <w:tbl>
@@ -9354,7 +6326,6 @@
             </w:tcMar>
           </w:tcPr>
           <w:p>
-            <w:proofErr w:type="gramStart"/>
             <w:r>
               <w:rPr>
                 <w:b/>
@@ -9365,7 +6336,6 @@
               </w:rPr>
               <w:t>Cluster</w:t>
             </w:r>
-            <w:proofErr w:type="gramEnd"/>
           </w:p>
         </w:tc>
         <w:tc>
@@ -9389,7 +6359,6 @@
             <w:pPr>
               <w:jc w:val="right"/>
             </w:pPr>
-            <w:proofErr w:type="spellStart"/>
             <w:r>
               <w:rPr>
                 <w:b/>
@@ -9400,7 +6369,6 @@
               </w:rPr>
               <w:t>Nº</w:t>
             </w:r>
-            <w:proofErr w:type="spellEnd"/>
           </w:p>
         </w:tc>
         <w:tc>
@@ -9432,9 +6400,31 @@
                 <w:sz w:val="17"/>
                 <w:szCs w:val="17"/>
               </w:rPr>
-              <w:t xml:space="preserve">CLTV </w:t>
-            </w:r>
-            <w:proofErr w:type="spellStart"/>
+              <w:t>CLTV avg</w:t>
+            </w:r>
+          </w:p>
+        </w:tc>
+        <w:tc>
+          <w:tcPr>
+            <w:tcW w:w="1500" w:type="dxa"/>
+            <w:tcBorders>
+              <w:top w:val="single" w:sz="4" w:space="0" w:color="BFBFBF"/>
+              <w:left w:val="single" w:sz="4" w:space="0" w:color="BFBFBF"/>
+              <w:bottom w:val="single" w:sz="4" w:space="0" w:color="BFBFBF"/>
+              <w:right w:val="single" w:sz="4" w:space="0" w:color="BFBFBF"/>
+            </w:tcBorders>
+            <w:shd w:val="clear" w:color="auto" w:fill="1F4E79"/>
+            <w:tcMar>
+              <w:top w:w="60" w:type="dxa"/>
+              <w:left w:w="100" w:type="dxa"/>
+              <w:bottom w:w="60" w:type="dxa"/>
+              <w:right w:w="100" w:type="dxa"/>
+            </w:tcMar>
+          </w:tcPr>
+          <w:p>
+            <w:pPr>
+              <w:jc w:val="right"/>
+            </w:pPr>
             <w:r>
               <w:rPr>
                 <w:b/>
@@ -9443,14 +6433,13 @@
                 <w:sz w:val="17"/>
                 <w:szCs w:val="17"/>
               </w:rPr>
-              <w:t>avg</w:t>
-            </w:r>
-            <w:proofErr w:type="spellEnd"/>
-          </w:p>
-        </w:tc>
-        <w:tc>
-          <w:tcPr>
-            <w:tcW w:w="1500" w:type="dxa"/>
+              <w:t>CLTV total</w:t>
+            </w:r>
+          </w:p>
+        </w:tc>
+        <w:tc>
+          <w:tcPr>
+            <w:tcW w:w="1130" w:type="dxa"/>
             <w:tcBorders>
               <w:top w:val="single" w:sz="4" w:space="0" w:color="BFBFBF"/>
               <w:left w:val="single" w:sz="4" w:space="0" w:color="BFBFBF"/>
@@ -9477,13 +6466,13 @@
                 <w:sz w:val="17"/>
                 <w:szCs w:val="17"/>
               </w:rPr>
-              <w:t>CLTV total</w:t>
-            </w:r>
-          </w:p>
-        </w:tc>
-        <w:tc>
-          <w:tcPr>
-            <w:tcW w:w="1130" w:type="dxa"/>
+              <w:t>Orders</w:t>
+            </w:r>
+          </w:p>
+        </w:tc>
+        <w:tc>
+          <w:tcPr>
+            <w:tcW w:w="1530" w:type="dxa"/>
             <w:tcBorders>
               <w:top w:val="single" w:sz="4" w:space="0" w:color="BFBFBF"/>
               <w:left w:val="single" w:sz="4" w:space="0" w:color="BFBFBF"/>
@@ -9510,52 +6499,7 @@
                 <w:sz w:val="17"/>
                 <w:szCs w:val="17"/>
               </w:rPr>
-              <w:t>Orders</w:t>
-            </w:r>
-          </w:p>
-        </w:tc>
-        <w:tc>
-          <w:tcPr>
-            <w:tcW w:w="1530" w:type="dxa"/>
-            <w:tcBorders>
-              <w:top w:val="single" w:sz="4" w:space="0" w:color="BFBFBF"/>
-              <w:left w:val="single" w:sz="4" w:space="0" w:color="BFBFBF"/>
-              <w:bottom w:val="single" w:sz="4" w:space="0" w:color="BFBFBF"/>
-              <w:right w:val="single" w:sz="4" w:space="0" w:color="BFBFBF"/>
-            </w:tcBorders>
-            <w:shd w:val="clear" w:color="auto" w:fill="1F4E79"/>
-            <w:tcMar>
-              <w:top w:w="60" w:type="dxa"/>
-              <w:left w:w="100" w:type="dxa"/>
-              <w:bottom w:w="60" w:type="dxa"/>
-              <w:right w:w="100" w:type="dxa"/>
-            </w:tcMar>
-          </w:tcPr>
-          <w:p>
-            <w:pPr>
-              <w:jc w:val="right"/>
-            </w:pPr>
-            <w:proofErr w:type="spellStart"/>
-            <w:r>
-              <w:rPr>
-                <w:b/>
-                <w:bCs/>
-                <w:color w:val="FFFFFF"/>
-                <w:sz w:val="17"/>
-                <w:szCs w:val="17"/>
-              </w:rPr>
-              <w:t>Return</w:t>
-            </w:r>
-            <w:proofErr w:type="spellEnd"/>
-            <w:r>
-              <w:rPr>
-                <w:b/>
-                <w:bCs/>
-                <w:color w:val="FFFFFF"/>
-                <w:sz w:val="17"/>
-                <w:szCs w:val="17"/>
-              </w:rPr>
-              <w:t xml:space="preserve"> %</w:t>
+              <w:t>Return %</w:t>
             </w:r>
           </w:p>
         </w:tc>
@@ -10151,7 +7095,6 @@
             </w:tcMar>
           </w:tcPr>
           <w:p>
-            <w:proofErr w:type="spellStart"/>
             <w:r>
               <w:rPr>
                 <w:b/>
@@ -10160,9 +7103,150 @@
                 <w:sz w:val="17"/>
                 <w:szCs w:val="17"/>
               </w:rPr>
-              <w:t>Devolvedores</w:t>
-            </w:r>
-            <w:proofErr w:type="spellEnd"/>
+              <w:t>Devolvedores compulsivos</w:t>
+            </w:r>
+          </w:p>
+        </w:tc>
+        <w:tc>
+          <w:tcPr>
+            <w:tcW w:w="1100" w:type="dxa"/>
+            <w:tcBorders>
+              <w:top w:val="single" w:sz="4" w:space="0" w:color="BFBFBF"/>
+              <w:left w:val="single" w:sz="4" w:space="0" w:color="BFBFBF"/>
+              <w:bottom w:val="single" w:sz="4" w:space="0" w:color="BFBFBF"/>
+              <w:right w:val="single" w:sz="4" w:space="0" w:color="BFBFBF"/>
+            </w:tcBorders>
+            <w:tcMar>
+              <w:top w:w="60" w:type="dxa"/>
+              <w:left w:w="100" w:type="dxa"/>
+              <w:bottom w:w="60" w:type="dxa"/>
+              <w:right w:w="100" w:type="dxa"/>
+            </w:tcMar>
+          </w:tcPr>
+          <w:p>
+            <w:pPr>
+              <w:jc w:val="right"/>
+            </w:pPr>
+            <w:r>
+              <w:rPr>
+                <w:color w:val="1F2937"/>
+                <w:sz w:val="17"/>
+                <w:szCs w:val="17"/>
+              </w:rPr>
+              <w:t>420</w:t>
+            </w:r>
+          </w:p>
+        </w:tc>
+        <w:tc>
+          <w:tcPr>
+            <w:tcW w:w="1500" w:type="dxa"/>
+            <w:tcBorders>
+              <w:top w:val="single" w:sz="4" w:space="0" w:color="BFBFBF"/>
+              <w:left w:val="single" w:sz="4" w:space="0" w:color="BFBFBF"/>
+              <w:bottom w:val="single" w:sz="4" w:space="0" w:color="BFBFBF"/>
+              <w:right w:val="single" w:sz="4" w:space="0" w:color="BFBFBF"/>
+            </w:tcBorders>
+            <w:tcMar>
+              <w:top w:w="60" w:type="dxa"/>
+              <w:left w:w="100" w:type="dxa"/>
+              <w:bottom w:w="60" w:type="dxa"/>
+              <w:right w:w="100" w:type="dxa"/>
+            </w:tcMar>
+          </w:tcPr>
+          <w:p>
+            <w:pPr>
+              <w:jc w:val="right"/>
+            </w:pPr>
+            <w:r>
+              <w:rPr>
+                <w:color w:val="1F2937"/>
+                <w:sz w:val="17"/>
+                <w:szCs w:val="17"/>
+              </w:rPr>
+              <w:t>12 €</w:t>
+            </w:r>
+          </w:p>
+        </w:tc>
+        <w:tc>
+          <w:tcPr>
+            <w:tcW w:w="1500" w:type="dxa"/>
+            <w:tcBorders>
+              <w:top w:val="single" w:sz="4" w:space="0" w:color="BFBFBF"/>
+              <w:left w:val="single" w:sz="4" w:space="0" w:color="BFBFBF"/>
+              <w:bottom w:val="single" w:sz="4" w:space="0" w:color="BFBFBF"/>
+              <w:right w:val="single" w:sz="4" w:space="0" w:color="BFBFBF"/>
+            </w:tcBorders>
+            <w:tcMar>
+              <w:top w:w="60" w:type="dxa"/>
+              <w:left w:w="100" w:type="dxa"/>
+              <w:bottom w:w="60" w:type="dxa"/>
+              <w:right w:w="100" w:type="dxa"/>
+            </w:tcMar>
+          </w:tcPr>
+          <w:p>
+            <w:pPr>
+              <w:jc w:val="right"/>
+            </w:pPr>
+            <w:r>
+              <w:rPr>
+                <w:color w:val="1F2937"/>
+                <w:sz w:val="17"/>
+                <w:szCs w:val="17"/>
+              </w:rPr>
+              <w:t>5.242 €</w:t>
+            </w:r>
+          </w:p>
+        </w:tc>
+        <w:tc>
+          <w:tcPr>
+            <w:tcW w:w="1130" w:type="dxa"/>
+            <w:tcBorders>
+              <w:top w:val="single" w:sz="4" w:space="0" w:color="BFBFBF"/>
+              <w:left w:val="single" w:sz="4" w:space="0" w:color="BFBFBF"/>
+              <w:bottom w:val="single" w:sz="4" w:space="0" w:color="BFBFBF"/>
+              <w:right w:val="single" w:sz="4" w:space="0" w:color="BFBFBF"/>
+            </w:tcBorders>
+            <w:tcMar>
+              <w:top w:w="60" w:type="dxa"/>
+              <w:left w:w="100" w:type="dxa"/>
+              <w:bottom w:w="60" w:type="dxa"/>
+              <w:right w:w="100" w:type="dxa"/>
+            </w:tcMar>
+          </w:tcPr>
+          <w:p>
+            <w:pPr>
+              <w:jc w:val="right"/>
+            </w:pPr>
+            <w:r>
+              <w:rPr>
+                <w:color w:val="1F2937"/>
+                <w:sz w:val="17"/>
+                <w:szCs w:val="17"/>
+              </w:rPr>
+              <w:t>1,0</w:t>
+            </w:r>
+          </w:p>
+        </w:tc>
+        <w:tc>
+          <w:tcPr>
+            <w:tcW w:w="1530" w:type="dxa"/>
+            <w:tcBorders>
+              <w:top w:val="single" w:sz="4" w:space="0" w:color="BFBFBF"/>
+              <w:left w:val="single" w:sz="4" w:space="0" w:color="BFBFBF"/>
+              <w:bottom w:val="single" w:sz="4" w:space="0" w:color="BFBFBF"/>
+              <w:right w:val="single" w:sz="4" w:space="0" w:color="BFBFBF"/>
+            </w:tcBorders>
+            <w:tcMar>
+              <w:top w:w="60" w:type="dxa"/>
+              <w:left w:w="100" w:type="dxa"/>
+              <w:bottom w:w="60" w:type="dxa"/>
+              <w:right w:w="100" w:type="dxa"/>
+            </w:tcMar>
+          </w:tcPr>
+          <w:p>
+            <w:pPr>
+              <w:jc w:val="right"/>
+            </w:pPr>
             <w:r>
               <w:rPr>
                 <w:b/>
@@ -10171,159 +7255,7 @@
                 <w:sz w:val="17"/>
                 <w:szCs w:val="17"/>
               </w:rPr>
-              <w:t xml:space="preserve"> compulsivos</w:t>
-            </w:r>
-          </w:p>
-        </w:tc>
-        <w:tc>
-          <w:tcPr>
-            <w:tcW w:w="1100" w:type="dxa"/>
-            <w:tcBorders>
-              <w:top w:val="single" w:sz="4" w:space="0" w:color="BFBFBF"/>
-              <w:left w:val="single" w:sz="4" w:space="0" w:color="BFBFBF"/>
-              <w:bottom w:val="single" w:sz="4" w:space="0" w:color="BFBFBF"/>
-              <w:right w:val="single" w:sz="4" w:space="0" w:color="BFBFBF"/>
-            </w:tcBorders>
-            <w:tcMar>
-              <w:top w:w="60" w:type="dxa"/>
-              <w:left w:w="100" w:type="dxa"/>
-              <w:bottom w:w="60" w:type="dxa"/>
-              <w:right w:w="100" w:type="dxa"/>
-            </w:tcMar>
-          </w:tcPr>
-          <w:p>
-            <w:pPr>
-              <w:jc w:val="right"/>
-            </w:pPr>
-            <w:r>
-              <w:rPr>
-                <w:color w:val="1F2937"/>
-                <w:sz w:val="17"/>
-                <w:szCs w:val="17"/>
-              </w:rPr>
-              <w:t>420</w:t>
-            </w:r>
-          </w:p>
-        </w:tc>
-        <w:tc>
-          <w:tcPr>
-            <w:tcW w:w="1500" w:type="dxa"/>
-            <w:tcBorders>
-              <w:top w:val="single" w:sz="4" w:space="0" w:color="BFBFBF"/>
-              <w:left w:val="single" w:sz="4" w:space="0" w:color="BFBFBF"/>
-              <w:bottom w:val="single" w:sz="4" w:space="0" w:color="BFBFBF"/>
-              <w:right w:val="single" w:sz="4" w:space="0" w:color="BFBFBF"/>
-            </w:tcBorders>
-            <w:tcMar>
-              <w:top w:w="60" w:type="dxa"/>
-              <w:left w:w="100" w:type="dxa"/>
-              <w:bottom w:w="60" w:type="dxa"/>
-              <w:right w:w="100" w:type="dxa"/>
-            </w:tcMar>
-          </w:tcPr>
-          <w:p>
-            <w:pPr>
-              <w:jc w:val="right"/>
-            </w:pPr>
-            <w:r>
-              <w:rPr>
-                <w:color w:val="1F2937"/>
-                <w:sz w:val="17"/>
-                <w:szCs w:val="17"/>
-              </w:rPr>
-              <w:t>12 €</w:t>
-            </w:r>
-          </w:p>
-        </w:tc>
-        <w:tc>
-          <w:tcPr>
-            <w:tcW w:w="1500" w:type="dxa"/>
-            <w:tcBorders>
-              <w:top w:val="single" w:sz="4" w:space="0" w:color="BFBFBF"/>
-              <w:left w:val="single" w:sz="4" w:space="0" w:color="BFBFBF"/>
-              <w:bottom w:val="single" w:sz="4" w:space="0" w:color="BFBFBF"/>
-              <w:right w:val="single" w:sz="4" w:space="0" w:color="BFBFBF"/>
-            </w:tcBorders>
-            <w:tcMar>
-              <w:top w:w="60" w:type="dxa"/>
-              <w:left w:w="100" w:type="dxa"/>
-              <w:bottom w:w="60" w:type="dxa"/>
-              <w:right w:w="100" w:type="dxa"/>
-            </w:tcMar>
-          </w:tcPr>
-          <w:p>
-            <w:pPr>
-              <w:jc w:val="right"/>
-            </w:pPr>
-            <w:r>
-              <w:rPr>
-                <w:color w:val="1F2937"/>
-                <w:sz w:val="17"/>
-                <w:szCs w:val="17"/>
-              </w:rPr>
-              <w:t>5.242 €</w:t>
-            </w:r>
-          </w:p>
-        </w:tc>
-        <w:tc>
-          <w:tcPr>
-            <w:tcW w:w="1130" w:type="dxa"/>
-            <w:tcBorders>
-              <w:top w:val="single" w:sz="4" w:space="0" w:color="BFBFBF"/>
-              <w:left w:val="single" w:sz="4" w:space="0" w:color="BFBFBF"/>
-              <w:bottom w:val="single" w:sz="4" w:space="0" w:color="BFBFBF"/>
-              <w:right w:val="single" w:sz="4" w:space="0" w:color="BFBFBF"/>
-            </w:tcBorders>
-            <w:tcMar>
-              <w:top w:w="60" w:type="dxa"/>
-              <w:left w:w="100" w:type="dxa"/>
-              <w:bottom w:w="60" w:type="dxa"/>
-              <w:right w:w="100" w:type="dxa"/>
-            </w:tcMar>
-          </w:tcPr>
-          <w:p>
-            <w:pPr>
-              <w:jc w:val="right"/>
-            </w:pPr>
-            <w:r>
-              <w:rPr>
-                <w:color w:val="1F2937"/>
-                <w:sz w:val="17"/>
-                <w:szCs w:val="17"/>
-              </w:rPr>
-              <w:t>1,0</w:t>
-            </w:r>
-          </w:p>
-        </w:tc>
-        <w:tc>
-          <w:tcPr>
-            <w:tcW w:w="1530" w:type="dxa"/>
-            <w:tcBorders>
-              <w:top w:val="single" w:sz="4" w:space="0" w:color="BFBFBF"/>
-              <w:left w:val="single" w:sz="4" w:space="0" w:color="BFBFBF"/>
-              <w:bottom w:val="single" w:sz="4" w:space="0" w:color="BFBFBF"/>
-              <w:right w:val="single" w:sz="4" w:space="0" w:color="BFBFBF"/>
-            </w:tcBorders>
-            <w:tcMar>
-              <w:top w:w="60" w:type="dxa"/>
-              <w:left w:w="100" w:type="dxa"/>
-              <w:bottom w:w="60" w:type="dxa"/>
-              <w:right w:w="100" w:type="dxa"/>
-            </w:tcMar>
-          </w:tcPr>
-          <w:p>
-            <w:pPr>
-              <w:jc w:val="right"/>
-            </w:pPr>
-            <w:r>
-              <w:rPr>
-                <w:b/>
-                <w:bCs/>
-                <w:color w:val="C00000"/>
-                <w:sz w:val="17"/>
-                <w:szCs w:val="17"/>
-              </w:rPr>
-              <w:t>88,1 %</w:t>
+              <w:t>88,0 %</w:t>
             </w:r>
           </w:p>
         </w:tc>
@@ -10346,81 +7278,7 @@
           <w:sz w:val="18"/>
           <w:szCs w:val="18"/>
         </w:rPr>
-        <w:t xml:space="preserve">Hallazgo clave: el </w:t>
-      </w:r>
-      <w:proofErr w:type="spellStart"/>
-      <w:proofErr w:type="gramStart"/>
-      <w:r>
-        <w:rPr>
-          <w:color w:val="1F2937"/>
-          <w:sz w:val="18"/>
-          <w:szCs w:val="18"/>
-        </w:rPr>
-        <w:t>cluster</w:t>
-      </w:r>
-      <w:proofErr w:type="spellEnd"/>
-      <w:proofErr w:type="gramEnd"/>
-      <w:r>
-        <w:rPr>
-          <w:color w:val="1F2937"/>
-          <w:sz w:val="18"/>
-          <w:szCs w:val="18"/>
-        </w:rPr>
-        <w:t xml:space="preserve"> ‘</w:t>
-      </w:r>
-      <w:proofErr w:type="spellStart"/>
-      <w:r>
-        <w:rPr>
-          <w:color w:val="1F2937"/>
-          <w:sz w:val="18"/>
-          <w:szCs w:val="18"/>
-        </w:rPr>
-        <w:t>Devolvedores</w:t>
-      </w:r>
-      <w:proofErr w:type="spellEnd"/>
-      <w:r>
-        <w:rPr>
-          <w:color w:val="1F2937"/>
-          <w:sz w:val="18"/>
-          <w:szCs w:val="18"/>
-        </w:rPr>
-        <w:t xml:space="preserve"> compulsivos’ (420 clientes, 7,3% de la base) tiene un </w:t>
-      </w:r>
-      <w:proofErr w:type="spellStart"/>
-      <w:r>
-        <w:rPr>
-          <w:color w:val="1F2937"/>
-          <w:sz w:val="18"/>
-          <w:szCs w:val="18"/>
-        </w:rPr>
-        <w:t>return</w:t>
-      </w:r>
-      <w:proofErr w:type="spellEnd"/>
-      <w:r>
-        <w:rPr>
-          <w:color w:val="1F2937"/>
-          <w:sz w:val="18"/>
-          <w:szCs w:val="18"/>
-        </w:rPr>
-        <w:t xml:space="preserve"> </w:t>
-      </w:r>
-      <w:proofErr w:type="spellStart"/>
-      <w:r>
-        <w:rPr>
-          <w:color w:val="1F2937"/>
-          <w:sz w:val="18"/>
-          <w:szCs w:val="18"/>
-        </w:rPr>
-        <w:t>rate</w:t>
-      </w:r>
-      <w:proofErr w:type="spellEnd"/>
-      <w:r>
-        <w:rPr>
-          <w:color w:val="1F2937"/>
-          <w:sz w:val="18"/>
-          <w:szCs w:val="18"/>
-        </w:rPr>
-        <w:t xml:space="preserve"> del 88,1% y aporta apenas 5.242 € de CLTV. Es un segmento </w:t>
+        <w:t xml:space="preserve">Hallazgo clave: el cluster ‘Devolvedores compulsivos’ (420 clientes, 7,3% de la base) tiene un return rate del 88,0% y aporta apenas 5.242 € de CLTV. Es un segmento </w:t>
       </w:r>
       <w:r>
         <w:rPr>
@@ -10456,25 +7314,7 @@
           <w:sz w:val="18"/>
           <w:szCs w:val="18"/>
         </w:rPr>
-        <w:t xml:space="preserve"> — solo el </w:t>
-      </w:r>
-      <w:proofErr w:type="spellStart"/>
-      <w:r>
-        <w:rPr>
-          <w:color w:val="1F2937"/>
-          <w:sz w:val="18"/>
-          <w:szCs w:val="18"/>
-        </w:rPr>
-        <w:t>clustering</w:t>
-      </w:r>
-      <w:proofErr w:type="spellEnd"/>
-      <w:r>
-        <w:rPr>
-          <w:color w:val="1F2937"/>
-          <w:sz w:val="18"/>
-          <w:szCs w:val="18"/>
-        </w:rPr>
-        <w:t xml:space="preserve"> multidimensional lo aísla.</w:t>
+        <w:t xml:space="preserve"> — solo el clustering multidimensional lo aísla.</w:t>
       </w:r>
     </w:p>
     <w:p>
@@ -10488,15 +7328,7 @@
       </w:pPr>
       <w:r>
         <w:lastRenderedPageBreak/>
-        <w:t xml:space="preserve">8. </w:t>
-      </w:r>
-      <w:proofErr w:type="spellStart"/>
-      <w:r>
-        <w:t>Insights</w:t>
-      </w:r>
-      <w:proofErr w:type="spellEnd"/>
-      <w:r>
-        <w:t xml:space="preserve"> estratégicos y recomendaciones</w:t>
+        <w:t>8. Insights estratégicos y recomendaciones</w:t>
       </w:r>
     </w:p>
     <w:p>
@@ -10504,15 +7336,7 @@
         <w:pStyle w:val="Ttulo2"/>
       </w:pPr>
       <w:r>
-        <w:t xml:space="preserve">8.1 </w:t>
-      </w:r>
-      <w:proofErr w:type="spellStart"/>
-      <w:r>
-        <w:t>Sub-segmentación</w:t>
-      </w:r>
-      <w:proofErr w:type="spellEnd"/>
-      <w:r>
-        <w:t xml:space="preserve"> de clientes recurrentes (n=750)</w:t>
+        <w:t>8.1 Sub-segmentación de clientes recurrentes (n=750)</w:t>
       </w:r>
     </w:p>
     <w:p>
@@ -10544,45 +7368,7 @@
           <w:sz w:val="18"/>
           <w:szCs w:val="18"/>
         </w:rPr>
-        <w:t xml:space="preserve">. Este último </w:t>
-      </w:r>
-      <w:proofErr w:type="spellStart"/>
-      <w:proofErr w:type="gramStart"/>
-      <w:r>
-        <w:rPr>
-          <w:color w:val="1F2937"/>
-          <w:sz w:val="18"/>
-          <w:szCs w:val="18"/>
-        </w:rPr>
-        <w:t>cluster</w:t>
-      </w:r>
-      <w:proofErr w:type="spellEnd"/>
-      <w:proofErr w:type="gramEnd"/>
-      <w:r>
-        <w:rPr>
-          <w:color w:val="1F2937"/>
-          <w:sz w:val="18"/>
-          <w:szCs w:val="18"/>
-        </w:rPr>
-        <w:t xml:space="preserve"> — 92 clientes con CLTV </w:t>
-      </w:r>
-      <w:proofErr w:type="gramStart"/>
-      <w:r>
-        <w:rPr>
-          <w:color w:val="1F2937"/>
-          <w:sz w:val="18"/>
-          <w:szCs w:val="18"/>
-        </w:rPr>
-        <w:t>alto</w:t>
-      </w:r>
-      <w:proofErr w:type="gramEnd"/>
-      <w:r>
-        <w:rPr>
-          <w:color w:val="1F2937"/>
-          <w:sz w:val="18"/>
-          <w:szCs w:val="18"/>
-        </w:rPr>
-        <w:t xml:space="preserve"> pero recencia anómala — constituye una </w:t>
+        <w:t xml:space="preserve">. Este último cluster — 92 clientes con CLTV alto pero recencia anómala — constituye una </w:t>
       </w:r>
       <w:r>
         <w:rPr>
@@ -10665,31 +7451,7 @@
           <w:sz w:val="16"/>
           <w:szCs w:val="16"/>
         </w:rPr>
-        <w:t xml:space="preserve">Figura 11. </w:t>
-      </w:r>
-      <w:proofErr w:type="spellStart"/>
-      <w:proofErr w:type="gramStart"/>
-      <w:r>
-        <w:rPr>
-          <w:i/>
-          <w:iCs/>
-          <w:color w:val="595959"/>
-          <w:sz w:val="16"/>
-          <w:szCs w:val="16"/>
-        </w:rPr>
-        <w:t>Clusters</w:t>
-      </w:r>
-      <w:proofErr w:type="spellEnd"/>
-      <w:proofErr w:type="gramEnd"/>
-      <w:r>
-        <w:rPr>
-          <w:i/>
-          <w:iCs/>
-          <w:color w:val="595959"/>
-          <w:sz w:val="16"/>
-          <w:szCs w:val="16"/>
-        </w:rPr>
-        <w:t xml:space="preserve"> sobre clientes recurrentes (K=4) — proyección 2D sobre PC1×PC2.</w:t>
+        <w:t>Figura 11. Clusters sobre clientes recurrentes (K=4) — proyección 2D sobre PC1×PC2.</w:t>
       </w:r>
     </w:p>
     <w:p>
@@ -10725,27 +7487,7 @@
           <w:sz w:val="18"/>
           <w:szCs w:val="18"/>
         </w:rPr>
-        <w:t>el 13% de la base (</w:t>
-      </w:r>
-      <w:proofErr w:type="spellStart"/>
-      <w:proofErr w:type="gramStart"/>
-      <w:r>
-        <w:rPr>
-          <w:color w:val="1F2937"/>
-          <w:sz w:val="18"/>
-          <w:szCs w:val="18"/>
-        </w:rPr>
-        <w:t>clusters</w:t>
-      </w:r>
-      <w:proofErr w:type="spellEnd"/>
-      <w:proofErr w:type="gramEnd"/>
-      <w:r>
-        <w:rPr>
-          <w:color w:val="1F2937"/>
-          <w:sz w:val="18"/>
-          <w:szCs w:val="18"/>
-        </w:rPr>
-        <w:t xml:space="preserve"> Champions Premium + activos = 750 clientes) genera 3,45 M€ de los 3,76 M€ de CLTV histórico (92,5 %). Toda la estrategia de retención debe pivotar sobre estos 750 clientes.</w:t>
+        <w:t>el 13% de la base (clusters Champions Premium + activos = 750 clientes) genera 3,45 M€ de los 3,76 M€ de CLTV histórico (91,7 %). Toda la estrategia de retención debe pivotar sobre estos 750 clientes.</w:t>
       </w:r>
     </w:p>
     <w:p>
@@ -10773,61 +7515,7 @@
           <w:sz w:val="18"/>
           <w:szCs w:val="18"/>
         </w:rPr>
-        <w:t xml:space="preserve">el </w:t>
-      </w:r>
-      <w:proofErr w:type="spellStart"/>
-      <w:r>
-        <w:rPr>
-          <w:color w:val="1F2937"/>
-          <w:sz w:val="18"/>
-          <w:szCs w:val="18"/>
-        </w:rPr>
-        <w:t>clustering</w:t>
-      </w:r>
-      <w:proofErr w:type="spellEnd"/>
-      <w:r>
-        <w:rPr>
-          <w:color w:val="1F2937"/>
-          <w:sz w:val="18"/>
-          <w:szCs w:val="18"/>
-        </w:rPr>
-        <w:t xml:space="preserve"> revela 420 clientes con un </w:t>
-      </w:r>
-      <w:proofErr w:type="spellStart"/>
-      <w:r>
-        <w:rPr>
-          <w:color w:val="1F2937"/>
-          <w:sz w:val="18"/>
-          <w:szCs w:val="18"/>
-        </w:rPr>
-        <w:t>return</w:t>
-      </w:r>
-      <w:proofErr w:type="spellEnd"/>
-      <w:r>
-        <w:rPr>
-          <w:color w:val="1F2937"/>
-          <w:sz w:val="18"/>
-          <w:szCs w:val="18"/>
-        </w:rPr>
-        <w:t xml:space="preserve"> </w:t>
-      </w:r>
-      <w:proofErr w:type="spellStart"/>
-      <w:r>
-        <w:rPr>
-          <w:color w:val="1F2937"/>
-          <w:sz w:val="18"/>
-          <w:szCs w:val="18"/>
-        </w:rPr>
-        <w:t>rate</w:t>
-      </w:r>
-      <w:proofErr w:type="spellEnd"/>
-      <w:r>
-        <w:rPr>
-          <w:color w:val="1F2937"/>
-          <w:sz w:val="18"/>
-          <w:szCs w:val="18"/>
-        </w:rPr>
-        <w:t xml:space="preserve"> del 88 % que son invisibles en el análisis RFM. Acción: investigar patrón (posible arbitraje), implementar restricciones operativas tras N devoluciones.</w:t>
+        <w:t>el clustering revela 420 clientes con un return rate del 88 % que son invisibles en el análisis RFM. Acción: investigar patrón (posible arbitraje), implementar restricciones operativas tras N devoluciones.</w:t>
       </w:r>
     </w:p>
     <w:p>
@@ -10847,29 +7535,7 @@
           <w:sz w:val="18"/>
           <w:szCs w:val="18"/>
         </w:rPr>
-        <w:t xml:space="preserve">Lista de </w:t>
-      </w:r>
-      <w:proofErr w:type="spellStart"/>
-      <w:r>
-        <w:rPr>
-          <w:b/>
-          <w:bCs/>
-          <w:color w:val="1F2937"/>
-          <w:sz w:val="18"/>
-          <w:szCs w:val="18"/>
-        </w:rPr>
-        <w:t>pre-churn</w:t>
-      </w:r>
-      <w:proofErr w:type="spellEnd"/>
-      <w:r>
-        <w:rPr>
-          <w:b/>
-          <w:bCs/>
-          <w:color w:val="1F2937"/>
-          <w:sz w:val="18"/>
-          <w:szCs w:val="18"/>
-        </w:rPr>
-        <w:t xml:space="preserve"> accionable: </w:t>
+        <w:t xml:space="preserve">Lista de pre-churn accionable: </w:t>
       </w:r>
       <w:r>
         <w:rPr>
@@ -10897,55 +7563,15 @@
           <w:sz w:val="18"/>
           <w:szCs w:val="18"/>
         </w:rPr>
-        <w:t xml:space="preserve">Activación de </w:t>
-      </w:r>
-      <w:proofErr w:type="spellStart"/>
-      <w:r>
-        <w:rPr>
-          <w:b/>
-          <w:bCs/>
-          <w:color w:val="1F2937"/>
-          <w:sz w:val="18"/>
-          <w:szCs w:val="18"/>
-        </w:rPr>
-        <w:t>one-shot</w:t>
-      </w:r>
-      <w:proofErr w:type="spellEnd"/>
-      <w:r>
-        <w:rPr>
-          <w:b/>
-          <w:bCs/>
-          <w:color w:val="1F2937"/>
-          <w:sz w:val="18"/>
-          <w:szCs w:val="18"/>
-        </w:rPr>
-        <w:t xml:space="preserve">: </w:t>
-      </w:r>
-      <w:r>
-        <w:rPr>
-          <w:color w:val="1F2937"/>
-          <w:sz w:val="18"/>
-          <w:szCs w:val="18"/>
-        </w:rPr>
-        <w:t xml:space="preserve">5.000 clientes </w:t>
-      </w:r>
-      <w:proofErr w:type="spellStart"/>
-      <w:r>
-        <w:rPr>
-          <w:color w:val="1F2937"/>
-          <w:sz w:val="18"/>
-          <w:szCs w:val="18"/>
-        </w:rPr>
-        <w:t>one-shot</w:t>
-      </w:r>
-      <w:proofErr w:type="spellEnd"/>
-      <w:r>
-        <w:rPr>
-          <w:color w:val="1F2937"/>
-          <w:sz w:val="18"/>
-          <w:szCs w:val="18"/>
-        </w:rPr>
-        <w:t xml:space="preserve"> (87 %) aportan solo el 8 % del CLTV. Convertirlos en recurrentes (~2 compras) duplicaría su CLTV individual; ventana de oportunidad si la 2ª compra ocurre en los primeros 6 meses.</w:t>
+        <w:t xml:space="preserve">Activación de one-shot: </w:t>
+      </w:r>
+      <w:r>
+        <w:rPr>
+          <w:color w:val="1F2937"/>
+          <w:sz w:val="18"/>
+          <w:szCs w:val="18"/>
+        </w:rPr>
+        <w:t>5.000 clientes one-shot (87 %) aportan solo el 8 % del CLTV. Convertirlos en recurrentes (~2 compras) duplicaría su CLTV individual; ventana de oportunidad si la 2ª compra ocurre en los primeros 6 meses.</w:t>
       </w:r>
     </w:p>
     <w:p>
@@ -10973,43 +7599,7 @@
           <w:sz w:val="18"/>
           <w:szCs w:val="18"/>
         </w:rPr>
-        <w:t xml:space="preserve">uniformidad entre las 6 categorías sugiere política de precios alineada. El margen no es un diferenciador entre productos; el </w:t>
-      </w:r>
-      <w:proofErr w:type="spellStart"/>
-      <w:r>
-        <w:rPr>
-          <w:color w:val="1F2937"/>
-          <w:sz w:val="18"/>
-          <w:szCs w:val="18"/>
-        </w:rPr>
-        <w:t>upside</w:t>
-      </w:r>
-      <w:proofErr w:type="spellEnd"/>
-      <w:r>
-        <w:rPr>
-          <w:color w:val="1F2937"/>
-          <w:sz w:val="18"/>
-          <w:szCs w:val="18"/>
-        </w:rPr>
-        <w:t xml:space="preserve"> está en frecuencia y </w:t>
-      </w:r>
-      <w:proofErr w:type="gramStart"/>
-      <w:r>
-        <w:rPr>
-          <w:color w:val="1F2937"/>
-          <w:sz w:val="18"/>
-          <w:szCs w:val="18"/>
-        </w:rPr>
-        <w:t>ticket</w:t>
-      </w:r>
-      <w:proofErr w:type="gramEnd"/>
-      <w:r>
-        <w:rPr>
-          <w:color w:val="1F2937"/>
-          <w:sz w:val="18"/>
-          <w:szCs w:val="18"/>
-        </w:rPr>
-        <w:t xml:space="preserve"> medio.</w:t>
+        <w:t>uniformidad entre las 6 categorías sugiere política de precios alineada. El margen no es un diferenciador entre productos; el upside está en frecuencia y ticket medio.</w:t>
       </w:r>
     </w:p>
     <w:p>
@@ -11045,7 +7635,7 @@
           <w:sz w:val="18"/>
           <w:szCs w:val="18"/>
         </w:rPr>
-        <w:t>Repositorio Git privado con la siguiente estructura modular (resumida):</w:t>
+        <w:t>Repositorio Git público con la siguiente estructura modular (resumida):</w:t>
       </w:r>
     </w:p>
     <w:tbl>
@@ -11161,7 +7751,6 @@
             </w:tcMar>
           </w:tcPr>
           <w:p>
-            <w:proofErr w:type="spellStart"/>
             <w:r>
               <w:rPr>
                 <w:b/>
@@ -11170,18 +7759,7 @@
                 <w:sz w:val="17"/>
                 <w:szCs w:val="17"/>
               </w:rPr>
-              <w:t>etl</w:t>
-            </w:r>
-            <w:proofErr w:type="spellEnd"/>
-            <w:r>
-              <w:rPr>
-                <w:b/>
-                <w:bCs/>
-                <w:color w:val="1F2937"/>
-                <w:sz w:val="17"/>
-                <w:szCs w:val="17"/>
-              </w:rPr>
-              <w:t>/</w:t>
+              <w:t>etl/</w:t>
             </w:r>
           </w:p>
         </w:tc>
@@ -11208,172 +7786,8 @@
                 <w:sz w:val="17"/>
                 <w:szCs w:val="17"/>
               </w:rPr>
-              <w:t xml:space="preserve">Paquete Python: </w:t>
-            </w:r>
-            <w:proofErr w:type="spellStart"/>
-            <w:r>
-              <w:rPr>
-                <w:color w:val="1F2937"/>
-                <w:sz w:val="17"/>
-                <w:szCs w:val="17"/>
-              </w:rPr>
-              <w:t>extract</w:t>
-            </w:r>
-            <w:proofErr w:type="spellEnd"/>
-            <w:r>
-              <w:rPr>
-                <w:color w:val="1F2937"/>
-                <w:sz w:val="17"/>
-                <w:szCs w:val="17"/>
-              </w:rPr>
-              <w:t xml:space="preserve">, </w:t>
-            </w:r>
-            <w:proofErr w:type="spellStart"/>
-            <w:r>
-              <w:rPr>
-                <w:color w:val="1F2937"/>
-                <w:sz w:val="17"/>
-                <w:szCs w:val="17"/>
-              </w:rPr>
-              <w:t>transform_dimensions</w:t>
-            </w:r>
-            <w:proofErr w:type="spellEnd"/>
-            <w:r>
-              <w:rPr>
-                <w:color w:val="1F2937"/>
-                <w:sz w:val="17"/>
-                <w:szCs w:val="17"/>
-              </w:rPr>
-              <w:t xml:space="preserve">, </w:t>
-            </w:r>
-            <w:proofErr w:type="spellStart"/>
-            <w:r>
-              <w:rPr>
-                <w:color w:val="1F2937"/>
-                <w:sz w:val="17"/>
-                <w:szCs w:val="17"/>
-              </w:rPr>
-              <w:t>transform_facts</w:t>
-            </w:r>
-            <w:proofErr w:type="spellEnd"/>
-            <w:r>
-              <w:rPr>
-                <w:color w:val="1F2937"/>
-                <w:sz w:val="17"/>
-                <w:szCs w:val="17"/>
-              </w:rPr>
-              <w:t xml:space="preserve">, </w:t>
-            </w:r>
-            <w:proofErr w:type="spellStart"/>
-            <w:r>
-              <w:rPr>
-                <w:color w:val="1F2937"/>
-                <w:sz w:val="17"/>
-                <w:szCs w:val="17"/>
-              </w:rPr>
-              <w:t>validate</w:t>
-            </w:r>
-            <w:proofErr w:type="spellEnd"/>
-            <w:r>
-              <w:rPr>
-                <w:color w:val="1F2937"/>
-                <w:sz w:val="17"/>
-                <w:szCs w:val="17"/>
-              </w:rPr>
-              <w:t xml:space="preserve">, build_customer_360, </w:t>
-            </w:r>
-            <w:proofErr w:type="spellStart"/>
-            <w:r>
-              <w:rPr>
-                <w:color w:val="1F2937"/>
-                <w:sz w:val="17"/>
-                <w:szCs w:val="17"/>
-              </w:rPr>
-              <w:t>build_</w:t>
-            </w:r>
-            <w:proofErr w:type="gramStart"/>
-            <w:r>
-              <w:rPr>
-                <w:color w:val="1F2937"/>
-                <w:sz w:val="17"/>
-                <w:szCs w:val="17"/>
-              </w:rPr>
-              <w:t>clusters</w:t>
-            </w:r>
-            <w:proofErr w:type="spellEnd"/>
-            <w:proofErr w:type="gramEnd"/>
-            <w:r>
-              <w:rPr>
-                <w:color w:val="1F2937"/>
-                <w:sz w:val="17"/>
-                <w:szCs w:val="17"/>
-              </w:rPr>
-              <w:t xml:space="preserve">, </w:t>
-            </w:r>
-            <w:proofErr w:type="spellStart"/>
-            <w:r>
-              <w:rPr>
-                <w:color w:val="1F2937"/>
-                <w:sz w:val="17"/>
-                <w:szCs w:val="17"/>
-              </w:rPr>
-              <w:t>run_etl</w:t>
-            </w:r>
-            <w:proofErr w:type="spellEnd"/>
-            <w:r>
-              <w:rPr>
-                <w:color w:val="1F2937"/>
-                <w:sz w:val="17"/>
-                <w:szCs w:val="17"/>
-              </w:rPr>
-              <w:t xml:space="preserve"> (orquestador), </w:t>
-            </w:r>
-            <w:proofErr w:type="spellStart"/>
-            <w:r>
-              <w:rPr>
-                <w:color w:val="1F2937"/>
-                <w:sz w:val="17"/>
-                <w:szCs w:val="17"/>
-              </w:rPr>
-              <w:t>config</w:t>
-            </w:r>
-            <w:proofErr w:type="spellEnd"/>
-            <w:r>
-              <w:rPr>
-                <w:color w:val="1F2937"/>
-                <w:sz w:val="17"/>
-                <w:szCs w:val="17"/>
-              </w:rPr>
-              <w:t xml:space="preserve">, </w:t>
-            </w:r>
-            <w:proofErr w:type="spellStart"/>
-            <w:r>
-              <w:rPr>
-                <w:color w:val="1F2937"/>
-                <w:sz w:val="17"/>
-                <w:szCs w:val="17"/>
-              </w:rPr>
-              <w:t>db</w:t>
-            </w:r>
-            <w:proofErr w:type="spellEnd"/>
-            <w:r>
-              <w:rPr>
-                <w:color w:val="1F2937"/>
-                <w:sz w:val="17"/>
-                <w:szCs w:val="17"/>
-              </w:rPr>
-              <w:t xml:space="preserve">, </w:t>
-            </w:r>
-            <w:proofErr w:type="spellStart"/>
-            <w:r>
-              <w:rPr>
-                <w:color w:val="1F2937"/>
-                <w:sz w:val="17"/>
-                <w:szCs w:val="17"/>
-              </w:rPr>
-              <w:t>logger</w:t>
-            </w:r>
-            <w:proofErr w:type="spellEnd"/>
+              <w:t>Paquete Python: extract, transform_dimensions, transform_facts, validate, build_customer_360, build_clusters, run_etl (orquestador), config, db, logger</w:t>
+            </w:r>
           </w:p>
         </w:tc>
       </w:tr>
@@ -11401,7 +7815,6 @@
             </w:tcMar>
           </w:tcPr>
           <w:p>
-            <w:proofErr w:type="spellStart"/>
             <w:r>
               <w:rPr>
                 <w:b/>
@@ -11410,40 +7823,7 @@
                 <w:sz w:val="17"/>
                 <w:szCs w:val="17"/>
               </w:rPr>
-              <w:t>sql</w:t>
-            </w:r>
-            <w:proofErr w:type="spellEnd"/>
-            <w:r>
-              <w:rPr>
-                <w:b/>
-                <w:bCs/>
-                <w:color w:val="1F2937"/>
-                <w:sz w:val="17"/>
-                <w:szCs w:val="17"/>
-              </w:rPr>
-              <w:t>/</w:t>
-            </w:r>
-            <w:proofErr w:type="spellStart"/>
-            <w:r>
-              <w:rPr>
-                <w:b/>
-                <w:bCs/>
-                <w:color w:val="1F2937"/>
-                <w:sz w:val="17"/>
-                <w:szCs w:val="17"/>
-              </w:rPr>
-              <w:t>ddl</w:t>
-            </w:r>
-            <w:proofErr w:type="spellEnd"/>
-            <w:r>
-              <w:rPr>
-                <w:b/>
-                <w:bCs/>
-                <w:color w:val="1F2937"/>
-                <w:sz w:val="17"/>
-                <w:szCs w:val="17"/>
-              </w:rPr>
-              <w:t>/</w:t>
+              <w:t>sql/ddl/</w:t>
             </w:r>
           </w:p>
         </w:tc>
@@ -11470,20 +7850,8 @@
                 <w:sz w:val="17"/>
                 <w:szCs w:val="17"/>
               </w:rPr>
-              <w:t xml:space="preserve">DDL versionado: dimensiones, hechos, customer_360 y columnas de </w:t>
-            </w:r>
-            <w:proofErr w:type="spellStart"/>
-            <w:proofErr w:type="gramStart"/>
-            <w:r>
-              <w:rPr>
-                <w:color w:val="1F2937"/>
-                <w:sz w:val="17"/>
-                <w:szCs w:val="17"/>
-              </w:rPr>
-              <w:t>cluster</w:t>
-            </w:r>
-            <w:proofErr w:type="spellEnd"/>
-            <w:proofErr w:type="gramEnd"/>
+              <w:t>DDL versionado: dimensiones, hechos, customer_360 y columnas de cluster</w:t>
+            </w:r>
           </w:p>
         </w:tc>
       </w:tr>
@@ -11546,18 +7914,8 @@
                 <w:sz w:val="17"/>
                 <w:szCs w:val="17"/>
               </w:rPr>
-              <w:t xml:space="preserve">Análisis exploratorio reproducible: inventario, EDA, CLTV, </w:t>
-            </w:r>
-            <w:proofErr w:type="spellStart"/>
-            <w:r>
-              <w:rPr>
-                <w:color w:val="1F2937"/>
-                <w:sz w:val="17"/>
-                <w:szCs w:val="17"/>
-              </w:rPr>
-              <w:t>clustering</w:t>
-            </w:r>
-            <w:proofErr w:type="spellEnd"/>
+              <w:t>Análisis exploratorio reproducible: inventario, EDA, CLTV, clustering</w:t>
+            </w:r>
           </w:p>
         </w:tc>
       </w:tr>
@@ -11585,7 +7943,6 @@
             </w:tcMar>
           </w:tcPr>
           <w:p>
-            <w:proofErr w:type="spellStart"/>
             <w:r>
               <w:rPr>
                 <w:b/>
@@ -11594,18 +7951,7 @@
                 <w:sz w:val="17"/>
                 <w:szCs w:val="17"/>
               </w:rPr>
-              <w:t>docs</w:t>
-            </w:r>
-            <w:proofErr w:type="spellEnd"/>
-            <w:r>
-              <w:rPr>
-                <w:b/>
-                <w:bCs/>
-                <w:color w:val="1F2937"/>
-                <w:sz w:val="17"/>
-                <w:szCs w:val="17"/>
-              </w:rPr>
-              <w:t>/diagramas/</w:t>
+              <w:t>docs/diagramas/</w:t>
             </w:r>
           </w:p>
         </w:tc>
@@ -11661,7 +8007,6 @@
             </w:tcMar>
           </w:tcPr>
           <w:p>
-            <w:proofErr w:type="spellStart"/>
             <w:r>
               <w:rPr>
                 <w:b/>
@@ -11670,18 +8015,7 @@
                 <w:sz w:val="17"/>
                 <w:szCs w:val="17"/>
               </w:rPr>
-              <w:t>reports</w:t>
-            </w:r>
-            <w:proofErr w:type="spellEnd"/>
-            <w:r>
-              <w:rPr>
-                <w:b/>
-                <w:bCs/>
-                <w:color w:val="1F2937"/>
-                <w:sz w:val="17"/>
-                <w:szCs w:val="17"/>
-              </w:rPr>
-              <w:t>/figures/</w:t>
+              <w:t>reports/figures/</w:t>
             </w:r>
           </w:p>
         </w:tc>
@@ -11708,25 +8042,7 @@
                 <w:sz w:val="17"/>
                 <w:szCs w:val="17"/>
               </w:rPr>
-              <w:t xml:space="preserve">18 figuras generadas por los notebooks (versionadas para uso en </w:t>
-            </w:r>
-            <w:proofErr w:type="spellStart"/>
-            <w:r>
-              <w:rPr>
-                <w:color w:val="1F2937"/>
-                <w:sz w:val="17"/>
-                <w:szCs w:val="17"/>
-              </w:rPr>
-              <w:t>docs</w:t>
-            </w:r>
-            <w:proofErr w:type="spellEnd"/>
-            <w:r>
-              <w:rPr>
-                <w:color w:val="1F2937"/>
-                <w:sz w:val="17"/>
-                <w:szCs w:val="17"/>
-              </w:rPr>
-              <w:t>)</w:t>
+              <w:t>18 figuras generadas por los notebooks (versionadas para uso en docs)</w:t>
             </w:r>
           </w:p>
         </w:tc>
@@ -11755,7 +8071,6 @@
             </w:tcMar>
           </w:tcPr>
           <w:p>
-            <w:proofErr w:type="gramStart"/>
             <w:r>
               <w:rPr>
                 <w:b/>
@@ -11764,40 +8079,7 @@
                 <w:sz w:val="17"/>
                 <w:szCs w:val="17"/>
               </w:rPr>
-              <w:t>.</w:t>
-            </w:r>
-            <w:proofErr w:type="spellStart"/>
-            <w:r>
-              <w:rPr>
-                <w:b/>
-                <w:bCs/>
-                <w:color w:val="1F2937"/>
-                <w:sz w:val="17"/>
-                <w:szCs w:val="17"/>
-              </w:rPr>
-              <w:t>env</w:t>
-            </w:r>
-            <w:proofErr w:type="gramEnd"/>
-            <w:r>
-              <w:rPr>
-                <w:b/>
-                <w:bCs/>
-                <w:color w:val="1F2937"/>
-                <w:sz w:val="17"/>
-                <w:szCs w:val="17"/>
-              </w:rPr>
-              <w:t>.example</w:t>
-            </w:r>
-            <w:proofErr w:type="spellEnd"/>
-            <w:r>
-              <w:rPr>
-                <w:b/>
-                <w:bCs/>
-                <w:color w:val="1F2937"/>
-                <w:sz w:val="17"/>
-                <w:szCs w:val="17"/>
-              </w:rPr>
-              <w:t>, requirements.txt, README.md</w:t>
+              <w:t>.env.example, requirements.txt, README.md</w:t>
             </w:r>
           </w:p>
         </w:tc>
@@ -11875,7 +8157,6 @@
         </w:rPr>
         <w:t xml:space="preserve">, </w:t>
       </w:r>
-      <w:proofErr w:type="spellStart"/>
       <w:r>
         <w:rPr>
           <w:i/>
@@ -11884,9 +8165,16 @@
           <w:sz w:val="18"/>
           <w:szCs w:val="18"/>
         </w:rPr>
-        <w:t>python</w:t>
-      </w:r>
-      <w:proofErr w:type="spellEnd"/>
+        <w:t>python -m venv venv</w:t>
+      </w:r>
+      <w:r>
+        <w:rPr>
+          <w:color w:val="1F2937"/>
+          <w:sz w:val="18"/>
+          <w:szCs w:val="18"/>
+        </w:rPr>
+        <w:t xml:space="preserve">, activación, </w:t>
+      </w:r>
       <w:r>
         <w:rPr>
           <w:i/>
@@ -11895,93 +8183,7 @@
           <w:sz w:val="18"/>
           <w:szCs w:val="18"/>
         </w:rPr>
-        <w:t xml:space="preserve"> -m </w:t>
-      </w:r>
-      <w:proofErr w:type="spellStart"/>
-      <w:r>
-        <w:rPr>
-          <w:i/>
-          <w:iCs/>
-          <w:color w:val="1F2937"/>
-          <w:sz w:val="18"/>
-          <w:szCs w:val="18"/>
-        </w:rPr>
-        <w:t>venv</w:t>
-      </w:r>
-      <w:proofErr w:type="spellEnd"/>
-      <w:r>
-        <w:rPr>
-          <w:i/>
-          <w:iCs/>
-          <w:color w:val="1F2937"/>
-          <w:sz w:val="18"/>
-          <w:szCs w:val="18"/>
-        </w:rPr>
-        <w:t xml:space="preserve"> </w:t>
-      </w:r>
-      <w:proofErr w:type="spellStart"/>
-      <w:r>
-        <w:rPr>
-          <w:i/>
-          <w:iCs/>
-          <w:color w:val="1F2937"/>
-          <w:sz w:val="18"/>
-          <w:szCs w:val="18"/>
-        </w:rPr>
-        <w:t>venv</w:t>
-      </w:r>
-      <w:proofErr w:type="spellEnd"/>
-      <w:r>
-        <w:rPr>
-          <w:color w:val="1F2937"/>
-          <w:sz w:val="18"/>
-          <w:szCs w:val="18"/>
-        </w:rPr>
-        <w:t xml:space="preserve">, activación, </w:t>
-      </w:r>
-      <w:proofErr w:type="spellStart"/>
-      <w:r>
-        <w:rPr>
-          <w:i/>
-          <w:iCs/>
-          <w:color w:val="1F2937"/>
-          <w:sz w:val="18"/>
-          <w:szCs w:val="18"/>
-        </w:rPr>
-        <w:t>pip</w:t>
-      </w:r>
-      <w:proofErr w:type="spellEnd"/>
-      <w:r>
-        <w:rPr>
-          <w:i/>
-          <w:iCs/>
-          <w:color w:val="1F2937"/>
-          <w:sz w:val="18"/>
-          <w:szCs w:val="18"/>
-        </w:rPr>
-        <w:t xml:space="preserve"> </w:t>
-      </w:r>
-      <w:proofErr w:type="spellStart"/>
-      <w:r>
-        <w:rPr>
-          <w:i/>
-          <w:iCs/>
-          <w:color w:val="1F2937"/>
-          <w:sz w:val="18"/>
-          <w:szCs w:val="18"/>
-        </w:rPr>
-        <w:t>install</w:t>
-      </w:r>
-      <w:proofErr w:type="spellEnd"/>
-      <w:r>
-        <w:rPr>
-          <w:i/>
-          <w:iCs/>
-          <w:color w:val="1F2937"/>
-          <w:sz w:val="18"/>
-          <w:szCs w:val="18"/>
-        </w:rPr>
-        <w:t xml:space="preserve"> -r requirements.txt</w:t>
+        <w:t>pip install -r requirements.txt</w:t>
       </w:r>
       <w:r>
         <w:rPr>
@@ -12017,79 +8219,7 @@
           <w:sz w:val="18"/>
           <w:szCs w:val="18"/>
         </w:rPr>
-        <w:t>Crear las dos BD en PostgreSQL (</w:t>
-      </w:r>
-      <w:proofErr w:type="spellStart"/>
-      <w:r>
-        <w:rPr>
-          <w:color w:val="1F2937"/>
-          <w:sz w:val="18"/>
-          <w:szCs w:val="18"/>
-        </w:rPr>
-        <w:t>saleshealth_origen</w:t>
-      </w:r>
-      <w:proofErr w:type="spellEnd"/>
-      <w:r>
-        <w:rPr>
-          <w:color w:val="1F2937"/>
-          <w:sz w:val="18"/>
-          <w:szCs w:val="18"/>
-        </w:rPr>
-        <w:t xml:space="preserve">, </w:t>
-      </w:r>
-      <w:proofErr w:type="spellStart"/>
-      <w:r>
-        <w:rPr>
-          <w:color w:val="1F2937"/>
-          <w:sz w:val="18"/>
-          <w:szCs w:val="18"/>
-        </w:rPr>
-        <w:t>saleshealth_dwh</w:t>
-      </w:r>
-      <w:proofErr w:type="spellEnd"/>
-      <w:r>
-        <w:rPr>
-          <w:color w:val="1F2937"/>
-          <w:sz w:val="18"/>
-          <w:szCs w:val="18"/>
-        </w:rPr>
-        <w:t xml:space="preserve">) y restaurar el </w:t>
-      </w:r>
-      <w:proofErr w:type="spellStart"/>
-      <w:r>
-        <w:rPr>
-          <w:color w:val="1F2937"/>
-          <w:sz w:val="18"/>
-          <w:szCs w:val="18"/>
-        </w:rPr>
-        <w:t>dump</w:t>
-      </w:r>
-      <w:proofErr w:type="spellEnd"/>
-      <w:r>
-        <w:rPr>
-          <w:color w:val="1F2937"/>
-          <w:sz w:val="18"/>
-          <w:szCs w:val="18"/>
-        </w:rPr>
-        <w:t xml:space="preserve"> de origen con </w:t>
-      </w:r>
-      <w:proofErr w:type="spellStart"/>
-      <w:r>
-        <w:rPr>
-          <w:color w:val="1F2937"/>
-          <w:sz w:val="18"/>
-          <w:szCs w:val="18"/>
-        </w:rPr>
-        <w:t>pg_restore</w:t>
-      </w:r>
-      <w:proofErr w:type="spellEnd"/>
-      <w:r>
-        <w:rPr>
-          <w:color w:val="1F2937"/>
-          <w:sz w:val="18"/>
-          <w:szCs w:val="18"/>
-        </w:rPr>
-        <w:t>.</w:t>
+        <w:t>Crear las dos BD en PostgreSQL (saleshealth_origen, saleshealth_dwh) y restaurar el dump de origen con pg_restore.</w:t>
       </w:r>
     </w:p>
     <w:p>
@@ -12111,69 +8241,13 @@
         </w:rPr>
         <w:t xml:space="preserve">3. </w:t>
       </w:r>
-      <w:proofErr w:type="gramStart"/>
-      <w:r>
-        <w:rPr>
-          <w:color w:val="1F2937"/>
-          <w:sz w:val="18"/>
-          <w:szCs w:val="18"/>
-        </w:rPr>
-        <w:t>Copiar .</w:t>
-      </w:r>
-      <w:proofErr w:type="spellStart"/>
-      <w:r>
-        <w:rPr>
-          <w:color w:val="1F2937"/>
-          <w:sz w:val="18"/>
-          <w:szCs w:val="18"/>
-        </w:rPr>
-        <w:t>env</w:t>
-      </w:r>
-      <w:proofErr w:type="gramEnd"/>
-      <w:r>
-        <w:rPr>
-          <w:color w:val="1F2937"/>
-          <w:sz w:val="18"/>
-          <w:szCs w:val="18"/>
-        </w:rPr>
-        <w:t>.example</w:t>
-      </w:r>
-      <w:proofErr w:type="spellEnd"/>
-      <w:r>
-        <w:rPr>
-          <w:color w:val="1F2937"/>
-          <w:sz w:val="18"/>
-          <w:szCs w:val="18"/>
-        </w:rPr>
-        <w:t xml:space="preserve"> </w:t>
-      </w:r>
-      <w:proofErr w:type="gramStart"/>
-      <w:r>
-        <w:rPr>
-          <w:color w:val="1F2937"/>
-          <w:sz w:val="18"/>
-          <w:szCs w:val="18"/>
-        </w:rPr>
-        <w:t>a .</w:t>
-      </w:r>
-      <w:proofErr w:type="spellStart"/>
-      <w:r>
-        <w:rPr>
-          <w:color w:val="1F2937"/>
-          <w:sz w:val="18"/>
-          <w:szCs w:val="18"/>
-        </w:rPr>
-        <w:t>env</w:t>
-      </w:r>
-      <w:proofErr w:type="spellEnd"/>
-      <w:proofErr w:type="gramEnd"/>
-      <w:r>
-        <w:rPr>
-          <w:color w:val="1F2937"/>
-          <w:sz w:val="18"/>
-          <w:szCs w:val="18"/>
-        </w:rPr>
-        <w:t xml:space="preserve"> y rellenar credenciales.</w:t>
+      <w:r>
+        <w:rPr>
+          <w:color w:val="1F2937"/>
+          <w:sz w:val="18"/>
+          <w:szCs w:val="18"/>
+        </w:rPr>
+        <w:t>Copiar .env.example a .env y rellenar credenciales.</w:t>
       </w:r>
     </w:p>
     <w:p>
@@ -12201,27 +8275,8 @@
           <w:sz w:val="18"/>
           <w:szCs w:val="18"/>
         </w:rPr>
-        <w:t xml:space="preserve">Ejecutar los 4 DDL sobre </w:t>
-      </w:r>
-      <w:proofErr w:type="spellStart"/>
-      <w:r>
-        <w:rPr>
-          <w:color w:val="1F2937"/>
-          <w:sz w:val="18"/>
-          <w:szCs w:val="18"/>
-        </w:rPr>
-        <w:t>saleshealth_dwh</w:t>
-      </w:r>
-      <w:proofErr w:type="spellEnd"/>
-      <w:r>
-        <w:rPr>
-          <w:color w:val="1F2937"/>
-          <w:sz w:val="18"/>
-          <w:szCs w:val="18"/>
-        </w:rPr>
-        <w:t xml:space="preserve"> y lanzar </w:t>
-      </w:r>
-      <w:proofErr w:type="spellStart"/>
+        <w:t xml:space="preserve">Ejecutar los 4 DDL sobre saleshealth_dwh y lanzar </w:t>
+      </w:r>
       <w:r>
         <w:rPr>
           <w:b/>
@@ -12232,35 +8287,8 @@
           <w:sz w:val="18"/>
           <w:szCs w:val="18"/>
         </w:rPr>
-        <w:t>python</w:t>
-      </w:r>
-      <w:proofErr w:type="spellEnd"/>
-      <w:r>
-        <w:rPr>
-          <w:b/>
-          <w:bCs/>
-          <w:i/>
-          <w:iCs/>
-          <w:color w:val="1F2937"/>
-          <w:sz w:val="18"/>
-          <w:szCs w:val="18"/>
-        </w:rPr>
-        <w:t xml:space="preserve"> -m </w:t>
-      </w:r>
-      <w:proofErr w:type="spellStart"/>
-      <w:r>
-        <w:rPr>
-          <w:b/>
-          <w:bCs/>
-          <w:i/>
-          <w:iCs/>
-          <w:color w:val="1F2937"/>
-          <w:sz w:val="18"/>
-          <w:szCs w:val="18"/>
-        </w:rPr>
-        <w:t>etl.run_etl</w:t>
-      </w:r>
-      <w:proofErr w:type="spellEnd"/>
+        <w:t>python -m etl.run_etl</w:t>
+      </w:r>
       <w:r>
         <w:rPr>
           <w:color w:val="1F2937"/>
@@ -12295,73 +8323,15 @@
           <w:sz w:val="18"/>
           <w:szCs w:val="18"/>
         </w:rPr>
-        <w:t xml:space="preserve">Implementar SCD </w:t>
-      </w:r>
-      <w:proofErr w:type="spellStart"/>
-      <w:r>
-        <w:rPr>
-          <w:b/>
-          <w:bCs/>
-          <w:color w:val="1F2937"/>
-          <w:sz w:val="18"/>
-          <w:szCs w:val="18"/>
-        </w:rPr>
-        <w:t>Type</w:t>
-      </w:r>
-      <w:proofErr w:type="spellEnd"/>
-      <w:r>
-        <w:rPr>
-          <w:b/>
-          <w:bCs/>
-          <w:color w:val="1F2937"/>
-          <w:sz w:val="18"/>
-          <w:szCs w:val="18"/>
-        </w:rPr>
-        <w:t xml:space="preserve"> 2 </w:t>
-      </w:r>
-      <w:r>
-        <w:rPr>
-          <w:color w:val="1F2937"/>
-          <w:sz w:val="18"/>
-          <w:szCs w:val="18"/>
-        </w:rPr>
-        <w:t xml:space="preserve">en </w:t>
-      </w:r>
-      <w:proofErr w:type="spellStart"/>
-      <w:r>
-        <w:rPr>
-          <w:color w:val="1F2937"/>
-          <w:sz w:val="18"/>
-          <w:szCs w:val="18"/>
-        </w:rPr>
-        <w:t>dim_customer</w:t>
-      </w:r>
-      <w:proofErr w:type="spellEnd"/>
-      <w:r>
-        <w:rPr>
-          <w:color w:val="1F2937"/>
-          <w:sz w:val="18"/>
-          <w:szCs w:val="18"/>
-        </w:rPr>
-        <w:t xml:space="preserve"> y </w:t>
-      </w:r>
-      <w:proofErr w:type="spellStart"/>
-      <w:r>
-        <w:rPr>
-          <w:color w:val="1F2937"/>
-          <w:sz w:val="18"/>
-          <w:szCs w:val="18"/>
-        </w:rPr>
-        <w:t>dim_product</w:t>
-      </w:r>
-      <w:proofErr w:type="spellEnd"/>
-      <w:r>
-        <w:rPr>
-          <w:color w:val="1F2937"/>
-          <w:sz w:val="18"/>
-          <w:szCs w:val="18"/>
-        </w:rPr>
-        <w:t xml:space="preserve"> para preservar histórico de cambios (precios, atributos cliente).</w:t>
+        <w:t xml:space="preserve">Implementar SCD Type 2 </w:t>
+      </w:r>
+      <w:r>
+        <w:rPr>
+          <w:color w:val="1F2937"/>
+          <w:sz w:val="18"/>
+          <w:szCs w:val="18"/>
+        </w:rPr>
+        <w:t>en dim_customer y dim_product para preservar histórico de cambios (precios, atributos cliente).</w:t>
       </w:r>
     </w:p>
     <w:p>
@@ -12389,61 +8359,7 @@
           <w:sz w:val="18"/>
           <w:szCs w:val="18"/>
         </w:rPr>
-        <w:t xml:space="preserve">basada en </w:t>
-      </w:r>
-      <w:proofErr w:type="spellStart"/>
-      <w:r>
-        <w:rPr>
-          <w:color w:val="1F2937"/>
-          <w:sz w:val="18"/>
-          <w:szCs w:val="18"/>
-        </w:rPr>
-        <w:t>created_at</w:t>
-      </w:r>
-      <w:proofErr w:type="spellEnd"/>
-      <w:r>
-        <w:rPr>
-          <w:color w:val="1F2937"/>
-          <w:sz w:val="18"/>
-          <w:szCs w:val="18"/>
-        </w:rPr>
-        <w:t>/</w:t>
-      </w:r>
-      <w:proofErr w:type="spellStart"/>
-      <w:r>
-        <w:rPr>
-          <w:color w:val="1F2937"/>
-          <w:sz w:val="18"/>
-          <w:szCs w:val="18"/>
-        </w:rPr>
-        <w:t>updated_at</w:t>
-      </w:r>
-      <w:proofErr w:type="spellEnd"/>
-      <w:r>
-        <w:rPr>
-          <w:color w:val="1F2937"/>
-          <w:sz w:val="18"/>
-          <w:szCs w:val="18"/>
-        </w:rPr>
-        <w:t xml:space="preserve"> en origen, evitando el </w:t>
-      </w:r>
-      <w:proofErr w:type="spellStart"/>
-      <w:r>
-        <w:rPr>
-          <w:color w:val="1F2937"/>
-          <w:sz w:val="18"/>
-          <w:szCs w:val="18"/>
-        </w:rPr>
-        <w:t>truncate</w:t>
-      </w:r>
-      <w:proofErr w:type="spellEnd"/>
-      <w:r>
-        <w:rPr>
-          <w:color w:val="1F2937"/>
-          <w:sz w:val="18"/>
-          <w:szCs w:val="18"/>
-        </w:rPr>
-        <w:t xml:space="preserve"> completo en producción.</w:t>
+        <w:t>basada en created_at/updated_at en origen, evitando el truncate completo en producción.</w:t>
       </w:r>
     </w:p>
     <w:p>
@@ -12463,163 +8379,15 @@
           <w:sz w:val="18"/>
           <w:szCs w:val="18"/>
         </w:rPr>
-        <w:t xml:space="preserve">Modelo predictivo de </w:t>
-      </w:r>
-      <w:proofErr w:type="spellStart"/>
-      <w:r>
-        <w:rPr>
-          <w:b/>
-          <w:bCs/>
-          <w:color w:val="1F2937"/>
-          <w:sz w:val="18"/>
-          <w:szCs w:val="18"/>
-        </w:rPr>
-        <w:t>churn</w:t>
-      </w:r>
-      <w:proofErr w:type="spellEnd"/>
-      <w:r>
-        <w:rPr>
-          <w:b/>
-          <w:bCs/>
-          <w:color w:val="1F2937"/>
-          <w:sz w:val="18"/>
-          <w:szCs w:val="18"/>
-        </w:rPr>
-        <w:t xml:space="preserve"> </w:t>
-      </w:r>
-      <w:r>
-        <w:rPr>
-          <w:color w:val="1F2937"/>
-          <w:sz w:val="18"/>
-          <w:szCs w:val="18"/>
-        </w:rPr>
-        <w:t>supervisado (</w:t>
-      </w:r>
-      <w:proofErr w:type="spellStart"/>
-      <w:r>
-        <w:rPr>
-          <w:color w:val="1F2937"/>
-          <w:sz w:val="18"/>
-          <w:szCs w:val="18"/>
-        </w:rPr>
-        <w:t>logistic</w:t>
-      </w:r>
-      <w:proofErr w:type="spellEnd"/>
-      <w:r>
-        <w:rPr>
-          <w:color w:val="1F2937"/>
-          <w:sz w:val="18"/>
-          <w:szCs w:val="18"/>
-        </w:rPr>
-        <w:t xml:space="preserve"> </w:t>
-      </w:r>
-      <w:proofErr w:type="spellStart"/>
-      <w:r>
-        <w:rPr>
-          <w:color w:val="1F2937"/>
-          <w:sz w:val="18"/>
-          <w:szCs w:val="18"/>
-        </w:rPr>
-        <w:t>regression</w:t>
-      </w:r>
-      <w:proofErr w:type="spellEnd"/>
-      <w:r>
-        <w:rPr>
-          <w:color w:val="1F2937"/>
-          <w:sz w:val="18"/>
-          <w:szCs w:val="18"/>
-        </w:rPr>
-        <w:t xml:space="preserve"> / </w:t>
-      </w:r>
-      <w:proofErr w:type="spellStart"/>
-      <w:r>
-        <w:rPr>
-          <w:color w:val="1F2937"/>
-          <w:sz w:val="18"/>
-          <w:szCs w:val="18"/>
-        </w:rPr>
-        <w:t>gradient</w:t>
-      </w:r>
-      <w:proofErr w:type="spellEnd"/>
-      <w:r>
-        <w:rPr>
-          <w:color w:val="1F2937"/>
-          <w:sz w:val="18"/>
-          <w:szCs w:val="18"/>
-        </w:rPr>
-        <w:t xml:space="preserve"> </w:t>
-      </w:r>
-      <w:proofErr w:type="spellStart"/>
-      <w:r>
-        <w:rPr>
-          <w:color w:val="1F2937"/>
-          <w:sz w:val="18"/>
-          <w:szCs w:val="18"/>
-        </w:rPr>
-        <w:t>boosting</w:t>
-      </w:r>
-      <w:proofErr w:type="spellEnd"/>
-      <w:r>
-        <w:rPr>
-          <w:color w:val="1F2937"/>
-          <w:sz w:val="18"/>
-          <w:szCs w:val="18"/>
-        </w:rPr>
-        <w:t xml:space="preserve">) con </w:t>
-      </w:r>
-      <w:proofErr w:type="spellStart"/>
-      <w:r>
-        <w:rPr>
-          <w:color w:val="1F2937"/>
-          <w:sz w:val="18"/>
-          <w:szCs w:val="18"/>
-        </w:rPr>
-        <w:t>churn</w:t>
-      </w:r>
-      <w:proofErr w:type="spellEnd"/>
-      <w:r>
-        <w:rPr>
-          <w:color w:val="1F2937"/>
-          <w:sz w:val="18"/>
-          <w:szCs w:val="18"/>
-        </w:rPr>
-        <w:t xml:space="preserve"> binario como </w:t>
-      </w:r>
-      <w:proofErr w:type="gramStart"/>
-      <w:r>
-        <w:rPr>
-          <w:color w:val="1F2937"/>
-          <w:sz w:val="18"/>
-          <w:szCs w:val="18"/>
-        </w:rPr>
-        <w:t>target</w:t>
-      </w:r>
-      <w:proofErr w:type="gramEnd"/>
-      <w:r>
-        <w:rPr>
-          <w:color w:val="1F2937"/>
-          <w:sz w:val="18"/>
-          <w:szCs w:val="18"/>
-        </w:rPr>
-        <w:t xml:space="preserve">, usando customer_360 como </w:t>
-      </w:r>
-      <w:proofErr w:type="spellStart"/>
-      <w:r>
-        <w:rPr>
-          <w:color w:val="1F2937"/>
-          <w:sz w:val="18"/>
-          <w:szCs w:val="18"/>
-        </w:rPr>
-        <w:t>feature</w:t>
-      </w:r>
-      <w:proofErr w:type="spellEnd"/>
-      <w:r>
-        <w:rPr>
-          <w:color w:val="1F2937"/>
-          <w:sz w:val="18"/>
-          <w:szCs w:val="18"/>
-        </w:rPr>
-        <w:t xml:space="preserve"> store.</w:t>
+        <w:t xml:space="preserve">Modelo predictivo de churn </w:t>
+      </w:r>
+      <w:r>
+        <w:rPr>
+          <w:color w:val="1F2937"/>
+          <w:sz w:val="18"/>
+          <w:szCs w:val="18"/>
+        </w:rPr>
+        <w:t>supervisado (logistic regression / gradient boosting) con churn binario como target, usando customer_360 como feature store.</w:t>
       </w:r>
     </w:p>
     <w:p>
@@ -12639,77 +8407,15 @@
           <w:sz w:val="18"/>
           <w:szCs w:val="18"/>
         </w:rPr>
-        <w:t xml:space="preserve">Orquestación con </w:t>
-      </w:r>
-      <w:proofErr w:type="spellStart"/>
-      <w:r>
-        <w:rPr>
-          <w:b/>
-          <w:bCs/>
-          <w:color w:val="1F2937"/>
-          <w:sz w:val="18"/>
-          <w:szCs w:val="18"/>
-        </w:rPr>
-        <w:t>Airflow</w:t>
-      </w:r>
-      <w:proofErr w:type="spellEnd"/>
-      <w:r>
-        <w:rPr>
-          <w:b/>
-          <w:bCs/>
-          <w:color w:val="1F2937"/>
-          <w:sz w:val="18"/>
-          <w:szCs w:val="18"/>
-        </w:rPr>
-        <w:t>/</w:t>
-      </w:r>
-      <w:proofErr w:type="spellStart"/>
-      <w:r>
-        <w:rPr>
-          <w:b/>
-          <w:bCs/>
-          <w:color w:val="1F2937"/>
-          <w:sz w:val="18"/>
-          <w:szCs w:val="18"/>
-        </w:rPr>
-        <w:t>Prefect</w:t>
-      </w:r>
-      <w:proofErr w:type="spellEnd"/>
-      <w:r>
-        <w:rPr>
-          <w:b/>
-          <w:bCs/>
-          <w:color w:val="1F2937"/>
-          <w:sz w:val="18"/>
-          <w:szCs w:val="18"/>
-        </w:rPr>
-        <w:t xml:space="preserve"> </w:t>
-      </w:r>
-      <w:r>
-        <w:rPr>
-          <w:color w:val="1F2937"/>
-          <w:sz w:val="18"/>
-          <w:szCs w:val="18"/>
-        </w:rPr>
-        <w:t xml:space="preserve">para </w:t>
-      </w:r>
-      <w:proofErr w:type="spellStart"/>
-      <w:r>
-        <w:rPr>
-          <w:color w:val="1F2937"/>
-          <w:sz w:val="18"/>
-          <w:szCs w:val="18"/>
-        </w:rPr>
-        <w:t>schedulear</w:t>
-      </w:r>
-      <w:proofErr w:type="spellEnd"/>
-      <w:r>
-        <w:rPr>
-          <w:color w:val="1F2937"/>
-          <w:sz w:val="18"/>
-          <w:szCs w:val="18"/>
-        </w:rPr>
-        <w:t xml:space="preserve"> el pipeline diariamente y monitorizar SLA.</w:t>
+        <w:t xml:space="preserve">Orquestación con Airflow/Prefect </w:t>
+      </w:r>
+      <w:r>
+        <w:rPr>
+          <w:color w:val="1F2937"/>
+          <w:sz w:val="18"/>
+          <w:szCs w:val="18"/>
+        </w:rPr>
+        <w:t>para schedulear el pipeline diariamente y monitorizar SLA.</w:t>
       </w:r>
     </w:p>
     <w:p>
@@ -12721,7 +8427,6 @@
         </w:numPr>
         <w:spacing w:after="50" w:line="260" w:lineRule="auto"/>
       </w:pPr>
-      <w:proofErr w:type="spellStart"/>
       <w:r>
         <w:rPr>
           <w:b/>
@@ -12730,44 +8435,15 @@
           <w:sz w:val="18"/>
           <w:szCs w:val="18"/>
         </w:rPr>
-        <w:t>Dashboard</w:t>
-      </w:r>
-      <w:proofErr w:type="spellEnd"/>
-      <w:r>
-        <w:rPr>
-          <w:b/>
-          <w:bCs/>
-          <w:color w:val="1F2937"/>
-          <w:sz w:val="18"/>
-          <w:szCs w:val="18"/>
-        </w:rPr>
-        <w:t xml:space="preserve"> interactivo </w:t>
-      </w:r>
-      <w:r>
-        <w:rPr>
-          <w:color w:val="1F2937"/>
-          <w:sz w:val="18"/>
-          <w:szCs w:val="18"/>
-        </w:rPr>
-        <w:t>(</w:t>
-      </w:r>
-      <w:proofErr w:type="spellStart"/>
-      <w:r>
-        <w:rPr>
-          <w:color w:val="1F2937"/>
-          <w:sz w:val="18"/>
-          <w:szCs w:val="18"/>
-        </w:rPr>
-        <w:t>Streamlit</w:t>
-      </w:r>
-      <w:proofErr w:type="spellEnd"/>
-      <w:r>
-        <w:rPr>
-          <w:color w:val="1F2937"/>
-          <w:sz w:val="18"/>
-          <w:szCs w:val="18"/>
-        </w:rPr>
-        <w:t>) para consumo por equipos de marketing — entregado como anexo del proyecto.</w:t>
+        <w:t xml:space="preserve">Dashboard interactivo </w:t>
+      </w:r>
+      <w:r>
+        <w:rPr>
+          <w:color w:val="1F2937"/>
+          <w:sz w:val="18"/>
+          <w:szCs w:val="18"/>
+        </w:rPr>
+        <w:t>(Streamlit) para consumo por equipos de marketing — entregado como anexo del proyecto.</w:t>
       </w:r>
     </w:p>
     <w:p>
@@ -12845,7 +8521,6 @@
               </w:rPr>
               <w:t xml:space="preserve">DWH dimensional reproducible (8 tablas, 21 validaciones automáticas) </w:t>
             </w:r>
-            <w:proofErr w:type="gramStart"/>
             <w:r>
               <w:rPr>
                 <w:b/>
@@ -12854,9 +8529,16 @@
                 <w:sz w:val="18"/>
                 <w:szCs w:val="18"/>
               </w:rPr>
-              <w:t>·  ✓</w:t>
-            </w:r>
-            <w:proofErr w:type="gramEnd"/>
+              <w:t xml:space="preserve">·  ✓ </w:t>
+            </w:r>
+            <w:r>
+              <w:rPr>
+                <w:color w:val="1F2937"/>
+                <w:sz w:val="18"/>
+                <w:szCs w:val="18"/>
+              </w:rPr>
+              <w:t xml:space="preserve">Pipeline ETL en 19 s end-to-end </w:t>
+            </w:r>
             <w:r>
               <w:rPr>
                 <w:b/>
@@ -12865,7 +8547,7 @@
                 <w:sz w:val="18"/>
                 <w:szCs w:val="18"/>
               </w:rPr>
-              <w:t xml:space="preserve"> </w:t>
+              <w:t xml:space="preserve">·  ✓ </w:t>
             </w:r>
             <w:r>
               <w:rPr>
@@ -12873,45 +8555,8 @@
                 <w:sz w:val="18"/>
                 <w:szCs w:val="18"/>
               </w:rPr>
-              <w:t xml:space="preserve">Pipeline ETL en 19 s </w:t>
-            </w:r>
-            <w:proofErr w:type="spellStart"/>
-            <w:r>
-              <w:rPr>
-                <w:color w:val="1F2937"/>
-                <w:sz w:val="18"/>
-                <w:szCs w:val="18"/>
-              </w:rPr>
-              <w:t>end</w:t>
-            </w:r>
-            <w:proofErr w:type="spellEnd"/>
-            <w:r>
-              <w:rPr>
-                <w:color w:val="1F2937"/>
-                <w:sz w:val="18"/>
-                <w:szCs w:val="18"/>
-              </w:rPr>
-              <w:t>-to-</w:t>
-            </w:r>
-            <w:proofErr w:type="spellStart"/>
-            <w:r>
-              <w:rPr>
-                <w:color w:val="1F2937"/>
-                <w:sz w:val="18"/>
-                <w:szCs w:val="18"/>
-              </w:rPr>
-              <w:t>end</w:t>
-            </w:r>
-            <w:proofErr w:type="spellEnd"/>
-            <w:r>
-              <w:rPr>
-                <w:color w:val="1F2937"/>
-                <w:sz w:val="18"/>
-                <w:szCs w:val="18"/>
-              </w:rPr>
-              <w:t xml:space="preserve"> </w:t>
-            </w:r>
-            <w:proofErr w:type="gramStart"/>
+              <w:t xml:space="preserve">5.750 clientes con CLTV (3 versiones), RFM y Churn Risk </w:t>
+            </w:r>
             <w:r>
               <w:rPr>
                 <w:b/>
@@ -12920,9 +8565,16 @@
                 <w:sz w:val="18"/>
                 <w:szCs w:val="18"/>
               </w:rPr>
-              <w:t>·  ✓</w:t>
-            </w:r>
-            <w:proofErr w:type="gramEnd"/>
+              <w:t xml:space="preserve">·  ✓ </w:t>
+            </w:r>
+            <w:r>
+              <w:rPr>
+                <w:color w:val="1F2937"/>
+                <w:sz w:val="18"/>
+                <w:szCs w:val="18"/>
+              </w:rPr>
+              <w:t xml:space="preserve">Clustering K-Means tras PCA con 4 segmentos accionables </w:t>
+            </w:r>
             <w:r>
               <w:rPr>
                 <w:b/>
@@ -12931,7 +8583,7 @@
                 <w:sz w:val="18"/>
                 <w:szCs w:val="18"/>
               </w:rPr>
-              <w:t xml:space="preserve"> </w:t>
+              <w:t xml:space="preserve">·  ✓ </w:t>
             </w:r>
             <w:r>
               <w:rPr>
@@ -12939,87 +8591,7 @@
                 <w:sz w:val="18"/>
                 <w:szCs w:val="18"/>
               </w:rPr>
-              <w:t xml:space="preserve">5.750 clientes con CLTV (3 versiones), RFM y Churn Risk </w:t>
-            </w:r>
-            <w:proofErr w:type="gramStart"/>
-            <w:r>
-              <w:rPr>
-                <w:b/>
-                <w:bCs/>
-                <w:color w:val="385723"/>
-                <w:sz w:val="18"/>
-                <w:szCs w:val="18"/>
-              </w:rPr>
-              <w:t>·  ✓</w:t>
-            </w:r>
-            <w:proofErr w:type="gramEnd"/>
-            <w:r>
-              <w:rPr>
-                <w:b/>
-                <w:bCs/>
-                <w:color w:val="385723"/>
-                <w:sz w:val="18"/>
-                <w:szCs w:val="18"/>
-              </w:rPr>
-              <w:t xml:space="preserve"> </w:t>
-            </w:r>
-            <w:proofErr w:type="spellStart"/>
-            <w:r>
-              <w:rPr>
-                <w:color w:val="1F2937"/>
-                <w:sz w:val="18"/>
-                <w:szCs w:val="18"/>
-              </w:rPr>
-              <w:t>Clustering</w:t>
-            </w:r>
-            <w:proofErr w:type="spellEnd"/>
-            <w:r>
-              <w:rPr>
-                <w:color w:val="1F2937"/>
-                <w:sz w:val="18"/>
-                <w:szCs w:val="18"/>
-              </w:rPr>
-              <w:t xml:space="preserve"> K-Means tras PCA con 4 segmentos accionables </w:t>
-            </w:r>
-            <w:proofErr w:type="gramStart"/>
-            <w:r>
-              <w:rPr>
-                <w:b/>
-                <w:bCs/>
-                <w:color w:val="385723"/>
-                <w:sz w:val="18"/>
-                <w:szCs w:val="18"/>
-              </w:rPr>
-              <w:t>·  ✓</w:t>
-            </w:r>
-            <w:proofErr w:type="gramEnd"/>
-            <w:r>
-              <w:rPr>
-                <w:b/>
-                <w:bCs/>
-                <w:color w:val="385723"/>
-                <w:sz w:val="18"/>
-                <w:szCs w:val="18"/>
-              </w:rPr>
-              <w:t xml:space="preserve"> </w:t>
-            </w:r>
-            <w:proofErr w:type="spellStart"/>
-            <w:r>
-              <w:rPr>
-                <w:color w:val="1F2937"/>
-                <w:sz w:val="18"/>
-                <w:szCs w:val="18"/>
-              </w:rPr>
-              <w:t>Insights</w:t>
-            </w:r>
-            <w:proofErr w:type="spellEnd"/>
-            <w:r>
-              <w:rPr>
-                <w:color w:val="1F2937"/>
-                <w:sz w:val="18"/>
-                <w:szCs w:val="18"/>
-              </w:rPr>
-              <w:t xml:space="preserve"> de negocio cuantificados y trazables.</w:t>
+              <w:t>Insights de negocio cuantificados y trazables.</w:t>
             </w:r>
           </w:p>
         </w:tc>
@@ -13046,51 +8618,7 @@
           <w:sz w:val="16"/>
           <w:szCs w:val="16"/>
         </w:rPr>
-        <w:t xml:space="preserve">Business </w:t>
-      </w:r>
-      <w:proofErr w:type="spellStart"/>
-      <w:r>
-        <w:rPr>
-          <w:i/>
-          <w:iCs/>
-          <w:color w:val="1F2937"/>
-          <w:sz w:val="16"/>
-          <w:szCs w:val="16"/>
-        </w:rPr>
-        <w:t>Research</w:t>
-      </w:r>
-      <w:proofErr w:type="spellEnd"/>
-      <w:r>
-        <w:rPr>
-          <w:i/>
-          <w:iCs/>
-          <w:color w:val="1F2937"/>
-          <w:sz w:val="16"/>
-          <w:szCs w:val="16"/>
-        </w:rPr>
-        <w:t xml:space="preserve"> </w:t>
-      </w:r>
-      <w:proofErr w:type="spellStart"/>
-      <w:r>
-        <w:rPr>
-          <w:i/>
-          <w:iCs/>
-          <w:color w:val="1F2937"/>
-          <w:sz w:val="16"/>
-          <w:szCs w:val="16"/>
-        </w:rPr>
-        <w:t>Insights</w:t>
-      </w:r>
-      <w:proofErr w:type="spellEnd"/>
-      <w:r>
-        <w:rPr>
-          <w:i/>
-          <w:iCs/>
-          <w:color w:val="1F2937"/>
-          <w:sz w:val="16"/>
-          <w:szCs w:val="16"/>
-        </w:rPr>
-        <w:t xml:space="preserve"> (2024). </w:t>
+        <w:t xml:space="preserve">Business Research Insights (2024). </w:t>
       </w:r>
       <w:r>
         <w:rPr>
@@ -13102,9 +8630,32 @@
           <w:sz w:val="16"/>
           <w:szCs w:val="16"/>
         </w:rPr>
-        <w:t xml:space="preserve">Health and </w:t>
-      </w:r>
-      <w:proofErr w:type="spellStart"/>
+        <w:t>Health and Wellness Products Market Report — 2026 to 2035</w:t>
+      </w:r>
+      <w:r>
+        <w:rPr>
+          <w:color w:val="1F2937"/>
+          <w:sz w:val="16"/>
+          <w:szCs w:val="16"/>
+        </w:rPr>
+        <w:t>. https://www.businessresearchinsights.com/es/market-reports/health-and-wellness-products-market-118977</w:t>
+      </w:r>
+    </w:p>
+    <w:p>
+      <w:pPr>
+        <w:spacing w:after="60" w:line="280" w:lineRule="auto"/>
+        <w:jc w:val="both"/>
+      </w:pPr>
+      <w:r>
+        <w:rPr>
+          <w:i/>
+          <w:iCs/>
+          <w:color w:val="1F2937"/>
+          <w:sz w:val="16"/>
+          <w:szCs w:val="16"/>
+        </w:rPr>
+        <w:t xml:space="preserve">Putler (2024). </w:t>
+      </w:r>
       <w:r>
         <w:rPr>
           <w:b/>
@@ -13115,9 +8666,32 @@
           <w:sz w:val="16"/>
           <w:szCs w:val="16"/>
         </w:rPr>
-        <w:t>Wellness</w:t>
-      </w:r>
-      <w:proofErr w:type="spellEnd"/>
+        <w:t>14 Customer Retention Metrics &amp; KPIs to Track (With Formulas)</w:t>
+      </w:r>
+      <w:r>
+        <w:rPr>
+          <w:color w:val="1F2937"/>
+          <w:sz w:val="16"/>
+          <w:szCs w:val="16"/>
+        </w:rPr>
+        <w:t>.</w:t>
+      </w:r>
+    </w:p>
+    <w:p>
+      <w:pPr>
+        <w:spacing w:after="60" w:line="280" w:lineRule="auto"/>
+        <w:jc w:val="both"/>
+      </w:pPr>
+      <w:r>
+        <w:rPr>
+          <w:i/>
+          <w:iCs/>
+          <w:color w:val="1F2937"/>
+          <w:sz w:val="16"/>
+          <w:szCs w:val="16"/>
+        </w:rPr>
+        <w:t xml:space="preserve">ProsperStack (2024). </w:t>
+      </w:r>
       <w:r>
         <w:rPr>
           <w:b/>
@@ -13128,9 +8702,32 @@
           <w:sz w:val="16"/>
           <w:szCs w:val="16"/>
         </w:rPr>
-        <w:t xml:space="preserve"> </w:t>
-      </w:r>
-      <w:proofErr w:type="spellStart"/>
+        <w:t>28 Customer Retention Metric Formulas for Business Success</w:t>
+      </w:r>
+      <w:r>
+        <w:rPr>
+          <w:color w:val="1F2937"/>
+          <w:sz w:val="16"/>
+          <w:szCs w:val="16"/>
+        </w:rPr>
+        <w:t>.</w:t>
+      </w:r>
+    </w:p>
+    <w:p>
+      <w:pPr>
+        <w:spacing w:after="80" w:line="280" w:lineRule="auto"/>
+        <w:jc w:val="both"/>
+      </w:pPr>
+      <w:r>
+        <w:rPr>
+          <w:i/>
+          <w:iCs/>
+          <w:color w:val="1F2937"/>
+          <w:sz w:val="16"/>
+          <w:szCs w:val="16"/>
+        </w:rPr>
+        <w:t xml:space="preserve">Kimball, R. &amp; Ross, M. (2013). </w:t>
+      </w:r>
       <w:r>
         <w:rPr>
           <w:b/>
@@ -13141,453 +8738,8 @@
           <w:sz w:val="16"/>
           <w:szCs w:val="16"/>
         </w:rPr>
-        <w:t>Products</w:t>
-      </w:r>
-      <w:proofErr w:type="spellEnd"/>
-      <w:r>
-        <w:rPr>
-          <w:b/>
-          <w:bCs/>
-          <w:i/>
-          <w:iCs/>
-          <w:color w:val="1F2937"/>
-          <w:sz w:val="16"/>
-          <w:szCs w:val="16"/>
-        </w:rPr>
-        <w:t xml:space="preserve"> Market </w:t>
-      </w:r>
-      <w:proofErr w:type="spellStart"/>
-      <w:r>
-        <w:rPr>
-          <w:b/>
-          <w:bCs/>
-          <w:i/>
-          <w:iCs/>
-          <w:color w:val="1F2937"/>
-          <w:sz w:val="16"/>
-          <w:szCs w:val="16"/>
-        </w:rPr>
-        <w:t>Report</w:t>
-      </w:r>
-      <w:proofErr w:type="spellEnd"/>
-      <w:r>
-        <w:rPr>
-          <w:b/>
-          <w:bCs/>
-          <w:i/>
-          <w:iCs/>
-          <w:color w:val="1F2937"/>
-          <w:sz w:val="16"/>
-          <w:szCs w:val="16"/>
-        </w:rPr>
-        <w:t xml:space="preserve"> — 2026 to 2035</w:t>
-      </w:r>
-      <w:r>
-        <w:rPr>
-          <w:color w:val="1F2937"/>
-          <w:sz w:val="16"/>
-          <w:szCs w:val="16"/>
-        </w:rPr>
-        <w:t>. https://www.businessresearchinsights.com/es/market-reports/health-and-wellness-products-market-118977</w:t>
-      </w:r>
-    </w:p>
-    <w:p>
-      <w:pPr>
-        <w:spacing w:after="60" w:line="280" w:lineRule="auto"/>
-        <w:jc w:val="both"/>
-      </w:pPr>
-      <w:proofErr w:type="spellStart"/>
-      <w:r>
-        <w:rPr>
-          <w:i/>
-          <w:iCs/>
-          <w:color w:val="1F2937"/>
-          <w:sz w:val="16"/>
-          <w:szCs w:val="16"/>
-        </w:rPr>
-        <w:t>Putler</w:t>
-      </w:r>
-      <w:proofErr w:type="spellEnd"/>
-      <w:r>
-        <w:rPr>
-          <w:i/>
-          <w:iCs/>
-          <w:color w:val="1F2937"/>
-          <w:sz w:val="16"/>
-          <w:szCs w:val="16"/>
-        </w:rPr>
-        <w:t xml:space="preserve"> (2024). </w:t>
-      </w:r>
-      <w:r>
-        <w:rPr>
-          <w:b/>
-          <w:bCs/>
-          <w:i/>
-          <w:iCs/>
-          <w:color w:val="1F2937"/>
-          <w:sz w:val="16"/>
-          <w:szCs w:val="16"/>
-        </w:rPr>
-        <w:t xml:space="preserve">14 </w:t>
-      </w:r>
-      <w:proofErr w:type="spellStart"/>
-      <w:r>
-        <w:rPr>
-          <w:b/>
-          <w:bCs/>
-          <w:i/>
-          <w:iCs/>
-          <w:color w:val="1F2937"/>
-          <w:sz w:val="16"/>
-          <w:szCs w:val="16"/>
-        </w:rPr>
-        <w:t>Customer</w:t>
-      </w:r>
-      <w:proofErr w:type="spellEnd"/>
-      <w:r>
-        <w:rPr>
-          <w:b/>
-          <w:bCs/>
-          <w:i/>
-          <w:iCs/>
-          <w:color w:val="1F2937"/>
-          <w:sz w:val="16"/>
-          <w:szCs w:val="16"/>
-        </w:rPr>
-        <w:t xml:space="preserve"> </w:t>
-      </w:r>
-      <w:proofErr w:type="spellStart"/>
-      <w:r>
-        <w:rPr>
-          <w:b/>
-          <w:bCs/>
-          <w:i/>
-          <w:iCs/>
-          <w:color w:val="1F2937"/>
-          <w:sz w:val="16"/>
-          <w:szCs w:val="16"/>
-        </w:rPr>
-        <w:t>Retention</w:t>
-      </w:r>
-      <w:proofErr w:type="spellEnd"/>
-      <w:r>
-        <w:rPr>
-          <w:b/>
-          <w:bCs/>
-          <w:i/>
-          <w:iCs/>
-          <w:color w:val="1F2937"/>
-          <w:sz w:val="16"/>
-          <w:szCs w:val="16"/>
-        </w:rPr>
-        <w:t xml:space="preserve"> </w:t>
-      </w:r>
-      <w:proofErr w:type="spellStart"/>
-      <w:r>
-        <w:rPr>
-          <w:b/>
-          <w:bCs/>
-          <w:i/>
-          <w:iCs/>
-          <w:color w:val="1F2937"/>
-          <w:sz w:val="16"/>
-          <w:szCs w:val="16"/>
-        </w:rPr>
-        <w:t>Metrics</w:t>
-      </w:r>
-      <w:proofErr w:type="spellEnd"/>
-      <w:r>
-        <w:rPr>
-          <w:b/>
-          <w:bCs/>
-          <w:i/>
-          <w:iCs/>
-          <w:color w:val="1F2937"/>
-          <w:sz w:val="16"/>
-          <w:szCs w:val="16"/>
-        </w:rPr>
-        <w:t xml:space="preserve"> &amp; </w:t>
-      </w:r>
-      <w:proofErr w:type="spellStart"/>
-      <w:r>
-        <w:rPr>
-          <w:b/>
-          <w:bCs/>
-          <w:i/>
-          <w:iCs/>
-          <w:color w:val="1F2937"/>
-          <w:sz w:val="16"/>
-          <w:szCs w:val="16"/>
-        </w:rPr>
-        <w:t>KPIs</w:t>
-      </w:r>
-      <w:proofErr w:type="spellEnd"/>
-      <w:r>
-        <w:rPr>
-          <w:b/>
-          <w:bCs/>
-          <w:i/>
-          <w:iCs/>
-          <w:color w:val="1F2937"/>
-          <w:sz w:val="16"/>
-          <w:szCs w:val="16"/>
-        </w:rPr>
-        <w:t xml:space="preserve"> to Track (With Formulas)</w:t>
-      </w:r>
-      <w:r>
-        <w:rPr>
-          <w:color w:val="1F2937"/>
-          <w:sz w:val="16"/>
-          <w:szCs w:val="16"/>
-        </w:rPr>
-        <w:t>.</w:t>
-      </w:r>
-    </w:p>
-    <w:p>
-      <w:pPr>
-        <w:spacing w:after="60" w:line="280" w:lineRule="auto"/>
-        <w:jc w:val="both"/>
-      </w:pPr>
-      <w:proofErr w:type="spellStart"/>
-      <w:r>
-        <w:rPr>
-          <w:i/>
-          <w:iCs/>
-          <w:color w:val="1F2937"/>
-          <w:sz w:val="16"/>
-          <w:szCs w:val="16"/>
-        </w:rPr>
-        <w:t>ProsperStack</w:t>
-      </w:r>
-      <w:proofErr w:type="spellEnd"/>
-      <w:r>
-        <w:rPr>
-          <w:i/>
-          <w:iCs/>
-          <w:color w:val="1F2937"/>
-          <w:sz w:val="16"/>
-          <w:szCs w:val="16"/>
-        </w:rPr>
-        <w:t xml:space="preserve"> (2024). </w:t>
-      </w:r>
-      <w:r>
-        <w:rPr>
-          <w:b/>
-          <w:bCs/>
-          <w:i/>
-          <w:iCs/>
-          <w:color w:val="1F2937"/>
-          <w:sz w:val="16"/>
-          <w:szCs w:val="16"/>
-        </w:rPr>
-        <w:t xml:space="preserve">28 </w:t>
-      </w:r>
-      <w:proofErr w:type="spellStart"/>
-      <w:r>
-        <w:rPr>
-          <w:b/>
-          <w:bCs/>
-          <w:i/>
-          <w:iCs/>
-          <w:color w:val="1F2937"/>
-          <w:sz w:val="16"/>
-          <w:szCs w:val="16"/>
-        </w:rPr>
-        <w:t>Customer</w:t>
-      </w:r>
-      <w:proofErr w:type="spellEnd"/>
-      <w:r>
-        <w:rPr>
-          <w:b/>
-          <w:bCs/>
-          <w:i/>
-          <w:iCs/>
-          <w:color w:val="1F2937"/>
-          <w:sz w:val="16"/>
-          <w:szCs w:val="16"/>
-        </w:rPr>
-        <w:t xml:space="preserve"> </w:t>
-      </w:r>
-      <w:proofErr w:type="spellStart"/>
-      <w:r>
-        <w:rPr>
-          <w:b/>
-          <w:bCs/>
-          <w:i/>
-          <w:iCs/>
-          <w:color w:val="1F2937"/>
-          <w:sz w:val="16"/>
-          <w:szCs w:val="16"/>
-        </w:rPr>
-        <w:t>Retention</w:t>
-      </w:r>
-      <w:proofErr w:type="spellEnd"/>
-      <w:r>
-        <w:rPr>
-          <w:b/>
-          <w:bCs/>
-          <w:i/>
-          <w:iCs/>
-          <w:color w:val="1F2937"/>
-          <w:sz w:val="16"/>
-          <w:szCs w:val="16"/>
-        </w:rPr>
-        <w:t xml:space="preserve"> </w:t>
-      </w:r>
-      <w:proofErr w:type="spellStart"/>
-      <w:r>
-        <w:rPr>
-          <w:b/>
-          <w:bCs/>
-          <w:i/>
-          <w:iCs/>
-          <w:color w:val="1F2937"/>
-          <w:sz w:val="16"/>
-          <w:szCs w:val="16"/>
-        </w:rPr>
-        <w:t>Metric</w:t>
-      </w:r>
-      <w:proofErr w:type="spellEnd"/>
-      <w:r>
-        <w:rPr>
-          <w:b/>
-          <w:bCs/>
-          <w:i/>
-          <w:iCs/>
-          <w:color w:val="1F2937"/>
-          <w:sz w:val="16"/>
-          <w:szCs w:val="16"/>
-        </w:rPr>
-        <w:t xml:space="preserve"> Formulas </w:t>
-      </w:r>
-      <w:proofErr w:type="spellStart"/>
-      <w:r>
-        <w:rPr>
-          <w:b/>
-          <w:bCs/>
-          <w:i/>
-          <w:iCs/>
-          <w:color w:val="1F2937"/>
-          <w:sz w:val="16"/>
-          <w:szCs w:val="16"/>
-        </w:rPr>
-        <w:t>for</w:t>
-      </w:r>
-      <w:proofErr w:type="spellEnd"/>
-      <w:r>
-        <w:rPr>
-          <w:b/>
-          <w:bCs/>
-          <w:i/>
-          <w:iCs/>
-          <w:color w:val="1F2937"/>
-          <w:sz w:val="16"/>
-          <w:szCs w:val="16"/>
-        </w:rPr>
-        <w:t xml:space="preserve"> Business Success</w:t>
-      </w:r>
-      <w:r>
-        <w:rPr>
-          <w:color w:val="1F2937"/>
-          <w:sz w:val="16"/>
-          <w:szCs w:val="16"/>
-        </w:rPr>
-        <w:t>.</w:t>
-      </w:r>
-    </w:p>
-    <w:p>
-      <w:pPr>
-        <w:spacing w:after="80" w:line="280" w:lineRule="auto"/>
-        <w:jc w:val="both"/>
-      </w:pPr>
-      <w:r>
-        <w:rPr>
-          <w:i/>
-          <w:iCs/>
-          <w:color w:val="1F2937"/>
-          <w:sz w:val="16"/>
-          <w:szCs w:val="16"/>
-        </w:rPr>
-        <w:t xml:space="preserve">Kimball, R. &amp; Ross, M. (2013). </w:t>
-      </w:r>
-      <w:r>
-        <w:rPr>
-          <w:b/>
-          <w:bCs/>
-          <w:i/>
-          <w:iCs/>
-          <w:color w:val="1F2937"/>
-          <w:sz w:val="16"/>
-          <w:szCs w:val="16"/>
-        </w:rPr>
-        <w:t xml:space="preserve">The Data </w:t>
-      </w:r>
-      <w:proofErr w:type="spellStart"/>
-      <w:r>
-        <w:rPr>
-          <w:b/>
-          <w:bCs/>
-          <w:i/>
-          <w:iCs/>
-          <w:color w:val="1F2937"/>
-          <w:sz w:val="16"/>
-          <w:szCs w:val="16"/>
-        </w:rPr>
-        <w:t>Warehouse</w:t>
-      </w:r>
-      <w:proofErr w:type="spellEnd"/>
-      <w:r>
-        <w:rPr>
-          <w:b/>
-          <w:bCs/>
-          <w:i/>
-          <w:iCs/>
-          <w:color w:val="1F2937"/>
-          <w:sz w:val="16"/>
-          <w:szCs w:val="16"/>
-        </w:rPr>
-        <w:t xml:space="preserve"> </w:t>
-      </w:r>
-      <w:proofErr w:type="spellStart"/>
-      <w:r>
-        <w:rPr>
-          <w:b/>
-          <w:bCs/>
-          <w:i/>
-          <w:iCs/>
-          <w:color w:val="1F2937"/>
-          <w:sz w:val="16"/>
-          <w:szCs w:val="16"/>
-        </w:rPr>
-        <w:t>Toolkit</w:t>
-      </w:r>
-      <w:proofErr w:type="spellEnd"/>
-      <w:r>
-        <w:rPr>
-          <w:b/>
-          <w:bCs/>
-          <w:i/>
-          <w:iCs/>
-          <w:color w:val="1F2937"/>
-          <w:sz w:val="16"/>
-          <w:szCs w:val="16"/>
-        </w:rPr>
-        <w:t xml:space="preserve">: The Definitive Guide to Dimensional </w:t>
-      </w:r>
-      <w:proofErr w:type="spellStart"/>
-      <w:r>
-        <w:rPr>
-          <w:b/>
-          <w:bCs/>
-          <w:i/>
-          <w:iCs/>
-          <w:color w:val="1F2937"/>
-          <w:sz w:val="16"/>
-          <w:szCs w:val="16"/>
-        </w:rPr>
-        <w:t>Modeling</w:t>
-      </w:r>
-      <w:proofErr w:type="spellEnd"/>
+        <w:t>The Data Warehouse Toolkit: The Definitive Guide to Dimensional Modeling</w:t>
+      </w:r>
       <w:r>
         <w:rPr>
           <w:color w:val="1F2937"/>
